--- a/downloads/student/ai-7-week-16.docx
+++ b/downloads/student/ai-7-week-16.docx
@@ -813,6 +813,16 @@
     <w:p>
       <w:r>
         <w:t>Interactions and small-sample variability remain; this illustrative difference is not a universal causal estimate.</w:t>
+      </w:r>
+    </w:p>
+    <w:p>
+      <w:r>
+        <w:t>Read the labelled picture: Calculate the filter ablation’s two rates and count change. Which single component is altered, and why does also changing the model prevent isolating the filter?</w:t>
+      </w:r>
+    </w:p>
+    <w:p>
+      <w:r>
+        <w:t>Change one thing: Remove the filter and also change the model version. Predict the result before checking the explanation. What remains the same?</w:t>
       </w:r>
     </w:p>
     <w:p>
@@ -1911,6 +1921,187 @@
         <w:t>Attempt the independent case before hints. Record whether you worked alone, used a hint or followed a model. After feedback, fix the first unsupported step and explain why it changed. A later check uses a changed case, not a copied answer.</w:t>
       </w:r>
     </w:p>
+    <w:p>
+      <w:pPr>
+        <w:pStyle w:val="Heading1"/>
+      </w:pPr>
+      <w:r>
+        <w:t>15. Your lesson route</w:t>
+      </w:r>
+    </w:p>
+    <w:p>
+      <w:r>
+        <w:t>Start with this question: Remove one component at a time. A retrieval pipeline has search plus a relevance filter. A team tests the filter’s contribution.</w:t>
+      </w:r>
+    </w:p>
+    <w:tbl>
+      <w:tblPr>
+        <w:tblStyle w:val="LightShading-Accent1"/>
+        <w:tblW w:type="auto" w:w="0"/>
+        <w:tblLook w:firstColumn="1" w:firstRow="1" w:lastColumn="0" w:lastRow="0" w:noHBand="0" w:noVBand="1" w:val="04A0"/>
+      </w:tblPr>
+      <w:tblGrid>
+        <w:gridCol w:w="5112"/>
+        <w:gridCol w:w="5112"/>
+      </w:tblGrid>
+      <w:tr>
+        <w:trPr>
+          <w:tblHeader/>
+        </w:trPr>
+        <w:tc>
+          <w:tcPr>
+            <w:tcW w:type="dxa" w:w="5112"/>
+          </w:tcPr>
+          <w:p>
+            <w:r>
+              <w:t>By the end, I can</w:t>
+            </w:r>
+          </w:p>
+        </w:tc>
+        <w:tc>
+          <w:tcPr>
+            <w:tcW w:type="dxa" w:w="5112"/>
+          </w:tcPr>
+          <w:p>
+            <w:r>
+              <w:t>How I will show it</w:t>
+            </w:r>
+          </w:p>
+        </w:tc>
+      </w:tr>
+      <w:tr>
+        <w:tc>
+          <w:tcPr>
+            <w:tcW w:type="dxa" w:w="5112"/>
+          </w:tcPr>
+          <w:p>
+            <w:r>
+              <w:t>Explain the mechanism and terminology of ablation studies</w:t>
+            </w:r>
+          </w:p>
+        </w:tc>
+        <w:tc>
+          <w:tcPr>
+            <w:tcW w:type="dxa" w:w="5112"/>
+          </w:tcPr>
+          <w:p>
+            <w:r>
+              <w:t>Explain the deciding step, show a trace or test, and state one limit.</w:t>
+            </w:r>
+          </w:p>
+        </w:tc>
+      </w:tr>
+      <w:tr>
+        <w:tc>
+          <w:tcPr>
+            <w:tcW w:type="dxa" w:w="5112"/>
+          </w:tcPr>
+          <w:p>
+            <w:r>
+              <w:t>Apply the stated procedure to a new case with a traceable result</w:t>
+            </w:r>
+          </w:p>
+        </w:tc>
+        <w:tc>
+          <w:tcPr>
+            <w:tcW w:type="dxa" w:w="5112"/>
+          </w:tcPr>
+          <w:p>
+            <w:r>
+              <w:t>Explain the deciding step, show a trace or test, and state one limit.</w:t>
+            </w:r>
+          </w:p>
+        </w:tc>
+      </w:tr>
+      <w:tr>
+        <w:tc>
+          <w:tcPr>
+            <w:tcW w:type="dxa" w:w="5112"/>
+          </w:tcPr>
+          <w:p>
+            <w:r>
+              <w:t>Identify an assumption or limitation and design a revealing follow-up</w:t>
+            </w:r>
+          </w:p>
+        </w:tc>
+        <w:tc>
+          <w:tcPr>
+            <w:tcW w:type="dxa" w:w="5112"/>
+          </w:tcPr>
+          <w:p>
+            <w:r>
+              <w:t>Explain the deciding step, show a trace or test, and state one limit.</w:t>
+            </w:r>
+          </w:p>
+        </w:tc>
+      </w:tr>
+    </w:tbl>
+    <w:p>
+      <w:r>
+        <w:t>Remember → watch and explain → try with help → investigate → try independently → keep project evidence. Your teacher may spread this lesson across several classes.</w:t>
+      </w:r>
+    </w:p>
+    <w:p>
+      <w:r>
+        <w:t>Keep your first prediction. Compare it with what the evidence shows and explain any change.</w:t>
+      </w:r>
+    </w:p>
+    <w:p>
+      <w:pPr>
+        <w:pStyle w:val="Heading1"/>
+      </w:pPr>
+      <w:r>
+        <w:t>16. Finish and return</w:t>
+      </w:r>
+    </w:p>
+    <w:p>
+      <w:r>
+        <w:t>Close your notes. Explain this goal in your own words: Explain the mechanism and terminology of ablation studies</w:t>
+      </w:r>
+    </w:p>
+    <w:p>
+      <w:pPr>
+        <w:pStyle w:val="Heading3"/>
+      </w:pPr>
+      <w:r>
+        <w:t>My deciding step, evidence and one remaining question</w:t>
+      </w:r>
+    </w:p>
+    <w:p>
+      <w:r>
+        <w:t>________________________________________________________________</w:t>
+      </w:r>
+    </w:p>
+    <w:p>
+      <w:r>
+        <w:t>________________________________________________________________</w:t>
+      </w:r>
+    </w:p>
+    <w:p>
+      <w:r>
+        <w:t>________________________________________________________________</w:t>
+      </w:r>
+    </w:p>
+    <w:p>
+      <w:r>
+        <w:t>________________________________________________________________</w:t>
+      </w:r>
+    </w:p>
+    <w:p>
+      <w:r>
+        <w:t>________________________________________________________________</w:t>
+      </w:r>
+    </w:p>
+    <w:p>
+      <w:r>
+        <w:t>If you are unsure, return to the worked picture and explain one arrow. If you are ready, change an input or assumption and justify your prediction.</w:t>
+      </w:r>
+    </w:p>
+    <w:p>
+      <w:r>
+        <w:t>Save your workbook evidence. At the next review, try a different case before opening your old answer.</w:t>
+      </w:r>
+    </w:p>
     <w:sectPr>
       <w:pgSz w:w="12240" w:h="15840"/>
       <w:pgMar w:top="936" w:right="1008" w:bottom="936" w:left="1008" w:header="720" w:footer="720" w:gutter="0"/>

--- a/downloads/student/ai-7-week-16.docx
+++ b/downloads/student/ai-7-week-16.docx
@@ -2102,6 +2102,202 @@
         <w:t>Save your workbook evidence. At the next review, try a different case before opening your old answer.</w:t>
       </w:r>
     </w:p>
+    <w:p>
+      <w:pPr>
+        <w:pStyle w:val="Heading1"/>
+      </w:pPr>
+      <w:r>
+        <w:t>17. Supported practice, repair and portfolio</w:t>
+      </w:r>
+    </w:p>
+    <w:p>
+      <w:r>
+        <w:t>Use this supported practice once, in the browser or on paper. Keep the reserved independent assessment for a separate first attempt before teacher feedback.</w:t>
+      </w:r>
+    </w:p>
+    <w:p>
+      <w:r>
+        <w:t>Remove one component at a time. A retrieval pipeline has search plus a relevance filter. A team tests the filter’s contribution.</w:t>
+      </w:r>
+    </w:p>
+    <w:p>
+      <w:pPr>
+        <w:pStyle w:val="Heading3"/>
+      </w:pPr>
+      <w:r>
+        <w:t>Practice 1: explain the deciding evidence</w:t>
+      </w:r>
+    </w:p>
+    <w:p>
+      <w:r>
+        <w:t>Which labelled step matches this detail? Correctness falls from 80% to 60%, two cases in this set.</w:t>
+      </w:r>
+    </w:p>
+    <w:p>
+      <w:r>
+        <w:t>1. Name the component</w:t>
+      </w:r>
+    </w:p>
+    <w:p>
+      <w:r>
+        <w:t>2. Run the ablation</w:t>
+      </w:r>
+    </w:p>
+    <w:p>
+      <w:r>
+        <w:t>3. Compare outcomes</w:t>
+      </w:r>
+    </w:p>
+    <w:p>
+      <w:pPr>
+        <w:pStyle w:val="Heading3"/>
+      </w:pPr>
+      <w:r>
+        <w:t>My selected conclusion, deciding fact and explanation</w:t>
+      </w:r>
+    </w:p>
+    <w:p>
+      <w:r>
+        <w:t>________________________________________________________________</w:t>
+      </w:r>
+    </w:p>
+    <w:p>
+      <w:r>
+        <w:t>________________________________________________________________</w:t>
+      </w:r>
+    </w:p>
+    <w:p>
+      <w:r>
+        <w:t>________________________________________________________________</w:t>
+      </w:r>
+    </w:p>
+    <w:p>
+      <w:r>
+        <w:t>________________________________________________________________</w:t>
+      </w:r>
+    </w:p>
+    <w:p>
+      <w:r>
+        <w:t>________________________________________________________________</w:t>
+      </w:r>
+    </w:p>
+    <w:p>
+      <w:r>
+        <w:t>Hint if needed: Read the steps in the pictorial case. Match the supplied detail to the stage that performs or records it.</w:t>
+      </w:r>
+    </w:p>
+    <w:p>
+      <w:r>
+        <w:t>After your attempt, compare with the supported explanation: Compare outcomes Correctness falls from 80% to 60%, two cases in this set. An ablation probes a component by removing or changing it while holding the rest fixed. It supports a scoped comparison, not a claim that the component always helps.</w:t>
+      </w:r>
+    </w:p>
+    <w:p>
+      <w:pPr>
+        <w:pStyle w:val="Heading3"/>
+      </w:pPr>
+      <w:r>
+        <w:t>Practice 2: explain the deciding evidence</w:t>
+      </w:r>
+    </w:p>
+    <w:p>
+      <w:r>
+        <w:t>Changed-case practice: Remove the filter and also change the model version. Which conclusion is supported by the supplied facts?</w:t>
+      </w:r>
+    </w:p>
+    <w:p>
+      <w:r>
+        <w:t>1. The comparison no longer isolates the filter.</w:t>
+      </w:r>
+    </w:p>
+    <w:p>
+      <w:r>
+        <w:t>2. This one example guarantees correct results for every future input.</w:t>
+      </w:r>
+    </w:p>
+    <w:p>
+      <w:r>
+        <w:t>3. We can decide the result without examining the changed input or the procedure.</w:t>
+      </w:r>
+    </w:p>
+    <w:p>
+      <w:pPr>
+        <w:pStyle w:val="Heading3"/>
+      </w:pPr>
+      <w:r>
+        <w:t>My selected conclusion, deciding fact and explanation</w:t>
+      </w:r>
+    </w:p>
+    <w:p>
+      <w:r>
+        <w:t>________________________________________________________________</w:t>
+      </w:r>
+    </w:p>
+    <w:p>
+      <w:r>
+        <w:t>________________________________________________________________</w:t>
+      </w:r>
+    </w:p>
+    <w:p>
+      <w:r>
+        <w:t>________________________________________________________________</w:t>
+      </w:r>
+    </w:p>
+    <w:p>
+      <w:r>
+        <w:t>________________________________________________________________</w:t>
+      </w:r>
+    </w:p>
+    <w:p>
+      <w:r>
+        <w:t>________________________________________________________________</w:t>
+      </w:r>
+    </w:p>
+    <w:p>
+      <w:r>
+        <w:t>Hint if needed: Use the changed condition and the deciding step in the pictorial trace. The answer must say what follows from those facts.</w:t>
+      </w:r>
+    </w:p>
+    <w:p>
+      <w:r>
+        <w:t>After your attempt, compare with the supported explanation: The comparison no longer isolates the filter. Two simultaneous changes provide alternative explanations.</w:t>
+      </w:r>
+    </w:p>
+    <w:p>
+      <w:pPr>
+        <w:pStyle w:val="Heading3"/>
+      </w:pPr>
+      <w:r>
+        <w:t>Repair a missing building block</w:t>
+      </w:r>
+    </w:p>
+    <w:p>
+      <w:r>
+        <w:t>Review Multiple comparisons (ai-7/15). Goal: Explain the mechanism and terminology of multiple comparisons. Short practice: Calculate the six-test cutoff and identify which supplied p-values reject. Why must the team count every planned comparison rather than report only its smallest p-value?. Return to this week and explain what you changed.</w:t>
+      </w:r>
+    </w:p>
+    <w:p>
+      <w:r>
+        <w:t>Review Effect size and practical importance (ai-7/13). Goal: Explain the mechanism and terminology of effect size and practical importance. Short practice: Calculate the absolute error-rate reduction from 20/1000 to 15/1000. Does it meet the ten-fewer-errors threshold, and what changes when B has eight errors?. Return to this week and explain what you changed.</w:t>
+      </w:r>
+    </w:p>
+    <w:p>
+      <w:r>
+        <w:t>Review Confounders and controls (ai-7/10). Goal: Explain the mechanism and terminology of confounders and controls. Short practice: Draw the four condition/background combinations. Which variables were coupled before, and why would collecting only healthy-white and spotted-blue again leave the confounding unresolved?. Return to this week and explain what you changed.</w:t>
+      </w:r>
+    </w:p>
+    <w:p>
+      <w:pPr>
+        <w:pStyle w:val="Heading3"/>
+      </w:pPr>
+      <w:r>
+        <w:t>Keep your completed work</w:t>
+      </w:r>
+    </w:p>
+    <w:p>
+      <w:r>
+        <w:t>Use Download completed work in the hosted lesson to export your answers, reflections, practice feedback and code-run evidence. Open the HTML copy to read or print it. Drafts stay in this browser when storage is available; clear drafts on a shared device.</w:t>
+      </w:r>
+    </w:p>
     <w:sectPr>
       <w:pgSz w:w="12240" w:h="15840"/>
       <w:pgMar w:top="936" w:right="1008" w:bottom="936" w:left="1008" w:header="720" w:footer="720" w:gutter="0"/>

--- a/downloads/student/ai-7-week-16.docx
+++ b/downloads/student/ai-7-week-16.docx
@@ -42,6 +42,11 @@
       </w:r>
     </w:p>
     <w:p>
+      <w:r>
+        <w:t>Start with the target: Explain the mechanism and terminology of ablation studies. Try the recall before opening notes.</w:t>
+      </w:r>
+    </w:p>
+    <w:p>
       <w:pPr>
         <w:pStyle w:val="Heading3"/>
       </w:pPr>
@@ -50,17 +55,59 @@
       </w:r>
     </w:p>
     <w:p>
-      <w:r>
-        <w:t>I can explain the mechanism and terminology of ablation studies.</w:t>
-      </w:r>
-    </w:p>
-    <w:p>
-      <w:r>
+      <w:pPr>
+        <w:spacing w:line="336" w:lineRule="auto" w:after="180"/>
+      </w:pPr>
+      <w:r>
+        <w:rPr>
+          <w:b w:val="0"/>
+        </w:rPr>
+        <w:t xml:space="preserve">I can explain the </w:t>
+      </w:r>
+      <w:r>
+        <w:rPr>
+          <w:b/>
+        </w:rPr>
+        <w:t>mechanism</w:t>
+      </w:r>
+      <w:r>
+        <w:rPr>
+          <w:b w:val="0"/>
+        </w:rPr>
+        <w:t xml:space="preserve"> and terminology of </w:t>
+      </w:r>
+      <w:r>
+        <w:rPr>
+          <w:b/>
+        </w:rPr>
+        <w:t>ablation</w:t>
+      </w:r>
+      <w:r>
+        <w:rPr>
+          <w:b w:val="0"/>
+        </w:rPr>
+        <w:t xml:space="preserve"> studies.</w:t>
+      </w:r>
+    </w:p>
+    <w:p>
+      <w:pPr>
+        <w:spacing w:line="336" w:lineRule="auto" w:after="180"/>
+      </w:pPr>
+      <w:r>
+        <w:rPr>
+          <w:b w:val="0"/>
+        </w:rPr>
         <w:t>I can apply the stated procedure to a new case with a traceable result.</w:t>
       </w:r>
     </w:p>
     <w:p>
-      <w:r>
+      <w:pPr>
+        <w:spacing w:line="336" w:lineRule="auto" w:after="180"/>
+      </w:pPr>
+      <w:r>
+        <w:rPr>
+          <w:b w:val="0"/>
+        </w:rPr>
         <w:t>I can identify an assumption or limitation and design a revealing follow-up.</w:t>
       </w:r>
     </w:p>
@@ -73,47 +120,137 @@
       </w:r>
     </w:p>
     <w:p>
-      <w:r>
+      <w:pPr>
+        <w:spacing w:line="336" w:lineRule="auto" w:after="180"/>
+      </w:pPr>
+      <w:r>
+        <w:rPr>
+          <w:b w:val="0"/>
+        </w:rPr>
         <w:t>Close your notes first. A rough first answer helps us choose the right starting point; it is not a score for your ability.</w:t>
       </w:r>
     </w:p>
     <w:p>
-      <w:r>
+      <w:pPr>
+        <w:spacing w:line="336" w:lineRule="auto" w:after="180"/>
+      </w:pPr>
+      <w:r>
+        <w:rPr>
+          <w:b w:val="0"/>
+        </w:rPr>
         <w:t>Without opening the old lesson, explain one key idea from Multiple comparisons. Give an example and a mistake that the idea helps you avoid.</w:t>
       </w:r>
     </w:p>
     <w:p>
-      <w:r>
+      <w:pPr>
+        <w:spacing w:line="336" w:lineRule="auto" w:after="180"/>
+      </w:pPr>
+      <w:r>
+        <w:rPr>
+          <w:b w:val="0"/>
+        </w:rPr>
         <w:t>Without opening the old lesson, explain one key idea from Effect size and practical importance. Give an example and a mistake that the idea helps you avoid.</w:t>
       </w:r>
     </w:p>
     <w:p>
-      <w:r>
+      <w:pPr>
+        <w:spacing w:line="336" w:lineRule="auto" w:after="180"/>
+      </w:pPr>
+      <w:r>
+        <w:rPr>
+          <w:b w:val="0"/>
+        </w:rPr>
         <w:t>Without opening the old lesson, explain one key idea from Confounders and controls. Give an example and a mistake that the idea helps you avoid.</w:t>
       </w:r>
     </w:p>
     <w:p>
-      <w:r>
-        <w:t>After trying, check the relevant lesson or ask your teacher. Change the part of your explanation that the evidence shows was wrong.</w:t>
-      </w:r>
-    </w:p>
-    <w:p>
-      <w:r>
+      <w:pPr>
+        <w:spacing w:line="336" w:lineRule="auto" w:after="180"/>
+      </w:pPr>
+      <w:r>
+        <w:rPr>
+          <w:b w:val="0"/>
+        </w:rPr>
+        <w:t xml:space="preserve">After trying, check the relevant lesson or ask your teacher. Change the part of your explanation that the </w:t>
+      </w:r>
+      <w:r>
+        <w:rPr>
+          <w:b/>
+        </w:rPr>
+        <w:t>evidence</w:t>
+      </w:r>
+      <w:r>
+        <w:rPr>
+          <w:b w:val="0"/>
+        </w:rPr>
+        <w:t xml:space="preserve"> shows was wrong.</w:t>
+      </w:r>
+    </w:p>
+    <w:p>
+      <w:pPr>
+        <w:spacing w:line="336" w:lineRule="auto" w:after="180"/>
+      </w:pPr>
+      <w:r>
+        <w:rPr>
+          <w:b w:val="0"/>
+        </w:rPr>
         <w:t>This week you will practise:</w:t>
       </w:r>
     </w:p>
     <w:p>
-      <w:r>
-        <w:t>Explain the mechanism and terminology of ablation studies</w:t>
-      </w:r>
-    </w:p>
-    <w:p>
-      <w:r>
+      <w:pPr>
+        <w:spacing w:line="336" w:lineRule="auto" w:after="180"/>
+      </w:pPr>
+      <w:r>
+        <w:rPr>
+          <w:b w:val="0"/>
+        </w:rPr>
+        <w:t xml:space="preserve">Explain the </w:t>
+      </w:r>
+      <w:r>
+        <w:rPr>
+          <w:b/>
+        </w:rPr>
+        <w:t>mechanism</w:t>
+      </w:r>
+      <w:r>
+        <w:rPr>
+          <w:b w:val="0"/>
+        </w:rPr>
+        <w:t xml:space="preserve"> and terminology of </w:t>
+      </w:r>
+      <w:r>
+        <w:rPr>
+          <w:b/>
+        </w:rPr>
+        <w:t>ablation</w:t>
+      </w:r>
+      <w:r>
+        <w:rPr>
+          <w:b w:val="0"/>
+        </w:rPr>
+        <w:t xml:space="preserve"> studies</w:t>
+      </w:r>
+    </w:p>
+    <w:p>
+      <w:pPr>
+        <w:spacing w:line="336" w:lineRule="auto" w:after="180"/>
+      </w:pPr>
+      <w:r>
+        <w:rPr>
+          <w:b w:val="0"/>
+        </w:rPr>
         <w:t>Apply the stated procedure to a new case with a traceable result</w:t>
       </w:r>
     </w:p>
     <w:p>
-      <w:r>
+      <w:pPr>
+        <w:spacing w:line="336" w:lineRule="auto" w:after="180"/>
+      </w:pPr>
+      <w:r>
+        <w:rPr>
+          <w:b w:val="0"/>
+        </w:rPr>
         <w:t>Identify an assumption or limitation and design a revealing follow-up</w:t>
       </w:r>
     </w:p>
@@ -126,8 +263,38 @@
       </w:r>
     </w:p>
     <w:p>
-      <w:r>
-        <w:t>Recall Multiple comparisons. Explain why a recorded result needs its input conditions and evidence source before it can support a claim.</w:t>
+      <w:pPr>
+        <w:spacing w:line="336" w:lineRule="auto" w:after="180"/>
+      </w:pPr>
+      <w:r>
+        <w:rPr>
+          <w:b w:val="0"/>
+        </w:rPr>
+        <w:t xml:space="preserve">Recall Multiple comparisons. Explain why a recorded result needs its </w:t>
+      </w:r>
+      <w:r>
+        <w:rPr>
+          <w:b/>
+        </w:rPr>
+        <w:t>input</w:t>
+      </w:r>
+      <w:r>
+        <w:rPr>
+          <w:b w:val="0"/>
+        </w:rPr>
+        <w:t xml:space="preserve"> conditions and </w:t>
+      </w:r>
+      <w:r>
+        <w:rPr>
+          <w:b/>
+        </w:rPr>
+        <w:t>evidence</w:t>
+      </w:r>
+      <w:r>
+        <w:rPr>
+          <w:b w:val="0"/>
+        </w:rPr>
+        <w:t xml:space="preserve"> source before it can support a claim.</w:t>
       </w:r>
     </w:p>
     <w:p>
@@ -162,8 +329,26 @@
       </w:r>
     </w:p>
     <w:p>
-      <w:r>
-        <w:t>Explain ablation studies using the records and boundaries of this fictional investigation.</w:t>
+      <w:pPr>
+        <w:spacing w:line="336" w:lineRule="auto" w:after="180"/>
+      </w:pPr>
+      <w:r>
+        <w:rPr>
+          <w:b w:val="0"/>
+        </w:rPr>
+        <w:t xml:space="preserve">Explain </w:t>
+      </w:r>
+      <w:r>
+        <w:rPr>
+          <w:b/>
+        </w:rPr>
+        <w:t>ablation</w:t>
+      </w:r>
+      <w:r>
+        <w:rPr>
+          <w:b w:val="0"/>
+        </w:rPr>
+        <w:t xml:space="preserve"> studies using the records and boundaries of this fictional investigation.</w:t>
       </w:r>
     </w:p>
     <w:p>
@@ -176,12 +361,58 @@
     </w:p>
     <w:p>
       <w:r>
-        <w:t>Ablation removes a component to investigate its contribution under a controlled comparison. Interactions can make contributions depend on other components.</w:t>
-      </w:r>
-    </w:p>
-    <w:p>
-      <w:r>
-        <w:t>Begin by writing the question the procedure is intended to answer. Identify the information already supplied, the information it will produce and the information still missing. These are constructed classroom examples; they do not require live accounts, private records or an external service. Do not treat a plausible explanation as a measured outcome.</w:t>
+        <w:t>Investigate the supplied Ablation studies case. Separate observations, given facts and assumptions before choosing an explanation.</w:t>
+      </w:r>
+    </w:p>
+    <w:p>
+      <w:pPr>
+        <w:spacing w:line="336" w:lineRule="auto" w:after="180"/>
+      </w:pPr>
+      <w:r>
+        <w:rPr>
+          <w:b/>
+        </w:rPr>
+        <w:t>Ablation</w:t>
+      </w:r>
+      <w:r>
+        <w:rPr>
+          <w:b w:val="0"/>
+        </w:rPr>
+        <w:t xml:space="preserve"> removes a component to investigate its contribution under a controlled comparison. </w:t>
+      </w:r>
+      <w:r>
+        <w:rPr>
+          <w:b/>
+        </w:rPr>
+        <w:t>Interaction</w:t>
+      </w:r>
+      <w:r>
+        <w:rPr>
+          <w:b w:val="0"/>
+        </w:rPr>
+        <w:t>s can make contributions depend on other components.</w:t>
+      </w:r>
+    </w:p>
+    <w:p>
+      <w:pPr>
+        <w:spacing w:line="336" w:lineRule="auto" w:after="180"/>
+      </w:pPr>
+      <w:r>
+        <w:rPr>
+          <w:b w:val="0"/>
+        </w:rPr>
+        <w:t>Begin by writing the question the procedure is intended to answer. Identify the information already supplied, the information it will produce and the information still missing.</w:t>
+      </w:r>
+    </w:p>
+    <w:p>
+      <w:pPr>
+        <w:spacing w:line="336" w:lineRule="auto" w:after="180"/>
+      </w:pPr>
+      <w:r>
+        <w:rPr>
+          <w:b w:val="0"/>
+        </w:rPr>
+        <w:t>These are constructed classroom examples; they do not require live accounts, private records or an external service. Do not treat a plausible explanation as a measured outcome.</w:t>
       </w:r>
     </w:p>
     <w:p>
@@ -217,6 +448,17 @@
     </w:p>
     <w:p>
       <w:r>
+        <w:t>Follow the mechanism for Ablation studies. Connect each labelled input, deciding step and result.</w:t>
+      </w:r>
+    </w:p>
+    <w:p>
+      <w:pPr>
+        <w:spacing w:line="336" w:lineRule="auto" w:after="180"/>
+      </w:pPr>
+      <w:r>
+        <w:rPr>
+          <w:b w:val="0"/>
+        </w:rPr>
         <w:t>Compare full system, without retrieval and without validation on identical cases and scoring. Hold other settings fixed; record changed failure categories, not just totals.</w:t>
       </w:r>
     </w:p>
@@ -313,8 +555,49 @@
       </w:r>
     </w:p>
     <w:p>
-      <w:r>
-        <w:t>Before applying the procedure, write its units, denominator or decision boundary where relevant. A partner should be able to repeat each step using the same inputs. If a required input is absent or violates the stated contract, record that condition explicitly instead of quietly replacing it with a convenient value.</w:t>
+      <w:pPr>
+        <w:spacing w:line="336" w:lineRule="auto" w:after="180"/>
+      </w:pPr>
+      <w:r>
+        <w:rPr>
+          <w:b w:val="0"/>
+        </w:rPr>
+        <w:t xml:space="preserve">Before applying the procedure, write its units, denominator or decision boundary where relevant. A partner should be able to repeat each step using the same </w:t>
+      </w:r>
+      <w:r>
+        <w:rPr>
+          <w:b/>
+        </w:rPr>
+        <w:t>input</w:t>
+      </w:r>
+      <w:r>
+        <w:rPr>
+          <w:b w:val="0"/>
+        </w:rPr>
+        <w:t>s.</w:t>
+      </w:r>
+    </w:p>
+    <w:p>
+      <w:pPr>
+        <w:spacing w:line="336" w:lineRule="auto" w:after="180"/>
+      </w:pPr>
+      <w:r>
+        <w:rPr>
+          <w:b w:val="0"/>
+        </w:rPr>
+        <w:t xml:space="preserve">If a required </w:t>
+      </w:r>
+      <w:r>
+        <w:rPr>
+          <w:b/>
+        </w:rPr>
+        <w:t>input</w:t>
+      </w:r>
+      <w:r>
+        <w:rPr>
+          <w:b w:val="0"/>
+        </w:rPr>
+        <w:t xml:space="preserve"> is absent or violates the stated contract, record that condition explicitly instead of quietly replacing it with a convenient value.</w:t>
       </w:r>
     </w:p>
     <w:p>
@@ -326,8 +609,26 @@
       </w:r>
     </w:p>
     <w:p>
-      <w:r>
-        <w:t>Point to the input, the deciding step and the result in this week’s visual. Explain the same step in ordinary words. A picture helps when you can say what each part represents.</w:t>
+      <w:pPr>
+        <w:spacing w:line="336" w:lineRule="auto" w:after="180"/>
+      </w:pPr>
+      <w:r>
+        <w:rPr>
+          <w:b w:val="0"/>
+        </w:rPr>
+        <w:t xml:space="preserve">Point to the </w:t>
+      </w:r>
+      <w:r>
+        <w:rPr>
+          <w:b/>
+        </w:rPr>
+        <w:t>input</w:t>
+      </w:r>
+      <w:r>
+        <w:rPr>
+          <w:b w:val="0"/>
+        </w:rPr>
+        <w:t>, the deciding step and the result in this week’s visual. Explain the same step in ordinary words. A picture helps when you can say what each part represents.</w:t>
       </w:r>
     </w:p>
     <w:p>
@@ -339,6 +640,11 @@
       </w:r>
     </w:p>
     <w:p>
+      <w:r>
+        <w:t>Compare the supplied cases for Ablation studies. Identify the detail that changes the conclusion.</w:t>
+      </w:r>
+    </w:p>
+    <w:p>
       <w:pPr>
         <w:pStyle w:val="Heading3"/>
       </w:pPr>
@@ -347,7 +653,13 @@
       </w:r>
     </w:p>
     <w:p>
-      <w:r>
+      <w:pPr>
+        <w:spacing w:line="336" w:lineRule="auto" w:after="180"/>
+      </w:pPr>
+      <w:r>
+        <w:rPr>
+          <w:b w:val="0"/>
+        </w:rPr>
         <w:t>Full system8/10, without retrieval5/10, without validation7/10; the last permits an unauthorised action. Show the intermediate steps and give the conclusion with its scope.</w:t>
       </w:r>
     </w:p>
@@ -393,17 +705,68 @@
       </w:r>
     </w:p>
     <w:p>
-      <w:r>
+      <w:pPr>
+        <w:pStyle w:val="Heading3"/>
+      </w:pPr>
+      <w:r>
+        <w:t>Change one thing</w:t>
+      </w:r>
+    </w:p>
+    <w:p>
+      <w:pPr>
+        <w:spacing w:line="336" w:lineRule="auto" w:after="180"/>
+        <w:shd w:fill="F5F1FB"/>
+      </w:pPr>
+      <w:r>
+        <w:rPr>
+          <w:b w:val="0"/>
+        </w:rPr>
         <w:t>Change: Remove the filter and also change the model version.</w:t>
       </w:r>
     </w:p>
     <w:p>
-      <w:r>
-        <w:t>Prediction: The comparison no longer isolates the filter.</w:t>
-      </w:r>
-    </w:p>
-    <w:p>
-      <w:r>
+      <w:pPr>
+        <w:pStyle w:val="Heading3"/>
+      </w:pPr>
+      <w:r>
+        <w:t>Predicted result</w:t>
+      </w:r>
+    </w:p>
+    <w:p>
+      <w:pPr>
+        <w:spacing w:line="336" w:lineRule="auto" w:after="180"/>
+        <w:shd w:fill="F1F6FC"/>
+      </w:pPr>
+      <w:r>
+        <w:rPr>
+          <w:b/>
+        </w:rPr>
+        <w:t>Prediction</w:t>
+      </w:r>
+      <w:r>
+        <w:rPr>
+          <w:b w:val="0"/>
+        </w:rPr>
+        <w:t>: The comparison no longer isolates the filter.</w:t>
+      </w:r>
+    </w:p>
+    <w:p>
+      <w:pPr>
+        <w:pStyle w:val="Heading3"/>
+      </w:pPr>
+      <w:r>
+        <w:t>Why the result follows</w:t>
+      </w:r>
+    </w:p>
+    <w:p>
+      <w:pPr>
+        <w:spacing w:line="336" w:lineRule="auto" w:after="180"/>
+        <w:shd w:fill="F1F6FC"/>
+      </w:pPr>
+      <w:r>
+        <w:rPr>
+          <w:b w:val="0"/>
+        </w:rPr>
         <w:t>Reason: Two simultaneous changes provide alternative explanations.</w:t>
       </w:r>
     </w:p>
@@ -413,6 +776,11 @@
       </w:pPr>
       <w:r>
         <w:t>05. Words that unlock the idea</w:t>
+      </w:r>
+    </w:p>
+    <w:p>
+      <w:r>
+        <w:t>Use the vocabulary of Ablation studies to explain a concrete decision, rather than only memorising definitions.</w:t>
       </w:r>
     </w:p>
     <w:tbl>
@@ -550,29 +918,115 @@
     </w:p>
     <w:p>
       <w:r>
+        <w:t>Follow the worked trace for Ablation studies, predict a step, then compare with its explanation.</w:t>
+      </w:r>
+    </w:p>
+    <w:p>
+      <w:pPr>
+        <w:spacing w:line="336" w:lineRule="auto" w:after="180"/>
+      </w:pPr>
+      <w:r>
+        <w:rPr>
+          <w:b w:val="0"/>
+        </w:rPr>
         <w:t>Full system8/10, without retrieval5/10, without validation7/10; the last permits an unauthorised action.</w:t>
       </w:r>
     </w:p>
     <w:p>
-      <w:r>
+      <w:pPr>
+        <w:spacing w:line="336" w:lineRule="auto" w:after="180"/>
+      </w:pPr>
+      <w:r>
+        <w:rPr>
+          <w:b w:val="0"/>
+        </w:rPr>
         <w:t>Drops3 and1 passes respectively in this sample. Validation's critical action boundary is not captured by pass-count magnitude alone.</w:t>
       </w:r>
     </w:p>
     <w:p>
-      <w:r>
-        <w:t>Compare the intermediate evidence with the final statement. Explain why each number or decision follows from the stated inputs. The conclusion belongs to this scenario and procedure; changing the inputs, evaluation population or authority can change what it establishes. Retain the raw record so a later revision can be compared honestly.</w:t>
-      </w:r>
-    </w:p>
-    <w:p>
       <w:pPr>
         <w:pStyle w:val="Heading3"/>
       </w:pPr>
       <w:r>
+        <w:t>Worked explanation · Ablation studies</w:t>
+      </w:r>
+    </w:p>
+    <w:p>
+      <w:pPr>
+        <w:spacing w:line="336" w:lineRule="auto" w:after="180"/>
+        <w:shd w:fill="F1F6FC"/>
+      </w:pPr>
+      <w:r>
+        <w:rPr>
+          <w:b w:val="0"/>
+        </w:rPr>
+        <w:t xml:space="preserve">Compare the intermediate </w:t>
+      </w:r>
+      <w:r>
+        <w:rPr>
+          <w:b/>
+        </w:rPr>
+        <w:t>evidence</w:t>
+      </w:r>
+      <w:r>
+        <w:rPr>
+          <w:b w:val="0"/>
+        </w:rPr>
+        <w:t xml:space="preserve"> with the final statement. Explain why each number or decision follows from the stated </w:t>
+      </w:r>
+      <w:r>
+        <w:rPr>
+          <w:b/>
+        </w:rPr>
+        <w:t>input</w:t>
+      </w:r>
+      <w:r>
+        <w:rPr>
+          <w:b w:val="0"/>
+        </w:rPr>
+        <w:t>s.</w:t>
+      </w:r>
+    </w:p>
+    <w:p>
+      <w:pPr>
+        <w:spacing w:line="336" w:lineRule="auto" w:after="180"/>
+        <w:shd w:fill="F1F6FC"/>
+      </w:pPr>
+      <w:r>
+        <w:rPr>
+          <w:b w:val="0"/>
+        </w:rPr>
+        <w:t xml:space="preserve">The conclusion belongs to this scenario and procedure; changing the </w:t>
+      </w:r>
+      <w:r>
+        <w:rPr>
+          <w:b/>
+        </w:rPr>
+        <w:t>input</w:t>
+      </w:r>
+      <w:r>
+        <w:rPr>
+          <w:b w:val="0"/>
+        </w:rPr>
+        <w:t>s, evaluation population or authority can change what it establishes. Retain the raw record so a later revision can be compared honestly.</w:t>
+      </w:r>
+    </w:p>
+    <w:p>
+      <w:pPr>
+        <w:pStyle w:val="Heading3"/>
+      </w:pPr>
+      <w:r>
         <w:t>Learn from the worked case</w:t>
       </w:r>
     </w:p>
     <w:p>
-      <w:r>
+      <w:pPr>
+        <w:spacing w:line="336" w:lineRule="auto" w:after="180"/>
+      </w:pPr>
+      <w:r>
+        <w:rPr>
+          <w:b w:val="0"/>
+        </w:rPr>
         <w:t>Cover the result before checking it. Say what is given, choose the procedure, and follow one step at a time. Then uncover the result and explain your first mismatch. Ask why a step is allowed, not only what number it produces.</w:t>
       </w:r>
     </w:p>
@@ -585,7 +1039,13 @@
       </w:r>
     </w:p>
     <w:p>
-      <w:r>
+      <w:pPr>
+        <w:spacing w:line="336" w:lineRule="auto" w:after="180"/>
+      </w:pPr>
+      <w:r>
+        <w:rPr>
+          <w:b w:val="0"/>
+        </w:rPr>
         <w:t>Remove one component at a time. A retrieval pipeline has search plus a relevance filter. A team tests the filter’s contribution.</w:t>
       </w:r>
     </w:p>
@@ -598,7 +1058,22 @@
       </w:r>
     </w:p>
     <w:p>
-      <w:r>
+      <w:pPr>
+        <w:pStyle w:val="Heading3"/>
+      </w:pPr>
+      <w:r>
+        <w:t>Supplied facts</w:t>
+      </w:r>
+    </w:p>
+    <w:p>
+      <w:pPr>
+        <w:spacing w:line="336" w:lineRule="auto" w:after="180"/>
+        <w:shd w:fill="F1F6FC"/>
+      </w:pPr>
+      <w:r>
+        <w:rPr>
+          <w:b w:val="0"/>
+        </w:rPr>
         <w:t>Full pipeline: 8/10 correct. Filter removed: 6/10 on the same cases, with all other settings fixed.</w:t>
       </w:r>
     </w:p>
@@ -798,30 +1273,120 @@
       </w:r>
     </w:p>
     <w:p>
-      <w:r>
-        <w:t>An ablation probes a component by removing or changing it while holding the rest fixed. It supports a scoped comparison, not a claim that the component always helps.</w:t>
-      </w:r>
-    </w:p>
-    <w:p>
       <w:pPr>
         <w:pStyle w:val="Heading3"/>
       </w:pPr>
       <w:r>
+        <w:t>Why the result follows</w:t>
+      </w:r>
+    </w:p>
+    <w:p>
+      <w:pPr>
+        <w:spacing w:line="336" w:lineRule="auto" w:after="180"/>
+        <w:shd w:fill="F1F6FC"/>
+      </w:pPr>
+      <w:r>
+        <w:rPr>
+          <w:b w:val="0"/>
+        </w:rPr>
+        <w:t xml:space="preserve">An </w:t>
+      </w:r>
+      <w:r>
+        <w:rPr>
+          <w:b/>
+        </w:rPr>
+        <w:t>ablation</w:t>
+      </w:r>
+      <w:r>
+        <w:rPr>
+          <w:b w:val="0"/>
+        </w:rPr>
+        <w:t xml:space="preserve"> probes a component by removing or changing it while holding the rest fixed. It supports a scoped comparison, not a claim that the component always helps.</w:t>
+      </w:r>
+    </w:p>
+    <w:p>
+      <w:pPr>
+        <w:pStyle w:val="Heading3"/>
+      </w:pPr>
+      <w:r>
         <w:t>What this example does not establish</w:t>
       </w:r>
     </w:p>
     <w:p>
-      <w:r>
-        <w:t>Interactions and small-sample variability remain; this illustrative difference is not a universal causal estimate.</w:t>
-      </w:r>
-    </w:p>
-    <w:p>
-      <w:r>
-        <w:t>Read the labelled picture: Calculate the filter ablation’s two rates and count change. Which single component is altered, and why does also changing the model prevent isolating the filter?</w:t>
-      </w:r>
-    </w:p>
-    <w:p>
-      <w:r>
+      <w:pPr>
+        <w:pStyle w:val="Heading3"/>
+      </w:pPr>
+      <w:r>
+        <w:t>Keep the stated limit</w:t>
+      </w:r>
+    </w:p>
+    <w:p>
+      <w:pPr>
+        <w:spacing w:line="336" w:lineRule="auto" w:after="180"/>
+        <w:shd w:fill="FFF5E6"/>
+      </w:pPr>
+      <w:r>
+        <w:rPr>
+          <w:b/>
+        </w:rPr>
+        <w:t>Interaction</w:t>
+      </w:r>
+      <w:r>
+        <w:rPr>
+          <w:b w:val="0"/>
+        </w:rPr>
+        <w:t>s and small-sample variability remain; this illustrative difference is not a universal causal estimate.</w:t>
+      </w:r>
+    </w:p>
+    <w:p>
+      <w:pPr>
+        <w:pStyle w:val="Heading3"/>
+      </w:pPr>
+      <w:r>
+        <w:t>Keep the stated limit</w:t>
+      </w:r>
+    </w:p>
+    <w:p>
+      <w:pPr>
+        <w:spacing w:line="336" w:lineRule="auto" w:after="180"/>
+        <w:shd w:fill="FFF5E6"/>
+      </w:pPr>
+      <w:r>
+        <w:rPr>
+          <w:b w:val="0"/>
+        </w:rPr>
+        <w:t xml:space="preserve">Read the labelled picture: Calculate the filter </w:t>
+      </w:r>
+      <w:r>
+        <w:rPr>
+          <w:b/>
+        </w:rPr>
+        <w:t>ablation</w:t>
+      </w:r>
+      <w:r>
+        <w:rPr>
+          <w:b w:val="0"/>
+        </w:rPr>
+        <w:t>’s two rates and count change. Which single component is altered, and why does also changing the model prevent isolating the filter?</w:t>
+      </w:r>
+    </w:p>
+    <w:p>
+      <w:pPr>
+        <w:pStyle w:val="Heading3"/>
+      </w:pPr>
+      <w:r>
+        <w:t>Keep the stated limit</w:t>
+      </w:r>
+    </w:p>
+    <w:p>
+      <w:pPr>
+        <w:spacing w:line="336" w:lineRule="auto" w:after="180"/>
+        <w:shd w:fill="FFF5E6"/>
+      </w:pPr>
+      <w:r>
+        <w:rPr>
+          <w:b w:val="0"/>
+        </w:rPr>
         <w:t>Change one thing: Remove the filter and also change the model version. Predict the result before checking the explanation. What remains the same?</w:t>
       </w:r>
     </w:p>
@@ -835,12 +1400,30 @@
     </w:p>
     <w:p>
       <w:r>
-        <w:t>Removing a component changes a complete procedure; attribution depends on the controlled design and possible interactions.</w:t>
-      </w:r>
-    </w:p>
-    <w:p>
-      <w:r>
-        <w:t>A useful check asks what would make the reasoning fail. Distinguish a failure to execute the declared procedure from a weakness in the procedure itself. The first may require a correction; the second requires an explicitly revised method and new evidence. Preserve unsuccessful cases so an improved result cannot hide the original problem.</w:t>
+        <w:t>Find the unsupported step in the Ablation studies claim and explain a repair using the supplied evidence.</w:t>
+      </w:r>
+    </w:p>
+    <w:p>
+      <w:pPr>
+        <w:spacing w:line="336" w:lineRule="auto" w:after="180"/>
+      </w:pPr>
+      <w:r>
+        <w:rPr>
+          <w:b w:val="0"/>
+        </w:rPr>
+        <w:t xml:space="preserve">Removing a component changes a complete procedure; attribution depends on the controlled design and possible </w:t>
+      </w:r>
+      <w:r>
+        <w:rPr>
+          <w:b/>
+        </w:rPr>
+        <w:t>interaction</w:t>
+      </w:r>
+      <w:r>
+        <w:rPr>
+          <w:b w:val="0"/>
+        </w:rPr>
+        <w:t>s.</w:t>
       </w:r>
     </w:p>
     <w:p>
@@ -848,6 +1431,50 @@
         <w:pStyle w:val="Heading3"/>
       </w:pPr>
       <w:r>
+        <w:t>Check the claim against the facts</w:t>
+      </w:r>
+    </w:p>
+    <w:p>
+      <w:pPr>
+        <w:spacing w:line="336" w:lineRule="auto" w:after="180"/>
+        <w:shd w:fill="FFF5E6"/>
+      </w:pPr>
+      <w:r>
+        <w:rPr>
+          <w:b w:val="0"/>
+        </w:rPr>
+        <w:t>A useful check asks what would make the reasoning fail. Distinguish a failure to execute the declared procedure from a weakness in the procedure itself.</w:t>
+      </w:r>
+    </w:p>
+    <w:p>
+      <w:pPr>
+        <w:spacing w:line="336" w:lineRule="auto" w:after="180"/>
+        <w:shd w:fill="FFF5E6"/>
+      </w:pPr>
+      <w:r>
+        <w:rPr>
+          <w:b w:val="0"/>
+        </w:rPr>
+        <w:t xml:space="preserve">The first may require a correction; the second requires an explicitly revised method and new </w:t>
+      </w:r>
+      <w:r>
+        <w:rPr>
+          <w:b/>
+        </w:rPr>
+        <w:t>evidence</w:t>
+      </w:r>
+      <w:r>
+        <w:rPr>
+          <w:b w:val="0"/>
+        </w:rPr>
+        <w:t>. Preserve unsuccessful cases so an improved result cannot hide the original problem.</w:t>
+      </w:r>
+    </w:p>
+    <w:p>
+      <w:pPr>
+        <w:pStyle w:val="Heading3"/>
+      </w:pPr>
+      <w:r>
         <w:t>Guided: restate the worked result, then name the assumption or limitation that prevents a broader conclusion.</w:t>
       </w:r>
     </w:p>
@@ -885,8 +1512,37 @@
       </w:r>
     </w:p>
     <w:p>
-      <w:r>
-        <w:t>A report omits this qualification: Removing a component changes a complete procedure; attribution depends on the controlled design and possible interactions. Explain how omitting it could change a reader's interpretation, and write an accurate replacement.</w:t>
+      <w:pPr>
+        <w:spacing w:line="336" w:lineRule="auto" w:after="180"/>
+      </w:pPr>
+      <w:r>
+        <w:rPr>
+          <w:b w:val="0"/>
+        </w:rPr>
+        <w:t xml:space="preserve">A report omits this qualification: Removing a component changes a complete procedure; attribution depends on the controlled design and possible </w:t>
+      </w:r>
+      <w:r>
+        <w:rPr>
+          <w:b/>
+        </w:rPr>
+        <w:t>interaction</w:t>
+      </w:r>
+      <w:r>
+        <w:rPr>
+          <w:b w:val="0"/>
+        </w:rPr>
+        <w:t>s.</w:t>
+      </w:r>
+    </w:p>
+    <w:p>
+      <w:pPr>
+        <w:spacing w:line="336" w:lineRule="auto" w:after="180"/>
+      </w:pPr>
+      <w:r>
+        <w:rPr>
+          <w:b w:val="0"/>
+        </w:rPr>
+        <w:t>Explain how omitting it could change a reader's interpretation, and write an accurate replacement.</w:t>
       </w:r>
     </w:p>
     <w:p>
@@ -937,7 +1593,54 @@
     </w:p>
     <w:p>
       <w:r>
-        <w:t>Explain the weekly mechanism in your own words. Use the worked scenario to name its input, decision rule and output.</w:t>
+        <w:t>Practise Ablation studies with support, then explain the deciding step in your own words.</w:t>
+      </w:r>
+    </w:p>
+    <w:p>
+      <w:pPr>
+        <w:spacing w:line="336" w:lineRule="auto" w:after="180"/>
+      </w:pPr>
+      <w:r>
+        <w:rPr>
+          <w:b w:val="0"/>
+        </w:rPr>
+        <w:t xml:space="preserve">Explain the weekly </w:t>
+      </w:r>
+      <w:r>
+        <w:rPr>
+          <w:b/>
+        </w:rPr>
+        <w:t>mechanism</w:t>
+      </w:r>
+      <w:r>
+        <w:rPr>
+          <w:b w:val="0"/>
+        </w:rPr>
+        <w:t xml:space="preserve"> in your own words. Use the worked scenario to name its </w:t>
+      </w:r>
+      <w:r>
+        <w:rPr>
+          <w:b/>
+        </w:rPr>
+        <w:t>input</w:t>
+      </w:r>
+      <w:r>
+        <w:rPr>
+          <w:b w:val="0"/>
+        </w:rPr>
+        <w:t xml:space="preserve">, decision rule and </w:t>
+      </w:r>
+      <w:r>
+        <w:rPr>
+          <w:b/>
+        </w:rPr>
+        <w:t>output</w:t>
+      </w:r>
+      <w:r>
+        <w:rPr>
+          <w:b w:val="0"/>
+        </w:rPr>
+        <w:t>.</w:t>
       </w:r>
     </w:p>
     <w:p>
@@ -1010,8 +1713,38 @@
       </w:r>
     </w:p>
     <w:p>
-      <w:r>
-        <w:t>Use workbook W2 for the connected example “Ablation studies”. First fill the input and rule boxes. Try the middle steps before asking for a hint. After a hint, try the next step yourself.</w:t>
+      <w:pPr>
+        <w:spacing w:line="336" w:lineRule="auto" w:after="180"/>
+      </w:pPr>
+      <w:r>
+        <w:rPr>
+          <w:b w:val="0"/>
+        </w:rPr>
+        <w:t>Use workbook W2 for the connected example “</w:t>
+      </w:r>
+      <w:r>
+        <w:rPr>
+          <w:b/>
+        </w:rPr>
+        <w:t>Ablation</w:t>
+      </w:r>
+      <w:r>
+        <w:rPr>
+          <w:b w:val="0"/>
+        </w:rPr>
+        <w:t xml:space="preserve"> studies”. First fill the </w:t>
+      </w:r>
+      <w:r>
+        <w:rPr>
+          <w:b/>
+        </w:rPr>
+        <w:t>input</w:t>
+      </w:r>
+      <w:r>
+        <w:rPr>
+          <w:b w:val="0"/>
+        </w:rPr>
+        <w:t xml:space="preserve"> and rule boxes. Try the middle steps before asking for a hint. After a hint, try the next step yourself.</w:t>
       </w:r>
     </w:p>
     <w:tbl>
@@ -1094,7 +1827,13 @@
       </w:tr>
     </w:tbl>
     <w:p>
-      <w:r>
+      <w:pPr>
+        <w:spacing w:line="336" w:lineRule="auto" w:after="180"/>
+      </w:pPr>
+      <w:r>
+        <w:rPr>
+          <w:b w:val="0"/>
+        </w:rPr>
         <w:t>Explain your trace to a partner. Your partner points to one step to check. Swap roles on the next case. Each person writes their own explanation.</w:t>
       </w:r>
     </w:p>
@@ -1107,12 +1846,47 @@
       </w:r>
     </w:p>
     <w:p>
-      <w:r>
-        <w:t>Use the worked case for Ablation studies. Proposed explanation: “The worked result establishes every future case”. Decide whether this explanation is supported. Point to the step or supplied fact that decides; explain your repair if needed.</w:t>
-      </w:r>
-    </w:p>
-    <w:p>
-      <w:r>
+      <w:pPr>
+        <w:spacing w:line="336" w:lineRule="auto" w:after="180"/>
+      </w:pPr>
+      <w:r>
+        <w:rPr>
+          <w:b w:val="0"/>
+        </w:rPr>
+        <w:t xml:space="preserve">Use the worked case for </w:t>
+      </w:r>
+      <w:r>
+        <w:rPr>
+          <w:b/>
+        </w:rPr>
+        <w:t>Ablation</w:t>
+      </w:r>
+      <w:r>
+        <w:rPr>
+          <w:b w:val="0"/>
+        </w:rPr>
+        <w:t xml:space="preserve"> studies. Proposed explanation: “The worked result establishes every future case”. Decide whether this explanation is supported.</w:t>
+      </w:r>
+    </w:p>
+    <w:p>
+      <w:pPr>
+        <w:spacing w:line="336" w:lineRule="auto" w:after="180"/>
+      </w:pPr>
+      <w:r>
+        <w:rPr>
+          <w:b w:val="0"/>
+        </w:rPr>
+        <w:t>Point to the step or supplied fact that decides; explain your repair if needed.</w:t>
+      </w:r>
+    </w:p>
+    <w:p>
+      <w:pPr>
+        <w:spacing w:line="336" w:lineRule="auto" w:after="180"/>
+      </w:pPr>
+      <w:r>
+        <w:rPr>
+          <w:b w:val="0"/>
+        </w:rPr>
         <w:t>Answer on your own before discussion. If you are unsure, say which step you need help with.</w:t>
       </w:r>
     </w:p>
@@ -1125,8 +1899,27 @@
       </w:r>
     </w:p>
     <w:p>
-      <w:r>
-        <w:t>Calculate the filter ablation’s two rates and count change. Which single component is altered, and why does also changing the model prevent isolating the filter?</w:t>
+      <w:pPr>
+        <w:spacing w:line="336" w:lineRule="auto" w:after="180"/>
+        <w:shd w:fill="F5F1FB"/>
+      </w:pPr>
+      <w:r>
+        <w:rPr>
+          <w:b w:val="0"/>
+        </w:rPr>
+        <w:t xml:space="preserve">Calculate the filter </w:t>
+      </w:r>
+      <w:r>
+        <w:rPr>
+          <w:b/>
+        </w:rPr>
+        <w:t>ablation</w:t>
+      </w:r>
+      <w:r>
+        <w:rPr>
+          <w:b w:val="0"/>
+        </w:rPr>
+        <w:t>’s two rates and count change. Which single component is altered, and why does also changing the model prevent isolating the filter?</w:t>
       </w:r>
     </w:p>
     <w:p>
@@ -1158,7 +1951,13 @@
       </w:r>
     </w:p>
     <w:p>
-      <w:r>
+      <w:pPr>
+        <w:spacing w:line="336" w:lineRule="auto" w:after="180"/>
+      </w:pPr>
+      <w:r>
+        <w:rPr>
+          <w:b w:val="0"/>
+        </w:rPr>
         <w:t>This is supported practice. Keep the separately named independent case for an attempt before feedback.</w:t>
       </w:r>
     </w:p>
@@ -1171,6 +1970,11 @@
       </w:r>
     </w:p>
     <w:p>
+      <w:r>
+        <w:t>Investigate Ablation studies. Record the prediction, actual observation or labelled paper trace, explanation and next test separately.</w:t>
+      </w:r>
+    </w:p>
+    <w:p>
       <w:pPr>
         <w:pStyle w:val="Heading3"/>
       </w:pPr>
@@ -1179,7 +1983,13 @@
       </w:r>
     </w:p>
     <w:p>
-      <w:r>
+      <w:pPr>
+        <w:spacing w:line="336" w:lineRule="auto" w:after="180"/>
+      </w:pPr>
+      <w:r>
+        <w:rPr>
+          <w:b w:val="0"/>
+        </w:rPr>
         <w:t>Full system8/10, without retrieval5/10, without validation7/10; the last permits an unauthorised action. Show the intermediate steps and give the conclusion with its scope.</w:t>
       </w:r>
     </w:p>
@@ -1320,7 +2130,13 @@
       </w:tr>
     </w:tbl>
     <w:p>
-      <w:r>
+      <w:pPr>
+        <w:spacing w:line="336" w:lineRule="auto" w:after="180"/>
+      </w:pPr>
+      <w:r>
+        <w:rPr>
+          <w:b w:val="0"/>
+        </w:rPr>
         <w:t>On paper, trace the supplied procedure. If code is provided, predict before running it in a local practice file. Never write an expected answer as though it were an observed run.</w:t>
       </w:r>
     </w:p>
@@ -1333,7 +2149,13 @@
       </w:r>
     </w:p>
     <w:p>
-      <w:r>
+      <w:pPr>
+        <w:spacing w:line="336" w:lineRule="auto" w:after="180"/>
+      </w:pPr>
+      <w:r>
+        <w:rPr>
+          <w:b w:val="0"/>
+        </w:rPr>
         <w:t>Before trying: what do I expect, and why? While trying: which step could first go wrong? Afterwards: what did I actually observe, and what should change? Keep “not run” if you only traced the procedure.</w:t>
       </w:r>
     </w:p>
@@ -1346,6 +2168,11 @@
       </w:r>
     </w:p>
     <w:p>
+      <w:r>
+        <w:t>Move from recall to tracing, diagnosis and transfer in Ablation studies. Explain why each step is justified.</w:t>
+      </w:r>
+    </w:p>
+    <w:p>
       <w:pPr>
         <w:pStyle w:val="Heading3"/>
       </w:pPr>
@@ -1354,18 +2181,106 @@
       </w:r>
     </w:p>
     <w:p>
-      <w:r>
-        <w:t>Explain the weekly mechanism in your own words. Use the worked scenario to name its input, decision rule and output.</w:t>
-      </w:r>
-    </w:p>
-    <w:p>
-      <w:r>
-        <w:t>A report omits this qualification: Removing a component changes a complete procedure; attribution depends on the controlled design and possible interactions. Explain how omitting it could change a reader's interpretation, and write an accurate replacement.</w:t>
-      </w:r>
-    </w:p>
-    <w:p>
-      <w:r>
-        <w:t>For the worked scenario, propose one additional case that could reveal a failure, describe its expected outcome before running it, and explain what would need to remain fixed for a fair comparison. Do not reuse W4 as a new final test after receiving feedback.</w:t>
+      <w:pPr>
+        <w:spacing w:line="336" w:lineRule="auto" w:after="180"/>
+      </w:pPr>
+      <w:r>
+        <w:rPr>
+          <w:b w:val="0"/>
+        </w:rPr>
+        <w:t xml:space="preserve">Explain the weekly </w:t>
+      </w:r>
+      <w:r>
+        <w:rPr>
+          <w:b/>
+        </w:rPr>
+        <w:t>mechanism</w:t>
+      </w:r>
+      <w:r>
+        <w:rPr>
+          <w:b w:val="0"/>
+        </w:rPr>
+        <w:t xml:space="preserve"> in your own words. Use the worked scenario to name its </w:t>
+      </w:r>
+      <w:r>
+        <w:rPr>
+          <w:b/>
+        </w:rPr>
+        <w:t>input</w:t>
+      </w:r>
+      <w:r>
+        <w:rPr>
+          <w:b w:val="0"/>
+        </w:rPr>
+        <w:t xml:space="preserve">, decision rule and </w:t>
+      </w:r>
+      <w:r>
+        <w:rPr>
+          <w:b/>
+        </w:rPr>
+        <w:t>output</w:t>
+      </w:r>
+      <w:r>
+        <w:rPr>
+          <w:b w:val="0"/>
+        </w:rPr>
+        <w:t>.</w:t>
+      </w:r>
+    </w:p>
+    <w:p>
+      <w:pPr>
+        <w:spacing w:line="336" w:lineRule="auto" w:after="180"/>
+      </w:pPr>
+      <w:r>
+        <w:rPr>
+          <w:b w:val="0"/>
+        </w:rPr>
+        <w:t xml:space="preserve">A report omits this qualification: Removing a component changes a complete procedure; attribution depends on the controlled design and possible </w:t>
+      </w:r>
+      <w:r>
+        <w:rPr>
+          <w:b/>
+        </w:rPr>
+        <w:t>interaction</w:t>
+      </w:r>
+      <w:r>
+        <w:rPr>
+          <w:b w:val="0"/>
+        </w:rPr>
+        <w:t>s.</w:t>
+      </w:r>
+    </w:p>
+    <w:p>
+      <w:pPr>
+        <w:spacing w:line="336" w:lineRule="auto" w:after="180"/>
+      </w:pPr>
+      <w:r>
+        <w:rPr>
+          <w:b w:val="0"/>
+        </w:rPr>
+        <w:t>Explain how omitting it could change a reader's interpretation, and write an accurate replacement.</w:t>
+      </w:r>
+    </w:p>
+    <w:p>
+      <w:pPr>
+        <w:spacing w:line="336" w:lineRule="auto" w:after="180"/>
+      </w:pPr>
+      <w:r>
+        <w:rPr>
+          <w:b w:val="0"/>
+        </w:rPr>
+        <w:t>For the worked scenario, propose one additional case that could reveal a failure, describe its expected outcome before running it, and explain what would need to remain fixed for a fair comparison.</w:t>
+      </w:r>
+    </w:p>
+    <w:p>
+      <w:pPr>
+        <w:spacing w:line="336" w:lineRule="auto" w:after="180"/>
+      </w:pPr>
+      <w:r>
+        <w:rPr>
+          <w:b w:val="0"/>
+        </w:rPr>
+        <w:t>Do not reuse W4 as a new final test after receiving feedback.</w:t>
       </w:r>
     </w:p>
     <w:p>
@@ -1411,7 +2326,101 @@
     </w:p>
     <w:p>
       <w:r>
-        <w:t>Add a labelled ablation studies evidence sheet to Reproducible AI Research Study. Show how you can explain the mechanism and terminology of ablation studies. Use the supplied fictional case and keep its inputs, intermediate steps, calculation or prediction, and limitation. Connect this record to last week’s record; a matching answer without a trace is insufficient.</w:t>
+        <w:t>Apply this week’s idea to Reproducible AI Research Study. Keep an annotated decision and the evidence supporting it.</w:t>
+      </w:r>
+    </w:p>
+    <w:p>
+      <w:pPr>
+        <w:spacing w:line="336" w:lineRule="auto" w:after="180"/>
+      </w:pPr>
+      <w:r>
+        <w:rPr>
+          <w:b w:val="0"/>
+        </w:rPr>
+        <w:t xml:space="preserve">Add a labelled </w:t>
+      </w:r>
+      <w:r>
+        <w:rPr>
+          <w:b/>
+        </w:rPr>
+        <w:t>ablation</w:t>
+      </w:r>
+      <w:r>
+        <w:rPr>
+          <w:b w:val="0"/>
+        </w:rPr>
+        <w:t xml:space="preserve"> studies </w:t>
+      </w:r>
+      <w:r>
+        <w:rPr>
+          <w:b/>
+        </w:rPr>
+        <w:t>evidence</w:t>
+      </w:r>
+      <w:r>
+        <w:rPr>
+          <w:b w:val="0"/>
+        </w:rPr>
+        <w:t xml:space="preserve"> sheet to Reproducible AI Research Study. Show how you can explain the </w:t>
+      </w:r>
+      <w:r>
+        <w:rPr>
+          <w:b/>
+        </w:rPr>
+        <w:t>mechanism</w:t>
+      </w:r>
+      <w:r>
+        <w:rPr>
+          <w:b w:val="0"/>
+        </w:rPr>
+        <w:t xml:space="preserve"> and terminology of </w:t>
+      </w:r>
+      <w:r>
+        <w:rPr>
+          <w:b/>
+        </w:rPr>
+        <w:t>ablation</w:t>
+      </w:r>
+      <w:r>
+        <w:rPr>
+          <w:b w:val="0"/>
+        </w:rPr>
+        <w:t xml:space="preserve"> studies.</w:t>
+      </w:r>
+    </w:p>
+    <w:p>
+      <w:pPr>
+        <w:spacing w:line="336" w:lineRule="auto" w:after="180"/>
+      </w:pPr>
+      <w:r>
+        <w:rPr>
+          <w:b w:val="0"/>
+        </w:rPr>
+        <w:t xml:space="preserve">Use the supplied fictional case and keep its </w:t>
+      </w:r>
+      <w:r>
+        <w:rPr>
+          <w:b/>
+        </w:rPr>
+        <w:t>input</w:t>
+      </w:r>
+      <w:r>
+        <w:rPr>
+          <w:b w:val="0"/>
+        </w:rPr>
+        <w:t xml:space="preserve">s, intermediate steps, calculation or </w:t>
+      </w:r>
+      <w:r>
+        <w:rPr>
+          <w:b/>
+        </w:rPr>
+        <w:t>prediction</w:t>
+      </w:r>
+      <w:r>
+        <w:rPr>
+          <w:b w:val="0"/>
+        </w:rPr>
+        <w:t>, and limitation. Connect this record to last week’s record; a matching answer without a trace is insufficient.</w:t>
       </w:r>
     </w:p>
     <w:tbl>
@@ -1539,7 +2548,13 @@
       </w:r>
     </w:p>
     <w:p>
-      <w:r>
+      <w:pPr>
+        <w:spacing w:line="336" w:lineRule="auto" w:after="180"/>
+      </w:pPr>
+      <w:r>
+        <w:rPr>
+          <w:b w:val="0"/>
+        </w:rPr>
         <w:t>For the Reproducible AI Research Study, retain an annotated worked trace and the changed-case reasoning. Connect the claim to its records, units and assumptions so another investigator can challenge or reproduce it.</w:t>
       </w:r>
     </w:p>
@@ -1553,7 +2568,29 @@
     </w:p>
     <w:p>
       <w:r>
-        <w:t>Complete the supported workbook tasks before attempting W4 independently. Record any hints or help used. After feedback, use the teacher's fresh retry rather than copying the earlier answer. For a project, select a relevant new case, predict the outcome from the declared rule and preserve the result alongside any revision.</w:t>
+        <w:t>Use a genuinely new case for independent evidence. Previously discussed examples remain practice; use the separately named independent case before feedback.</w:t>
+      </w:r>
+    </w:p>
+    <w:p>
+      <w:pPr>
+        <w:spacing w:line="336" w:lineRule="auto" w:after="180"/>
+      </w:pPr>
+      <w:r>
+        <w:rPr>
+          <w:b w:val="0"/>
+        </w:rPr>
+        <w:t>Complete the supported workbook tasks before attempting W4 independently. Record any hints or help used. After feedback, use the teacher's fresh retry rather than copying the earlier answer.</w:t>
+      </w:r>
+    </w:p>
+    <w:p>
+      <w:pPr>
+        <w:spacing w:line="336" w:lineRule="auto" w:after="180"/>
+      </w:pPr>
+      <w:r>
+        <w:rPr>
+          <w:b w:val="0"/>
+        </w:rPr>
+        <w:t>For a project, select a relevant new case, predict the outcome from the declared rule and preserve the result alongside any revision.</w:t>
       </w:r>
     </w:p>
     <w:p>
@@ -1590,8 +2627,25 @@
       </w:r>
     </w:p>
     <w:p>
-      <w:r>
-        <w:t>For the worked scenario, propose one additional case that could reveal a failure, describe its expected outcome before running it, and explain what would need to remain fixed for a fair comparison. Do not reuse W4 as a new final test after receiving feedback.</w:t>
+      <w:pPr>
+        <w:spacing w:line="336" w:lineRule="auto" w:after="180"/>
+      </w:pPr>
+      <w:r>
+        <w:rPr>
+          <w:b w:val="0"/>
+        </w:rPr>
+        <w:t>For the worked scenario, propose one additional case that could reveal a failure, describe its expected outcome before running it, and explain what would need to remain fixed for a fair comparison.</w:t>
+      </w:r>
+    </w:p>
+    <w:p>
+      <w:pPr>
+        <w:spacing w:line="336" w:lineRule="auto" w:after="180"/>
+      </w:pPr>
+      <w:r>
+        <w:rPr>
+          <w:b w:val="0"/>
+        </w:rPr>
+        <w:t>Do not reuse W4 as a new final test after receiving feedback.</w:t>
       </w:r>
     </w:p>
     <w:p>
@@ -1628,6 +2682,11 @@
       </w:pPr>
       <w:r>
         <w:t>13. Study a complete case</w:t>
+      </w:r>
+    </w:p>
+    <w:p>
+      <w:r>
+        <w:t>Revisit the complete Ablation studies case for supported practice. Repeated examples do not become fresh assessments.</w:t>
       </w:r>
     </w:p>
     <w:p>
@@ -1731,8 +2790,26 @@
       </w:r>
     </w:p>
     <w:p>
-      <w:r>
-        <w:t>Follow the input through the stated procedure to its result. Cover the result first, predict it, then explain every intermediate step. The text/table accompanies the figure so the example can be read without colour.</w:t>
+      <w:pPr>
+        <w:spacing w:line="336" w:lineRule="auto" w:after="180"/>
+      </w:pPr>
+      <w:r>
+        <w:rPr>
+          <w:b w:val="0"/>
+        </w:rPr>
+        <w:t xml:space="preserve">Follow the </w:t>
+      </w:r>
+      <w:r>
+        <w:rPr>
+          <w:b/>
+        </w:rPr>
+        <w:t>input</w:t>
+      </w:r>
+      <w:r>
+        <w:rPr>
+          <w:b w:val="0"/>
+        </w:rPr>
+        <w:t xml:space="preserve"> through the stated procedure to its result. Cover the result first, predict it, then explain every intermediate step. The text/table accompanies the figure so the example can be read without colour.</w:t>
       </w:r>
     </w:p>
     <w:p>
@@ -1782,6 +2859,11 @@
       </w:r>
     </w:p>
     <w:p>
+      <w:r>
+        <w:t>Attempt the reserved new case before feedback. Record support; the earlier examples below remain additional practice.</w:t>
+      </w:r>
+    </w:p>
+    <w:p>
       <w:pPr>
         <w:pStyle w:val="Heading3"/>
       </w:pPr>
@@ -1790,8 +2872,26 @@
       </w:r>
     </w:p>
     <w:p>
-      <w:r>
-        <w:t>Full12/15, without A9/15, without B11/15. Compute sample drops and state interaction limit.</w:t>
+      <w:pPr>
+        <w:spacing w:line="336" w:lineRule="auto" w:after="180"/>
+      </w:pPr>
+      <w:r>
+        <w:rPr>
+          <w:b w:val="0"/>
+        </w:rPr>
+        <w:t xml:space="preserve">Full12/15, without A9/15, without B11/15. Compute sample drops and state </w:t>
+      </w:r>
+      <w:r>
+        <w:rPr>
+          <w:b/>
+        </w:rPr>
+        <w:t>interaction</w:t>
+      </w:r>
+      <w:r>
+        <w:rPr>
+          <w:b w:val="0"/>
+        </w:rPr>
+        <w:t xml:space="preserve"> limit.</w:t>
       </w:r>
     </w:p>
     <w:p>
@@ -1838,7 +2938,13 @@
       </w:r>
     </w:p>
     <w:p>
-      <w:r>
+      <w:pPr>
+        <w:spacing w:line="336" w:lineRule="auto" w:after="180"/>
+      </w:pPr>
+      <w:r>
+        <w:rPr>
+          <w:b w:val="0"/>
+        </w:rPr>
         <w:t>Attempt this case before feedback. Record any help. Earlier examples below are further practice; a case already practised with feedback cannot establish fresh transfer.</w:t>
       </w:r>
     </w:p>
@@ -1851,8 +2957,26 @@
       </w:r>
     </w:p>
     <w:p>
-      <w:r>
-        <w:t>Full12/15, without A9/15, without B11/15. Compute sample drops and state interaction limit.</w:t>
+      <w:pPr>
+        <w:spacing w:line="336" w:lineRule="auto" w:after="180"/>
+      </w:pPr>
+      <w:r>
+        <w:rPr>
+          <w:b w:val="0"/>
+        </w:rPr>
+        <w:t xml:space="preserve">Full12/15, without A9/15, without B11/15. Compute sample drops and state </w:t>
+      </w:r>
+      <w:r>
+        <w:rPr>
+          <w:b/>
+        </w:rPr>
+        <w:t>interaction</w:t>
+      </w:r>
+      <w:r>
+        <w:rPr>
+          <w:b w:val="0"/>
+        </w:rPr>
+        <w:t xml:space="preserve"> limit.</w:t>
       </w:r>
     </w:p>
     <w:p>
@@ -1904,7 +3028,13 @@
       </w:r>
     </w:p>
     <w:p>
-      <w:r>
+      <w:pPr>
+        <w:spacing w:line="336" w:lineRule="auto" w:after="180"/>
+      </w:pPr>
+      <w:r>
+        <w:rPr>
+          <w:b w:val="0"/>
+        </w:rPr>
         <w:t>Record support used: none, hint or teacher explanation. After feedback, a different case is needed to demonstrate independence.</w:t>
       </w:r>
     </w:p>
@@ -1917,8 +3047,25 @@
       </w:r>
     </w:p>
     <w:p>
-      <w:r>
-        <w:t>Attempt the independent case before hints. Record whether you worked alone, used a hint or followed a model. After feedback, fix the first unsupported step and explain why it changed. A later check uses a changed case, not a copied answer.</w:t>
+      <w:pPr>
+        <w:spacing w:line="336" w:lineRule="auto" w:after="180"/>
+      </w:pPr>
+      <w:r>
+        <w:rPr>
+          <w:b w:val="0"/>
+        </w:rPr>
+        <w:t>Attempt the independent case before hints. Record whether you worked alone, used a hint or followed a model. After feedback, fix the first unsupported step and explain why it changed.</w:t>
+      </w:r>
+    </w:p>
+    <w:p>
+      <w:pPr>
+        <w:spacing w:line="336" w:lineRule="auto" w:after="180"/>
+      </w:pPr>
+      <w:r>
+        <w:rPr>
+          <w:b w:val="0"/>
+        </w:rPr>
+        <w:t>A later check uses a changed case, not a copied answer.</w:t>
       </w:r>
     </w:p>
     <w:p>
@@ -1931,6 +3078,17 @@
     </w:p>
     <w:p>
       <w:r>
+        <w:t>Use this map to navigate Ablation studies, connect the goals to tasks and keep one evidence record for each attempt.</w:t>
+      </w:r>
+    </w:p>
+    <w:p>
+      <w:pPr>
+        <w:spacing w:line="336" w:lineRule="auto" w:after="180"/>
+      </w:pPr>
+      <w:r>
+        <w:rPr>
+          <w:b w:val="0"/>
+        </w:rPr>
         <w:t>Start with this question: Remove one component at a time. A retrieval pipeline has search plus a relevance filter. A team tests the filter’s contribution.</w:t>
       </w:r>
     </w:p>
@@ -2037,13 +3195,61 @@
       </w:tr>
     </w:tbl>
     <w:p>
-      <w:r>
-        <w:t>Remember → watch and explain → try with help → investigate → try independently → keep project evidence. Your teacher may spread this lesson across several classes.</w:t>
-      </w:r>
-    </w:p>
-    <w:p>
-      <w:r>
-        <w:t>Keep your first prediction. Compare it with what the evidence shows and explain any change.</w:t>
+      <w:pPr>
+        <w:spacing w:line="336" w:lineRule="auto" w:after="180"/>
+      </w:pPr>
+      <w:r>
+        <w:rPr>
+          <w:b w:val="0"/>
+        </w:rPr>
+        <w:t xml:space="preserve">Remember → watch and explain → try with help → investigate → try independently → keep project </w:t>
+      </w:r>
+      <w:r>
+        <w:rPr>
+          <w:b/>
+        </w:rPr>
+        <w:t>evidence</w:t>
+      </w:r>
+      <w:r>
+        <w:rPr>
+          <w:b w:val="0"/>
+        </w:rPr>
+        <w:t>. Your teacher may spread this lesson across several classes.</w:t>
+      </w:r>
+    </w:p>
+    <w:p>
+      <w:pPr>
+        <w:spacing w:line="336" w:lineRule="auto" w:after="180"/>
+      </w:pPr>
+      <w:r>
+        <w:rPr>
+          <w:b w:val="0"/>
+        </w:rPr>
+        <w:t xml:space="preserve">Keep your first </w:t>
+      </w:r>
+      <w:r>
+        <w:rPr>
+          <w:b/>
+        </w:rPr>
+        <w:t>prediction</w:t>
+      </w:r>
+      <w:r>
+        <w:rPr>
+          <w:b w:val="0"/>
+        </w:rPr>
+        <w:t xml:space="preserve">. Compare it with what the </w:t>
+      </w:r>
+      <w:r>
+        <w:rPr>
+          <w:b/>
+        </w:rPr>
+        <w:t>evidence</w:t>
+      </w:r>
+      <w:r>
+        <w:rPr>
+          <w:b w:val="0"/>
+        </w:rPr>
+        <w:t xml:space="preserve"> shows and explain any change.</w:t>
       </w:r>
     </w:p>
     <w:p>
@@ -2056,7 +3262,42 @@
     </w:p>
     <w:p>
       <w:r>
-        <w:t>Close your notes. Explain this goal in your own words: Explain the mechanism and terminology of ablation studies</w:t>
+        <w:t>Explain Ablation studies without notes, identify a remaining question and plan a later check with a changed case.</w:t>
+      </w:r>
+    </w:p>
+    <w:p>
+      <w:pPr>
+        <w:spacing w:line="336" w:lineRule="auto" w:after="180"/>
+      </w:pPr>
+      <w:r>
+        <w:rPr>
+          <w:b w:val="0"/>
+        </w:rPr>
+        <w:t xml:space="preserve">Close your notes. Explain this goal in your own words: Explain the </w:t>
+      </w:r>
+      <w:r>
+        <w:rPr>
+          <w:b/>
+        </w:rPr>
+        <w:t>mechanism</w:t>
+      </w:r>
+      <w:r>
+        <w:rPr>
+          <w:b w:val="0"/>
+        </w:rPr>
+        <w:t xml:space="preserve"> and terminology of </w:t>
+      </w:r>
+      <w:r>
+        <w:rPr>
+          <w:b/>
+        </w:rPr>
+        <w:t>ablation</w:t>
+      </w:r>
+      <w:r>
+        <w:rPr>
+          <w:b w:val="0"/>
+        </w:rPr>
+        <w:t xml:space="preserve"> studies</w:t>
       </w:r>
     </w:p>
     <w:p>
@@ -2093,13 +3334,61 @@
       </w:r>
     </w:p>
     <w:p>
-      <w:r>
-        <w:t>If you are unsure, return to the worked picture and explain one arrow. If you are ready, change an input or assumption and justify your prediction.</w:t>
-      </w:r>
-    </w:p>
-    <w:p>
-      <w:r>
-        <w:t>Save your workbook evidence. At the next review, try a different case before opening your old answer.</w:t>
+      <w:pPr>
+        <w:spacing w:line="336" w:lineRule="auto" w:after="180"/>
+      </w:pPr>
+      <w:r>
+        <w:rPr>
+          <w:b w:val="0"/>
+        </w:rPr>
+        <w:t xml:space="preserve">If you are unsure, return to the worked picture and explain one arrow. If you are ready, change an </w:t>
+      </w:r>
+      <w:r>
+        <w:rPr>
+          <w:b/>
+        </w:rPr>
+        <w:t>input</w:t>
+      </w:r>
+      <w:r>
+        <w:rPr>
+          <w:b w:val="0"/>
+        </w:rPr>
+        <w:t xml:space="preserve"> or assumption and justify your </w:t>
+      </w:r>
+      <w:r>
+        <w:rPr>
+          <w:b/>
+        </w:rPr>
+        <w:t>prediction</w:t>
+      </w:r>
+      <w:r>
+        <w:rPr>
+          <w:b w:val="0"/>
+        </w:rPr>
+        <w:t>.</w:t>
+      </w:r>
+    </w:p>
+    <w:p>
+      <w:pPr>
+        <w:spacing w:line="336" w:lineRule="auto" w:after="180"/>
+      </w:pPr>
+      <w:r>
+        <w:rPr>
+          <w:b w:val="0"/>
+        </w:rPr>
+        <w:t xml:space="preserve">Save your workbook </w:t>
+      </w:r>
+      <w:r>
+        <w:rPr>
+          <w:b/>
+        </w:rPr>
+        <w:t>evidence</w:t>
+      </w:r>
+      <w:r>
+        <w:rPr>
+          <w:b w:val="0"/>
+        </w:rPr>
+        <w:t>. At the next review, try a different case before opening your old answer.</w:t>
       </w:r>
     </w:p>
     <w:p>
@@ -2112,11 +3401,28 @@
     </w:p>
     <w:p>
       <w:r>
+        <w:t>Attempt supported questions before using hints or feedback. Review a missing building block, then keep the completed work.</w:t>
+      </w:r>
+    </w:p>
+    <w:p>
+      <w:pPr>
+        <w:spacing w:line="336" w:lineRule="auto" w:after="180"/>
+      </w:pPr>
+      <w:r>
+        <w:rPr>
+          <w:b w:val="0"/>
+        </w:rPr>
         <w:t>Use this supported practice once, in the browser or on paper. Keep the reserved independent assessment for a separate first attempt before teacher feedback.</w:t>
       </w:r>
     </w:p>
     <w:p>
-      <w:r>
+      <w:pPr>
+        <w:spacing w:line="336" w:lineRule="auto" w:after="180"/>
+      </w:pPr>
+      <w:r>
+        <w:rPr>
+          <w:b w:val="0"/>
+        </w:rPr>
         <w:t>Remove one component at a time. A retrieval pipeline has search plus a relevance filter. A team tests the filter’s contribution.</w:t>
       </w:r>
     </w:p>
@@ -2129,22 +3435,79 @@
       </w:r>
     </w:p>
     <w:p>
-      <w:r>
-        <w:t>Which labelled step matches this detail? Correctness falls from 80% to 60%, two cases in this set.</w:t>
-      </w:r>
-    </w:p>
-    <w:p>
-      <w:r>
+      <w:pPr>
+        <w:spacing w:line="336" w:lineRule="auto" w:after="180"/>
+      </w:pPr>
+      <w:r>
+        <w:rPr>
+          <w:b w:val="0"/>
+        </w:rPr>
+        <w:t xml:space="preserve">Which labelled step matches this detail? Correctness falls from </w:t>
+      </w:r>
+      <w:r>
+        <w:rPr>
+          <w:b/>
+        </w:rPr>
+        <w:t>80%</w:t>
+      </w:r>
+      <w:r>
+        <w:rPr>
+          <w:b w:val="0"/>
+        </w:rPr>
+        <w:t xml:space="preserve"> to </w:t>
+      </w:r>
+      <w:r>
+        <w:rPr>
+          <w:b/>
+        </w:rPr>
+        <w:t>60%</w:t>
+      </w:r>
+      <w:r>
+        <w:rPr>
+          <w:b w:val="0"/>
+        </w:rPr>
+        <w:t>, two cases in this set.</w:t>
+      </w:r>
+    </w:p>
+    <w:p>
+      <w:pPr>
+        <w:spacing w:line="336" w:lineRule="auto" w:after="180"/>
+        <w:shd w:fill="F4F9FC"/>
+      </w:pPr>
+      <w:r>
+        <w:rPr>
+          <w:b w:val="0"/>
+        </w:rPr>
         <w:t>1. Name the component</w:t>
       </w:r>
     </w:p>
     <w:p>
-      <w:r>
-        <w:t>2. Run the ablation</w:t>
-      </w:r>
-    </w:p>
-    <w:p>
-      <w:r>
+      <w:pPr>
+        <w:spacing w:line="336" w:lineRule="auto" w:after="180"/>
+        <w:shd w:fill="F4F9FC"/>
+      </w:pPr>
+      <w:r>
+        <w:rPr>
+          <w:b w:val="0"/>
+        </w:rPr>
+        <w:t xml:space="preserve">2. Run the </w:t>
+      </w:r>
+      <w:r>
+        <w:rPr>
+          <w:b/>
+        </w:rPr>
+        <w:t>ablation</w:t>
+      </w:r>
+    </w:p>
+    <w:p>
+      <w:pPr>
+        <w:spacing w:line="336" w:lineRule="auto" w:after="180"/>
+        <w:shd w:fill="F4F9FC"/>
+      </w:pPr>
+      <w:r>
+        <w:rPr>
+          <w:b w:val="0"/>
+        </w:rPr>
         <w:t>3. Compare outcomes</w:t>
       </w:r>
     </w:p>
@@ -2182,41 +3545,179 @@
       </w:r>
     </w:p>
     <w:p>
-      <w:r>
+      <w:pPr>
+        <w:pStyle w:val="Heading3"/>
+      </w:pPr>
+      <w:r>
+        <w:t>Hint · try first</w:t>
+      </w:r>
+    </w:p>
+    <w:p>
+      <w:pPr>
+        <w:spacing w:line="336" w:lineRule="auto" w:after="180"/>
+        <w:shd w:fill="F1F6F8"/>
+      </w:pPr>
+      <w:r>
+        <w:rPr>
+          <w:b w:val="0"/>
+        </w:rPr>
         <w:t>Hint if needed: Read the steps in the pictorial case. Match the supplied detail to the stage that performs or records it.</w:t>
       </w:r>
     </w:p>
     <w:p>
-      <w:r>
-        <w:t>After your attempt, compare with the supported explanation: Compare outcomes Correctness falls from 80% to 60%, two cases in this set. An ablation probes a component by removing or changing it while holding the rest fixed. It supports a scoped comparison, not a claim that the component always helps.</w:t>
-      </w:r>
-    </w:p>
-    <w:p>
       <w:pPr>
         <w:pStyle w:val="Heading3"/>
       </w:pPr>
       <w:r>
+        <w:t>Feedback · compare after trying</w:t>
+      </w:r>
+    </w:p>
+    <w:p>
+      <w:pPr>
+        <w:spacing w:line="336" w:lineRule="auto" w:after="180"/>
+        <w:shd w:fill="F1F6FC"/>
+      </w:pPr>
+      <w:r>
+        <w:rPr>
+          <w:b w:val="0"/>
+        </w:rPr>
+        <w:t xml:space="preserve">After your attempt, compare with the supported explanation: Compare outcomes Correctness falls from </w:t>
+      </w:r>
+      <w:r>
+        <w:rPr>
+          <w:b/>
+        </w:rPr>
+        <w:t>80%</w:t>
+      </w:r>
+      <w:r>
+        <w:rPr>
+          <w:b w:val="0"/>
+        </w:rPr>
+        <w:t xml:space="preserve"> to </w:t>
+      </w:r>
+      <w:r>
+        <w:rPr>
+          <w:b/>
+        </w:rPr>
+        <w:t>60%</w:t>
+      </w:r>
+      <w:r>
+        <w:rPr>
+          <w:b w:val="0"/>
+        </w:rPr>
+        <w:t xml:space="preserve">, two cases in this set. An </w:t>
+      </w:r>
+      <w:r>
+        <w:rPr>
+          <w:b/>
+        </w:rPr>
+        <w:t>ablation</w:t>
+      </w:r>
+      <w:r>
+        <w:rPr>
+          <w:b w:val="0"/>
+        </w:rPr>
+        <w:t xml:space="preserve"> probes a component by removing or changing it while holding the rest fixed.</w:t>
+      </w:r>
+    </w:p>
+    <w:p>
+      <w:pPr>
+        <w:spacing w:line="336" w:lineRule="auto" w:after="180"/>
+        <w:shd w:fill="F1F6FC"/>
+      </w:pPr>
+      <w:r>
+        <w:rPr>
+          <w:b w:val="0"/>
+        </w:rPr>
+        <w:t>It supports a scoped comparison, not a claim that the component always helps.</w:t>
+      </w:r>
+    </w:p>
+    <w:p>
+      <w:pPr>
+        <w:pStyle w:val="Heading3"/>
+      </w:pPr>
+      <w:r>
         <w:t>Practice 2: explain the deciding evidence</w:t>
       </w:r>
     </w:p>
     <w:p>
-      <w:r>
+      <w:pPr>
+        <w:pStyle w:val="Heading3"/>
+      </w:pPr>
+      <w:r>
+        <w:t>Changed case · predict first</w:t>
+      </w:r>
+    </w:p>
+    <w:p>
+      <w:pPr>
+        <w:spacing w:line="336" w:lineRule="auto" w:after="180"/>
+        <w:shd w:fill="F5F1FB"/>
+      </w:pPr>
+      <w:r>
+        <w:rPr>
+          <w:b w:val="0"/>
+        </w:rPr>
         <w:t>Changed-case practice: Remove the filter and also change the model version. Which conclusion is supported by the supplied facts?</w:t>
       </w:r>
     </w:p>
     <w:p>
-      <w:r>
+      <w:pPr>
+        <w:spacing w:line="336" w:lineRule="auto" w:after="180"/>
+        <w:shd w:fill="F4F9FC"/>
+      </w:pPr>
+      <w:r>
+        <w:rPr>
+          <w:b w:val="0"/>
+        </w:rPr>
         <w:t>1. The comparison no longer isolates the filter.</w:t>
       </w:r>
     </w:p>
     <w:p>
-      <w:r>
-        <w:t>2. This one example guarantees correct results for every future input.</w:t>
-      </w:r>
-    </w:p>
-    <w:p>
-      <w:r>
-        <w:t>3. We can decide the result without examining the changed input or the procedure.</w:t>
+      <w:pPr>
+        <w:spacing w:line="336" w:lineRule="auto" w:after="180"/>
+        <w:shd w:fill="F4F9FC"/>
+      </w:pPr>
+      <w:r>
+        <w:rPr>
+          <w:b w:val="0"/>
+        </w:rPr>
+        <w:t xml:space="preserve">2. This one example guarantees correct results for every future </w:t>
+      </w:r>
+      <w:r>
+        <w:rPr>
+          <w:b/>
+        </w:rPr>
+        <w:t>input</w:t>
+      </w:r>
+      <w:r>
+        <w:rPr>
+          <w:b w:val="0"/>
+        </w:rPr>
+        <w:t>.</w:t>
+      </w:r>
+    </w:p>
+    <w:p>
+      <w:pPr>
+        <w:spacing w:line="336" w:lineRule="auto" w:after="180"/>
+        <w:shd w:fill="F4F9FC"/>
+      </w:pPr>
+      <w:r>
+        <w:rPr>
+          <w:b w:val="0"/>
+        </w:rPr>
+        <w:t xml:space="preserve">3. We can decide the result without examining the changed </w:t>
+      </w:r>
+      <w:r>
+        <w:rPr>
+          <w:b/>
+        </w:rPr>
+        <w:t>input</w:t>
+      </w:r>
+      <w:r>
+        <w:rPr>
+          <w:b w:val="0"/>
+        </w:rPr>
+        <w:t xml:space="preserve"> or the procedure.</w:t>
       </w:r>
     </w:p>
     <w:p>
@@ -2253,12 +3754,42 @@
       </w:r>
     </w:p>
     <w:p>
-      <w:r>
+      <w:pPr>
+        <w:pStyle w:val="Heading3"/>
+      </w:pPr>
+      <w:r>
+        <w:t>Hint · try first</w:t>
+      </w:r>
+    </w:p>
+    <w:p>
+      <w:pPr>
+        <w:spacing w:line="336" w:lineRule="auto" w:after="180"/>
+        <w:shd w:fill="F1F6F8"/>
+      </w:pPr>
+      <w:r>
+        <w:rPr>
+          <w:b w:val="0"/>
+        </w:rPr>
         <w:t>Hint if needed: Use the changed condition and the deciding step in the pictorial trace. The answer must say what follows from those facts.</w:t>
       </w:r>
     </w:p>
     <w:p>
-      <w:r>
+      <w:pPr>
+        <w:pStyle w:val="Heading3"/>
+      </w:pPr>
+      <w:r>
+        <w:t>Feedback · compare after trying</w:t>
+      </w:r>
+    </w:p>
+    <w:p>
+      <w:pPr>
+        <w:spacing w:line="336" w:lineRule="auto" w:after="180"/>
+        <w:shd w:fill="F1F6FC"/>
+      </w:pPr>
+      <w:r>
+        <w:rPr>
+          <w:b w:val="0"/>
+        </w:rPr>
         <w:t>After your attempt, compare with the supported explanation: The comparison no longer isolates the filter. Two simultaneous changes provide alternative explanations.</w:t>
       </w:r>
     </w:p>
@@ -2271,18 +3802,105 @@
       </w:r>
     </w:p>
     <w:p>
-      <w:r>
-        <w:t>Review Multiple comparisons (ai-7/15). Goal: Explain the mechanism and terminology of multiple comparisons. Short practice: Calculate the six-test cutoff and identify which supplied p-values reject. Why must the team count every planned comparison rather than report only its smallest p-value?. Return to this week and explain what you changed.</w:t>
-      </w:r>
-    </w:p>
-    <w:p>
-      <w:r>
-        <w:t>Review Effect size and practical importance (ai-7/13). Goal: Explain the mechanism and terminology of effect size and practical importance. Short practice: Calculate the absolute error-rate reduction from 20/1000 to 15/1000. Does it meet the ten-fewer-errors threshold, and what changes when B has eight errors?. Return to this week and explain what you changed.</w:t>
-      </w:r>
-    </w:p>
-    <w:p>
-      <w:r>
-        <w:t>Review Confounders and controls (ai-7/10). Goal: Explain the mechanism and terminology of confounders and controls. Short practice: Draw the four condition/background combinations. Which variables were coupled before, and why would collecting only healthy-white and spotted-blue again leave the confounding unresolved?. Return to this week and explain what you changed.</w:t>
+      <w:pPr>
+        <w:spacing w:line="336" w:lineRule="auto" w:after="180"/>
+      </w:pPr>
+      <w:r>
+        <w:rPr>
+          <w:b w:val="0"/>
+        </w:rPr>
+        <w:t xml:space="preserve">Review Multiple comparisons (ai-7/15). Goal: Explain the </w:t>
+      </w:r>
+      <w:r>
+        <w:rPr>
+          <w:b/>
+        </w:rPr>
+        <w:t>mechanism</w:t>
+      </w:r>
+      <w:r>
+        <w:rPr>
+          <w:b w:val="0"/>
+        </w:rPr>
+        <w:t xml:space="preserve"> and terminology of multiple comparisons. Short practice: Calculate the six-test cutoff and identify which supplied p-values reject.</w:t>
+      </w:r>
+    </w:p>
+    <w:p>
+      <w:pPr>
+        <w:spacing w:line="336" w:lineRule="auto" w:after="180"/>
+      </w:pPr>
+      <w:r>
+        <w:rPr>
+          <w:b w:val="0"/>
+        </w:rPr>
+        <w:t>Why must the team count every planned comparison rather than report only its smallest p-value?. Return to this week and explain what you changed.</w:t>
+      </w:r>
+    </w:p>
+    <w:p>
+      <w:pPr>
+        <w:spacing w:line="336" w:lineRule="auto" w:after="180"/>
+      </w:pPr>
+      <w:r>
+        <w:rPr>
+          <w:b w:val="0"/>
+        </w:rPr>
+        <w:t xml:space="preserve">Review Effect size and practical importance (ai-7/13). Goal: Explain the </w:t>
+      </w:r>
+      <w:r>
+        <w:rPr>
+          <w:b/>
+        </w:rPr>
+        <w:t>mechanism</w:t>
+      </w:r>
+      <w:r>
+        <w:rPr>
+          <w:b w:val="0"/>
+        </w:rPr>
+        <w:t xml:space="preserve"> and terminology of effect size and practical importance. Short practice: Calculate the absolute error-rate reduction from 20/1000 to 15/1000.</w:t>
+      </w:r>
+    </w:p>
+    <w:p>
+      <w:pPr>
+        <w:spacing w:line="336" w:lineRule="auto" w:after="180"/>
+      </w:pPr>
+      <w:r>
+        <w:rPr>
+          <w:b w:val="0"/>
+        </w:rPr>
+        <w:t>Does it meet the ten-fewer-errors threshold, and what changes when B has eight errors?. Return to this week and explain what you changed.</w:t>
+      </w:r>
+    </w:p>
+    <w:p>
+      <w:pPr>
+        <w:spacing w:line="336" w:lineRule="auto" w:after="180"/>
+      </w:pPr>
+      <w:r>
+        <w:rPr>
+          <w:b w:val="0"/>
+        </w:rPr>
+        <w:t xml:space="preserve">Review Confounders and controls (ai-7/10). Goal: Explain the </w:t>
+      </w:r>
+      <w:r>
+        <w:rPr>
+          <w:b/>
+        </w:rPr>
+        <w:t>mechanism</w:t>
+      </w:r>
+      <w:r>
+        <w:rPr>
+          <w:b w:val="0"/>
+        </w:rPr>
+        <w:t xml:space="preserve"> and terminology of confounders and controls. Short practice: Draw the four condition/background combinations.</w:t>
+      </w:r>
+    </w:p>
+    <w:p>
+      <w:pPr>
+        <w:spacing w:line="336" w:lineRule="auto" w:after="180"/>
+      </w:pPr>
+      <w:r>
+        <w:rPr>
+          <w:b w:val="0"/>
+        </w:rPr>
+        <w:t>Which variables were coupled before, and why would collecting only healthy-white and spotted-blue again leave the confounding unresolved?. Return to this week and explain what you changed.</w:t>
       </w:r>
     </w:p>
     <w:p>
@@ -2294,8 +3912,651 @@
       </w:r>
     </w:p>
     <w:p>
-      <w:r>
-        <w:t>Use Download completed work in the hosted lesson to export your answers, reflections, practice feedback and code-run evidence. Open the HTML copy to read or print it. Drafts stay in this browser when storage is available; clear drafts on a shared device.</w:t>
+      <w:pPr>
+        <w:spacing w:line="336" w:lineRule="auto" w:after="180"/>
+      </w:pPr>
+      <w:r>
+        <w:rPr>
+          <w:b w:val="0"/>
+        </w:rPr>
+        <w:t xml:space="preserve">Use Download completed work in the hosted lesson to export your answers, reflections, practice feedback and code-run </w:t>
+      </w:r>
+      <w:r>
+        <w:rPr>
+          <w:b/>
+        </w:rPr>
+        <w:t>evidence</w:t>
+      </w:r>
+      <w:r>
+        <w:rPr>
+          <w:b w:val="0"/>
+        </w:rPr>
+        <w:t>. Open the HTML copy to read or print it.</w:t>
+      </w:r>
+    </w:p>
+    <w:p>
+      <w:pPr>
+        <w:spacing w:line="336" w:lineRule="auto" w:after="180"/>
+      </w:pPr>
+      <w:r>
+        <w:rPr>
+          <w:b w:val="0"/>
+        </w:rPr>
+        <w:t>Drafts stay in this browser when storage is available; clear drafts on a shared device.</w:t>
+      </w:r>
+    </w:p>
+    <w:p>
+      <w:pPr>
+        <w:pStyle w:val="Heading1"/>
+      </w:pPr>
+      <w:r>
+        <w:t>18. Visual concept journey</w:t>
+      </w:r>
+    </w:p>
+    <w:p>
+      <w:r>
+        <w:t>Explain each Ablation studies graphic using its labels, deciding evidence and relevant limitation.</w:t>
+      </w:r>
+    </w:p>
+    <w:p>
+      <w:pPr>
+        <w:pStyle w:val="Heading3"/>
+      </w:pPr>
+      <w:r>
+        <w:t>01. Ablation studies: the case</w:t>
+      </w:r>
+    </w:p>
+    <w:p>
+      <w:r>
+        <w:drawing>
+          <wp:inline xmlns:a="http://schemas.openxmlformats.org/drawingml/2006/main" xmlns:pic="http://schemas.openxmlformats.org/drawingml/2006/picture">
+            <wp:extent cx="5486400" cy="2834640"/>
+            <wp:docPr id="3" name="Picture 3" descr="Remove one component at a time. A retrieval pipeline has search plus a relevance filter. A team tests the filter’s contribution. Supplied facts: Full pipeline: 8/10 correct. Filter removed: 6/10 on the same cases, with all other settings fixed."/>
+            <wp:cNvGraphicFramePr>
+              <a:graphicFrameLocks noChangeAspect="1"/>
+            </wp:cNvGraphicFramePr>
+            <a:graphic>
+              <a:graphicData uri="http://schemas.openxmlformats.org/drawingml/2006/picture">
+                <pic:pic>
+                  <pic:nvPicPr>
+                    <pic:cNvPr id="0" name="academy-story-ai-7-16-01.png"/>
+                    <pic:cNvPicPr/>
+                  </pic:nvPicPr>
+                  <pic:blipFill>
+                    <a:blip r:embed="rId11"/>
+                    <a:stretch>
+                      <a:fillRect/>
+                    </a:stretch>
+                  </pic:blipFill>
+                  <pic:spPr>
+                    <a:xfrm>
+                      <a:off x="0" y="0"/>
+                      <a:ext cx="5486400" cy="2834640"/>
+                    </a:xfrm>
+                    <a:prstGeom prst="rect"/>
+                  </pic:spPr>
+                </pic:pic>
+              </a:graphicData>
+            </a:graphic>
+          </wp:inline>
+        </w:drawing>
+      </w:r>
+    </w:p>
+    <w:p>
+      <w:pPr>
+        <w:spacing w:line="336" w:lineRule="auto" w:after="180"/>
+      </w:pPr>
+      <w:r>
+        <w:rPr>
+          <w:b w:val="0"/>
+        </w:rPr>
+        <w:t>Remove one component at a time. A retrieval pipeline has search plus a relevance filter. A team tests the filter’s contribution. Supplied facts: Full pipeline: 8/10 correct.</w:t>
+      </w:r>
+    </w:p>
+    <w:p>
+      <w:pPr>
+        <w:spacing w:line="336" w:lineRule="auto" w:after="180"/>
+      </w:pPr>
+      <w:r>
+        <w:rPr>
+          <w:b w:val="0"/>
+        </w:rPr>
+        <w:t>Filter removed: 6/10 on the same cases, with all other settings fixed.</w:t>
+      </w:r>
+    </w:p>
+    <w:p>
+      <w:pPr>
+        <w:spacing w:line="336" w:lineRule="auto" w:after="180"/>
+        <w:shd w:fill="F5F1FB"/>
+      </w:pPr>
+      <w:r>
+        <w:rPr>
+          <w:b w:val="0"/>
+        </w:rPr>
+        <w:t>Point to the given fact that matters most. Explain why it matters.</w:t>
+      </w:r>
+    </w:p>
+    <w:p>
+      <w:pPr>
+        <w:pStyle w:val="Heading3"/>
+      </w:pPr>
+      <w:r>
+        <w:t>02. Follow the deciding steps</w:t>
+      </w:r>
+    </w:p>
+    <w:p>
+      <w:r>
+        <w:drawing>
+          <wp:inline xmlns:a="http://schemas.openxmlformats.org/drawingml/2006/main" xmlns:pic="http://schemas.openxmlformats.org/drawingml/2006/picture">
+            <wp:extent cx="5486400" cy="3182112"/>
+            <wp:docPr id="4" name="Picture 4" descr="Name the component: The relevance filter is the single declared change. → Run the ablation: Remove only the filter and preserve cases and scoring. → Compare outcomes: Correctness falls from 80% to 60%, two cases in this set."/>
+            <wp:cNvGraphicFramePr>
+              <a:graphicFrameLocks noChangeAspect="1"/>
+            </wp:cNvGraphicFramePr>
+            <a:graphic>
+              <a:graphicData uri="http://schemas.openxmlformats.org/drawingml/2006/picture">
+                <pic:pic>
+                  <pic:nvPicPr>
+                    <pic:cNvPr id="0" name="academy-story-ai-7-16-02.png"/>
+                    <pic:cNvPicPr/>
+                  </pic:nvPicPr>
+                  <pic:blipFill>
+                    <a:blip r:embed="rId12"/>
+                    <a:stretch>
+                      <a:fillRect/>
+                    </a:stretch>
+                  </pic:blipFill>
+                  <pic:spPr>
+                    <a:xfrm>
+                      <a:off x="0" y="0"/>
+                      <a:ext cx="5486400" cy="3182112"/>
+                    </a:xfrm>
+                    <a:prstGeom prst="rect"/>
+                  </pic:spPr>
+                </pic:pic>
+              </a:graphicData>
+            </a:graphic>
+          </wp:inline>
+        </w:drawing>
+      </w:r>
+    </w:p>
+    <w:p>
+      <w:pPr>
+        <w:spacing w:line="336" w:lineRule="auto" w:after="180"/>
+      </w:pPr>
+      <w:r>
+        <w:rPr>
+          <w:b w:val="0"/>
+        </w:rPr>
+        <w:t xml:space="preserve">Name the component: The relevance filter is the single declared change. → Run the </w:t>
+      </w:r>
+      <w:r>
+        <w:rPr>
+          <w:b/>
+        </w:rPr>
+        <w:t>ablation</w:t>
+      </w:r>
+      <w:r>
+        <w:rPr>
+          <w:b w:val="0"/>
+        </w:rPr>
+        <w:t xml:space="preserve">: Remove only the filter and preserve cases and scoring. → Compare outcomes: Correctness falls from </w:t>
+      </w:r>
+      <w:r>
+        <w:rPr>
+          <w:b/>
+        </w:rPr>
+        <w:t>80%</w:t>
+      </w:r>
+      <w:r>
+        <w:rPr>
+          <w:b w:val="0"/>
+        </w:rPr>
+        <w:t xml:space="preserve"> to </w:t>
+      </w:r>
+      <w:r>
+        <w:rPr>
+          <w:b/>
+        </w:rPr>
+        <w:t>60%</w:t>
+      </w:r>
+      <w:r>
+        <w:rPr>
+          <w:b w:val="0"/>
+        </w:rPr>
+        <w:t>, two cases in this set.</w:t>
+      </w:r>
+    </w:p>
+    <w:p>
+      <w:pPr>
+        <w:spacing w:line="336" w:lineRule="auto" w:after="180"/>
+        <w:shd w:fill="F5F1FB"/>
+      </w:pPr>
+      <w:r>
+        <w:rPr>
+          <w:b w:val="0"/>
+        </w:rPr>
+        <w:t xml:space="preserve">Point to each numbered stage and explain which recorded </w:t>
+      </w:r>
+      <w:r>
+        <w:rPr>
+          <w:b/>
+        </w:rPr>
+        <w:t>input</w:t>
+      </w:r>
+      <w:r>
+        <w:rPr>
+          <w:b w:val="0"/>
+        </w:rPr>
+        <w:t xml:space="preserve"> it uses.</w:t>
+      </w:r>
+    </w:p>
+    <w:p>
+      <w:pPr>
+        <w:pStyle w:val="Heading3"/>
+      </w:pPr>
+      <w:r>
+        <w:t>03. Relevance-filter ablation</w:t>
+      </w:r>
+    </w:p>
+    <w:p>
+      <w:r>
+        <w:drawing>
+          <wp:inline xmlns:a="http://schemas.openxmlformats.org/drawingml/2006/main" xmlns:pic="http://schemas.openxmlformats.org/drawingml/2006/picture">
+            <wp:extent cx="5486400" cy="2834640"/>
+            <wp:docPr id="5" name="Picture 5" descr="Relevance-filter ablation. Units: correct answers out of 10 shared cases. Full pipeline: 8. Filter removed: 6."/>
+            <wp:cNvGraphicFramePr>
+              <a:graphicFrameLocks noChangeAspect="1"/>
+            </wp:cNvGraphicFramePr>
+            <a:graphic>
+              <a:graphicData uri="http://schemas.openxmlformats.org/drawingml/2006/picture">
+                <pic:pic>
+                  <pic:nvPicPr>
+                    <pic:cNvPr id="0" name="academy-story-ai-7-16-03.png"/>
+                    <pic:cNvPicPr/>
+                  </pic:nvPicPr>
+                  <pic:blipFill>
+                    <a:blip r:embed="rId13"/>
+                    <a:stretch>
+                      <a:fillRect/>
+                    </a:stretch>
+                  </pic:blipFill>
+                  <pic:spPr>
+                    <a:xfrm>
+                      <a:off x="0" y="0"/>
+                      <a:ext cx="5486400" cy="2834640"/>
+                    </a:xfrm>
+                    <a:prstGeom prst="rect"/>
+                  </pic:spPr>
+                </pic:pic>
+              </a:graphicData>
+            </a:graphic>
+          </wp:inline>
+        </w:drawing>
+      </w:r>
+    </w:p>
+    <w:p>
+      <w:pPr>
+        <w:spacing w:line="336" w:lineRule="auto" w:after="180"/>
+      </w:pPr>
+      <w:r>
+        <w:rPr>
+          <w:b w:val="0"/>
+        </w:rPr>
+        <w:t xml:space="preserve">Relevance-filter </w:t>
+      </w:r>
+      <w:r>
+        <w:rPr>
+          <w:b/>
+        </w:rPr>
+        <w:t>ablation</w:t>
+      </w:r>
+      <w:r>
+        <w:rPr>
+          <w:b w:val="0"/>
+        </w:rPr>
+        <w:t>. Units: correct answers out of 10 shared cases. Full pipeline: 8. Filter removed: 6.</w:t>
+      </w:r>
+    </w:p>
+    <w:p>
+      <w:pPr>
+        <w:spacing w:line="336" w:lineRule="auto" w:after="180"/>
+        <w:shd w:fill="F5F1FB"/>
+      </w:pPr>
+      <w:r>
+        <w:rPr>
+          <w:b w:val="0"/>
+        </w:rPr>
+        <w:t>Read the labels and values. Explain the relationship the model shows.</w:t>
+      </w:r>
+    </w:p>
+    <w:p>
+      <w:pPr>
+        <w:pStyle w:val="Heading3"/>
+      </w:pPr>
+      <w:r>
+        <w:t>04. Change one thing. Trace what follows.</w:t>
+      </w:r>
+    </w:p>
+    <w:p>
+      <w:r>
+        <w:drawing>
+          <wp:inline xmlns:a="http://schemas.openxmlformats.org/drawingml/2006/main" xmlns:pic="http://schemas.openxmlformats.org/drawingml/2006/picture">
+            <wp:extent cx="5486400" cy="3026664"/>
+            <wp:docPr id="6" name="Picture 6" descr="Original case: Correctness falls from 80% to 60%, two cases in this set. Changed condition: Remove the filter and also change the model version. Expected result: The comparison no longer isolates the filter. Reason: Two simultaneous changes provide alternative explanations."/>
+            <wp:cNvGraphicFramePr>
+              <a:graphicFrameLocks noChangeAspect="1"/>
+            </wp:cNvGraphicFramePr>
+            <a:graphic>
+              <a:graphicData uri="http://schemas.openxmlformats.org/drawingml/2006/picture">
+                <pic:pic>
+                  <pic:nvPicPr>
+                    <pic:cNvPr id="0" name="academy-story-ai-7-16-04.png"/>
+                    <pic:cNvPicPr/>
+                  </pic:nvPicPr>
+                  <pic:blipFill>
+                    <a:blip r:embed="rId14"/>
+                    <a:stretch>
+                      <a:fillRect/>
+                    </a:stretch>
+                  </pic:blipFill>
+                  <pic:spPr>
+                    <a:xfrm>
+                      <a:off x="0" y="0"/>
+                      <a:ext cx="5486400" cy="3026664"/>
+                    </a:xfrm>
+                    <a:prstGeom prst="rect"/>
+                  </pic:spPr>
+                </pic:pic>
+              </a:graphicData>
+            </a:graphic>
+          </wp:inline>
+        </w:drawing>
+      </w:r>
+    </w:p>
+    <w:p>
+      <w:pPr>
+        <w:spacing w:line="336" w:lineRule="auto" w:after="180"/>
+      </w:pPr>
+      <w:r>
+        <w:rPr>
+          <w:b w:val="0"/>
+        </w:rPr>
+        <w:t xml:space="preserve">Original case: Correctness falls from </w:t>
+      </w:r>
+      <w:r>
+        <w:rPr>
+          <w:b/>
+        </w:rPr>
+        <w:t>80%</w:t>
+      </w:r>
+      <w:r>
+        <w:rPr>
+          <w:b w:val="0"/>
+        </w:rPr>
+        <w:t xml:space="preserve"> to </w:t>
+      </w:r>
+      <w:r>
+        <w:rPr>
+          <w:b/>
+        </w:rPr>
+        <w:t>60%</w:t>
+      </w:r>
+      <w:r>
+        <w:rPr>
+          <w:b w:val="0"/>
+        </w:rPr>
+        <w:t>, two cases in this set. Changed condition: Remove the filter and also change the model version. Expected result: The comparison no longer isolates the filter.</w:t>
+      </w:r>
+    </w:p>
+    <w:p>
+      <w:pPr>
+        <w:spacing w:line="336" w:lineRule="auto" w:after="180"/>
+      </w:pPr>
+      <w:r>
+        <w:rPr>
+          <w:b w:val="0"/>
+        </w:rPr>
+        <w:t>Reason: Two simultaneous changes provide alternative explanations.</w:t>
+      </w:r>
+    </w:p>
+    <w:p>
+      <w:pPr>
+        <w:spacing w:line="336" w:lineRule="auto" w:after="180"/>
+        <w:shd w:fill="F5F1FB"/>
+      </w:pPr>
+      <w:r>
+        <w:rPr>
+          <w:b w:val="0"/>
+        </w:rPr>
+        <w:t>Predict before checking the worked changed-case result. Name what changed and what the supplied facts allow you to conclude.</w:t>
+      </w:r>
+    </w:p>
+    <w:p>
+      <w:pPr>
+        <w:pStyle w:val="Heading3"/>
+      </w:pPr>
+      <w:r>
+        <w:t>05. Connect the explanation to its limit</w:t>
+      </w:r>
+    </w:p>
+    <w:p>
+      <w:r>
+        <w:drawing>
+          <wp:inline xmlns:a="http://schemas.openxmlformats.org/drawingml/2006/main" xmlns:pic="http://schemas.openxmlformats.org/drawingml/2006/picture">
+            <wp:extent cx="5486400" cy="2834640"/>
+            <wp:docPr id="7" name="Picture 7" descr="An ablation probes a component by removing or changing it while holding the rest fixed. It supports a scoped comparison, not a claim that the component always helps. Limit: Interactions and small-sample variability remain; this illustrative difference is not a universal causal estimate."/>
+            <wp:cNvGraphicFramePr>
+              <a:graphicFrameLocks noChangeAspect="1"/>
+            </wp:cNvGraphicFramePr>
+            <a:graphic>
+              <a:graphicData uri="http://schemas.openxmlformats.org/drawingml/2006/picture">
+                <pic:pic>
+                  <pic:nvPicPr>
+                    <pic:cNvPr id="0" name="academy-story-ai-7-16-05.png"/>
+                    <pic:cNvPicPr/>
+                  </pic:nvPicPr>
+                  <pic:blipFill>
+                    <a:blip r:embed="rId15"/>
+                    <a:stretch>
+                      <a:fillRect/>
+                    </a:stretch>
+                  </pic:blipFill>
+                  <pic:spPr>
+                    <a:xfrm>
+                      <a:off x="0" y="0"/>
+                      <a:ext cx="5486400" cy="2834640"/>
+                    </a:xfrm>
+                    <a:prstGeom prst="rect"/>
+                  </pic:spPr>
+                </pic:pic>
+              </a:graphicData>
+            </a:graphic>
+          </wp:inline>
+        </w:drawing>
+      </w:r>
+    </w:p>
+    <w:p>
+      <w:pPr>
+        <w:spacing w:line="336" w:lineRule="auto" w:after="180"/>
+      </w:pPr>
+      <w:r>
+        <w:rPr>
+          <w:b w:val="0"/>
+        </w:rPr>
+        <w:t xml:space="preserve">An </w:t>
+      </w:r>
+      <w:r>
+        <w:rPr>
+          <w:b/>
+        </w:rPr>
+        <w:t>ablation</w:t>
+      </w:r>
+      <w:r>
+        <w:rPr>
+          <w:b w:val="0"/>
+        </w:rPr>
+        <w:t xml:space="preserve"> probes a component by removing or changing it while holding the rest fixed. It supports a scoped comparison, not a claim that the component always helps.</w:t>
+      </w:r>
+    </w:p>
+    <w:p>
+      <w:pPr>
+        <w:spacing w:line="336" w:lineRule="auto" w:after="180"/>
+      </w:pPr>
+      <w:r>
+        <w:rPr>
+          <w:b w:val="0"/>
+        </w:rPr>
+        <w:t xml:space="preserve">Limit: </w:t>
+      </w:r>
+      <w:r>
+        <w:rPr>
+          <w:b/>
+        </w:rPr>
+        <w:t>Interaction</w:t>
+      </w:r>
+      <w:r>
+        <w:rPr>
+          <w:b w:val="0"/>
+        </w:rPr>
+        <w:t>s and small-sample variability remain; this illustrative difference is not a universal causal estimate.</w:t>
+      </w:r>
+    </w:p>
+    <w:p>
+      <w:pPr>
+        <w:spacing w:line="336" w:lineRule="auto" w:after="180"/>
+        <w:shd w:fill="F5F1FB"/>
+      </w:pPr>
+      <w:r>
+        <w:rPr>
+          <w:b w:val="0"/>
+        </w:rPr>
+        <w:t>Explain the case, then point to a limit on the claim.</w:t>
+      </w:r>
+    </w:p>
+    <w:p>
+      <w:pPr>
+        <w:pStyle w:val="Heading3"/>
+      </w:pPr>
+      <w:r>
+        <w:t>06. Make the idea visible in your project</w:t>
+      </w:r>
+    </w:p>
+    <w:p>
+      <w:r>
+        <w:drawing>
+          <wp:inline xmlns:a="http://schemas.openxmlformats.org/drawingml/2006/main" xmlns:pic="http://schemas.openxmlformats.org/drawingml/2006/picture">
+            <wp:extent cx="5486400" cy="3681984"/>
+            <wp:docPr id="8" name="Picture 8" descr="For the Reproducible AI Research Study, retain an annotated worked trace and the changed-case reasoning. Connect the claim to its records, units and assumptions so another investigator can challenge or reproduce it. Draw your input, deciding step, result and limit. Supported question: Calculate the filter ablation’s two rates and count change. Which single component is altered, and why does also changing the model prevent isolating the filter?"/>
+            <wp:cNvGraphicFramePr>
+              <a:graphicFrameLocks noChangeAspect="1"/>
+            </wp:cNvGraphicFramePr>
+            <a:graphic>
+              <a:graphicData uri="http://schemas.openxmlformats.org/drawingml/2006/picture">
+                <pic:pic>
+                  <pic:nvPicPr>
+                    <pic:cNvPr id="0" name="academy-story-ai-7-16-06.png"/>
+                    <pic:cNvPicPr/>
+                  </pic:nvPicPr>
+                  <pic:blipFill>
+                    <a:blip r:embed="rId16"/>
+                    <a:stretch>
+                      <a:fillRect/>
+                    </a:stretch>
+                  </pic:blipFill>
+                  <pic:spPr>
+                    <a:xfrm>
+                      <a:off x="0" y="0"/>
+                      <a:ext cx="5486400" cy="3681984"/>
+                    </a:xfrm>
+                    <a:prstGeom prst="rect"/>
+                  </pic:spPr>
+                </pic:pic>
+              </a:graphicData>
+            </a:graphic>
+          </wp:inline>
+        </w:drawing>
+      </w:r>
+    </w:p>
+    <w:p>
+      <w:pPr>
+        <w:spacing w:line="336" w:lineRule="auto" w:after="180"/>
+      </w:pPr>
+      <w:r>
+        <w:rPr>
+          <w:b w:val="0"/>
+        </w:rPr>
+        <w:t>For the Reproducible AI Research Study, retain an annotated worked trace and the changed-case reasoning. Connect the claim to its records, units and assumptions so another investigator can challenge or reproduce it.</w:t>
+      </w:r>
+    </w:p>
+    <w:p>
+      <w:pPr>
+        <w:spacing w:line="336" w:lineRule="auto" w:after="180"/>
+      </w:pPr>
+      <w:r>
+        <w:rPr>
+          <w:b w:val="0"/>
+        </w:rPr>
+        <w:t xml:space="preserve">Draw your </w:t>
+      </w:r>
+      <w:r>
+        <w:rPr>
+          <w:b/>
+        </w:rPr>
+        <w:t>input</w:t>
+      </w:r>
+      <w:r>
+        <w:rPr>
+          <w:b w:val="0"/>
+        </w:rPr>
+        <w:t xml:space="preserve">, deciding step, result and limit. Supported question: Calculate the filter </w:t>
+      </w:r>
+      <w:r>
+        <w:rPr>
+          <w:b/>
+        </w:rPr>
+        <w:t>ablation</w:t>
+      </w:r>
+      <w:r>
+        <w:rPr>
+          <w:b w:val="0"/>
+        </w:rPr>
+        <w:t>’s two rates and count change.</w:t>
+      </w:r>
+    </w:p>
+    <w:p>
+      <w:pPr>
+        <w:spacing w:line="336" w:lineRule="auto" w:after="180"/>
+      </w:pPr>
+      <w:r>
+        <w:rPr>
+          <w:b w:val="0"/>
+        </w:rPr>
+        <w:t>Which single component is altered, and why does also changing the model prevent isolating the filter?</w:t>
+      </w:r>
+    </w:p>
+    <w:p>
+      <w:pPr>
+        <w:spacing w:line="336" w:lineRule="auto" w:after="180"/>
+        <w:shd w:fill="F5F1FB"/>
+      </w:pPr>
+      <w:r>
+        <w:rPr>
+          <w:b w:val="0"/>
+        </w:rPr>
+        <w:t xml:space="preserve">Draw your project trace and justify the deciding step using </w:t>
+      </w:r>
+      <w:r>
+        <w:rPr>
+          <w:b/>
+        </w:rPr>
+        <w:t>evidence</w:t>
+      </w:r>
+      <w:r>
+        <w:rPr>
+          <w:b w:val="0"/>
+        </w:rPr>
+        <w:t>.</w:t>
       </w:r>
     </w:p>
     <w:sectPr>

--- a/downloads/student/ai-7-week-16.docx
+++ b/downloads/student/ai-7-week-16.docx
@@ -25,12 +25,17 @@
         <w:pStyle w:val="Heading1"/>
       </w:pPr>
       <w:r>
-        <w:t>Before you start</w:t>
-      </w:r>
-    </w:p>
-    <w:p>
-      <w:r>
-        <w:t>Recall Multiple comparisons. Explain why a recorded result needs its input conditions and evidence source before it can support a claim.</w:t>
+        <w:t>Remove one component. Preserve the controls. Inspect the failures.</w:t>
+      </w:r>
+    </w:p>
+    <w:p>
+      <w:r>
+        <w:t>Explain conditional ablation differences, missing interactions and critical failure categories.</w:t>
+      </w:r>
+    </w:p>
+    <w:p>
+      <w:r>
+        <w:t>Comparison contract → main condition ledger → native missing-cell grid → separate filter trace → interaction counterexamples → independent fifteen-case task.</w:t>
       </w:r>
     </w:p>
     <w:p>
@@ -38,20 +43,20 @@
         <w:pStyle w:val="Heading1"/>
       </w:pPr>
       <w:r>
-        <w:t>01. Your mission</w:t>
-      </w:r>
-    </w:p>
-    <w:p>
-      <w:r>
-        <w:t>Start with the target: Explain the mechanism and terminology of ablation studies. Try the recall before opening notes.</w:t>
-      </w:r>
-    </w:p>
-    <w:p>
-      <w:pPr>
-        <w:pStyle w:val="Heading3"/>
-      </w:pPr>
-      <w:r>
-        <w:t>Your learning target</w:t>
+        <w:t>01. Remove one component and inspect what changes</w:t>
+      </w:r>
+    </w:p>
+    <w:p>
+      <w:r>
+        <w:t>A small score change can conceal a critical failure category.</w:t>
+      </w:r>
+    </w:p>
+    <w:p>
+      <w:pPr>
+        <w:pStyle w:val="Heading2"/>
+      </w:pPr>
+      <w:r>
+        <w:t>Learning goals</w:t>
       </w:r>
     </w:p>
     <w:p>
@@ -113,10 +118,10 @@
     </w:p>
     <w:p>
       <w:pPr>
-        <w:pStyle w:val="Heading3"/>
-      </w:pPr>
-      <w:r>
-        <w:t>Remember before reading</w:t>
+        <w:pStyle w:val="Heading2"/>
+      </w:pPr>
+      <w:r>
+        <w:t>Retrieve controlled comparisons and practical-effect limits</w:t>
       </w:r>
     </w:p>
     <w:p>
@@ -188,6 +193,100 @@
     </w:p>
     <w:p>
       <w:pPr>
+        <w:pStyle w:val="Heading2"/>
+      </w:pPr>
+      <w:r>
+        <w:t>Starting response</w:t>
+      </w:r>
+    </w:p>
+    <w:p>
+      <w:pPr>
+        <w:pStyle w:val="ListBullet"/>
+      </w:pPr>
+      <w:r>
+        <w:t>Recall Multiple comparisons. Explain why a recorded result needs its input conditions and evidence source before it can support a claim.</w:t>
+      </w:r>
+    </w:p>
+    <w:p>
+      <w:pPr>
+        <w:pStyle w:val="Heading3"/>
+      </w:pPr>
+      <w:r>
+        <w:t>My starting explanation</w:t>
+      </w:r>
+    </w:p>
+    <w:p>
+      <w:r>
+        <w:t>________________________________________________________________</w:t>
+      </w:r>
+    </w:p>
+    <w:p>
+      <w:r>
+        <w:t>________________________________________________________________</w:t>
+      </w:r>
+    </w:p>
+    <w:p>
+      <w:r>
+        <w:t>________________________________________________________________</w:t>
+      </w:r>
+    </w:p>
+    <w:p>
+      <w:pPr>
+        <w:pStyle w:val="Heading2"/>
+      </w:pPr>
+      <w:r>
+        <w:t>End goal</w:t>
+      </w:r>
+    </w:p>
+    <w:p>
+      <w:pPr>
+        <w:spacing w:line="336" w:lineRule="auto" w:after="180"/>
+      </w:pPr>
+      <w:r>
+        <w:rPr>
+          <w:b w:val="0"/>
+        </w:rPr>
+        <w:t xml:space="preserve">Explain </w:t>
+      </w:r>
+      <w:r>
+        <w:rPr>
+          <w:b/>
+        </w:rPr>
+        <w:t>ablation</w:t>
+      </w:r>
+      <w:r>
+        <w:rPr>
+          <w:b w:val="0"/>
+        </w:rPr>
+        <w:t xml:space="preserve"> studies using the records and boundaries of this fictional investigation.</w:t>
+      </w:r>
+    </w:p>
+    <w:p>
+      <w:pPr>
+        <w:pStyle w:val="Heading2"/>
+      </w:pPr>
+      <w:r>
+        <w:t>Earlier wording, alternatives and picture transcripts · reference / check after trying</w:t>
+      </w:r>
+    </w:p>
+    <w:p>
+      <w:pPr>
+        <w:pStyle w:val="Heading3"/>
+      </w:pPr>
+      <w:r>
+        <w:t>Your learning target</w:t>
+      </w:r>
+    </w:p>
+    <w:p>
+      <w:pPr>
+        <w:pStyle w:val="Heading3"/>
+      </w:pPr>
+      <w:r>
+        <w:t>Remember before reading</w:t>
+      </w:r>
+    </w:p>
+    <w:p>
+      <w:pPr>
         <w:spacing w:line="336" w:lineRule="auto" w:after="180"/>
       </w:pPr>
       <w:r>
@@ -264,13 +363,698 @@
     </w:p>
     <w:p>
       <w:pPr>
+        <w:pStyle w:val="Heading3"/>
+      </w:pPr>
+      <w:r>
+        <w:t>This week’s end goal</w:t>
+      </w:r>
+    </w:p>
+    <w:p>
+      <w:pPr>
+        <w:pStyle w:val="Heading1"/>
+      </w:pPr>
+      <w:r>
+        <w:t>02. Define what is removed and what must stay fixed</w:t>
+      </w:r>
+    </w:p>
+    <w:p>
+      <w:r>
+        <w:t>Separate total performance, failure severity and interaction evidence.</w:t>
+      </w:r>
+    </w:p>
+    <w:p>
+      <w:pPr>
+        <w:pStyle w:val="Heading2"/>
+      </w:pPr>
+      <w:r>
+        <w:t>Begin with a component question</w:t>
+      </w:r>
+    </w:p>
+    <w:p>
+      <w:pPr>
         <w:spacing w:line="336" w:lineRule="auto" w:after="180"/>
       </w:pPr>
       <w:r>
         <w:rPr>
           <w:b w:val="0"/>
         </w:rPr>
-        <w:t xml:space="preserve">Recall Multiple comparisons. Explain why a recorded result needs its </w:t>
+        <w:t>To investigate a component, compare the complete system with a version that removes only that component. Use the same evaluation cases, scoring and remaining settings. The difference describes this removal in this configuration.</w:t>
+      </w:r>
+    </w:p>
+    <w:p>
+      <w:pPr>
+        <w:spacing w:line="336" w:lineRule="auto" w:after="180"/>
+      </w:pPr>
+      <w:r>
+        <w:rPr>
+          <w:b w:val="0"/>
+        </w:rPr>
+        <w:t>It does not assign a permanent score to the component: retrieval may be useful only when another component uses its results, and a validation step may protect an important boundary even when the total score barely changes.</w:t>
+      </w:r>
+    </w:p>
+    <w:p>
+      <w:pPr>
+        <w:pStyle w:val="Heading2"/>
+      </w:pPr>
+      <w:r>
+        <w:t>Original ablation definition</w:t>
+      </w:r>
+    </w:p>
+    <w:p>
+      <w:pPr>
+        <w:spacing w:line="336" w:lineRule="auto" w:after="180"/>
+      </w:pPr>
+      <w:r>
+        <w:rPr>
+          <w:b/>
+        </w:rPr>
+        <w:t>Ablation</w:t>
+      </w:r>
+      <w:r>
+        <w:rPr>
+          <w:b w:val="0"/>
+        </w:rPr>
+        <w:t xml:space="preserve"> removes a component to investigate its contribution under a controlled comparison. </w:t>
+      </w:r>
+      <w:r>
+        <w:rPr>
+          <w:b/>
+        </w:rPr>
+        <w:t>Interaction</w:t>
+      </w:r>
+      <w:r>
+        <w:rPr>
+          <w:b w:val="0"/>
+        </w:rPr>
+        <w:t>s can make contributions depend on other components.</w:t>
+      </w:r>
+    </w:p>
+    <w:p>
+      <w:pPr>
+        <w:pStyle w:val="Heading2"/>
+      </w:pPr>
+      <w:r>
+        <w:t>Complete controlled-comparison contract</w:t>
+      </w:r>
+    </w:p>
+    <w:tbl>
+      <w:tblPr>
+        <w:tblStyle w:val="LightShading-Accent1"/>
+        <w:tblW w:type="auto" w:w="0"/>
+        <w:tblLook w:firstColumn="1" w:firstRow="1" w:lastColumn="0" w:lastRow="0" w:noHBand="0" w:noVBand="1" w:val="04A0"/>
+      </w:tblPr>
+      <w:tblGrid>
+        <w:gridCol w:w="5112"/>
+        <w:gridCol w:w="5112"/>
+      </w:tblGrid>
+      <w:tr>
+        <w:trPr>
+          <w:tblHeader/>
+        </w:trPr>
+        <w:tc>
+          <w:tcPr>
+            <w:tcW w:type="dxa" w:w="5112"/>
+          </w:tcPr>
+          <w:p>
+            <w:r>
+              <w:t>Comparison item</w:t>
+            </w:r>
+          </w:p>
+        </w:tc>
+        <w:tc>
+          <w:tcPr>
+            <w:tcW w:type="dxa" w:w="5112"/>
+          </w:tcPr>
+          <w:p>
+            <w:r>
+              <w:t>Complete constructed contract</w:t>
+            </w:r>
+          </w:p>
+        </w:tc>
+      </w:tr>
+      <w:tr>
+        <w:tc>
+          <w:tcPr>
+            <w:tcW w:type="dxa" w:w="5112"/>
+          </w:tcPr>
+          <w:p>
+            <w:r>
+              <w:t>Common evaluation</w:t>
+            </w:r>
+          </w:p>
+        </w:tc>
+        <w:tc>
+          <w:tcPr>
+            <w:tcW w:type="dxa" w:w="5112"/>
+          </w:tcPr>
+          <w:p>
+            <w:r>
+              <w:t>Same ten cases, same scoring and all other settings fixed</w:t>
+            </w:r>
+          </w:p>
+        </w:tc>
+      </w:tr>
+      <w:tr>
+        <w:tc>
+          <w:tcPr>
+            <w:tcW w:type="dxa" w:w="5112"/>
+          </w:tcPr>
+          <w:p>
+            <w:r>
+              <w:t>Full system</w:t>
+            </w:r>
+          </w:p>
+        </w:tc>
+        <w:tc>
+          <w:tcPr>
+            <w:tcW w:type="dxa" w:w="5112"/>
+          </w:tcPr>
+          <w:p>
+            <w:r>
+              <w:t>Retrieval and validation present; 8/10 passes</w:t>
+            </w:r>
+          </w:p>
+        </w:tc>
+      </w:tr>
+      <w:tr>
+        <w:tc>
+          <w:tcPr>
+            <w:tcW w:type="dxa" w:w="5112"/>
+          </w:tcPr>
+          <w:p>
+            <w:r>
+              <w:t>Remove retrieval only</w:t>
+            </w:r>
+          </w:p>
+        </w:tc>
+        <w:tc>
+          <w:tcPr>
+            <w:tcW w:type="dxa" w:w="5112"/>
+          </w:tcPr>
+          <w:p>
+            <w:r>
+              <w:t>Validation remains; 5/10 passes</w:t>
+            </w:r>
+          </w:p>
+        </w:tc>
+      </w:tr>
+      <w:tr>
+        <w:tc>
+          <w:tcPr>
+            <w:tcW w:type="dxa" w:w="5112"/>
+          </w:tcPr>
+          <w:p>
+            <w:r>
+              <w:t>Remove validation only</w:t>
+            </w:r>
+          </w:p>
+        </w:tc>
+        <w:tc>
+          <w:tcPr>
+            <w:tcW w:type="dxa" w:w="5112"/>
+          </w:tcPr>
+          <w:p>
+            <w:r>
+              <w:t>Retrieval remains; 7/10 passes; an unauthorized action is stipulated</w:t>
+            </w:r>
+          </w:p>
+        </w:tc>
+      </w:tr>
+      <w:tr>
+        <w:tc>
+          <w:tcPr>
+            <w:tcW w:type="dxa" w:w="5112"/>
+          </w:tcPr>
+          <w:p>
+            <w:r>
+              <w:t>Remove both</w:t>
+            </w:r>
+          </w:p>
+        </w:tc>
+        <w:tc>
+          <w:tcPr>
+            <w:tcW w:type="dxa" w:w="5112"/>
+          </w:tcPr>
+          <w:p>
+            <w:r>
+              <w:t>Not supplied; do not invent this outcome</w:t>
+            </w:r>
+          </w:p>
+        </w:tc>
+      </w:tr>
+      <w:tr>
+        <w:tc>
+          <w:tcPr>
+            <w:tcW w:type="dxa" w:w="5112"/>
+          </w:tcPr>
+          <w:p>
+            <w:r>
+              <w:t>Reported effects</w:t>
+            </w:r>
+          </w:p>
+        </w:tc>
+        <w:tc>
+          <w:tcPr>
+            <w:tcW w:type="dxa" w:w="5112"/>
+          </w:tcPr>
+          <w:p>
+            <w:r>
+              <w:t>Full minus ablated pass count and percentage-point difference</w:t>
+            </w:r>
+          </w:p>
+        </w:tc>
+      </w:tr>
+      <w:tr>
+        <w:tc>
+          <w:tcPr>
+            <w:tcW w:type="dxa" w:w="5112"/>
+          </w:tcPr>
+          <w:p>
+            <w:r>
+              <w:t>Case identities</w:t>
+            </w:r>
+          </w:p>
+        </w:tc>
+        <w:tc>
+          <w:tcPr>
+            <w:tcW w:type="dxa" w:w="5112"/>
+          </w:tcPr>
+          <w:p>
+            <w:r>
+              <w:t>Not supplied; net differences do not identify which cases flipped</w:t>
+            </w:r>
+          </w:p>
+        </w:tc>
+      </w:tr>
+      <w:tr>
+        <w:tc>
+          <w:tcPr>
+            <w:tcW w:type="dxa" w:w="5112"/>
+          </w:tcPr>
+          <w:p>
+            <w:r>
+              <w:t>Scope</w:t>
+            </w:r>
+          </w:p>
+        </w:tc>
+        <w:tc>
+          <w:tcPr>
+            <w:tcW w:type="dxa" w:w="5112"/>
+          </w:tcPr>
+          <w:p>
+            <w:r>
+              <w:t>Supplied fictional summaries, not actual model runs or population causal estimates</w:t>
+            </w:r>
+          </w:p>
+        </w:tc>
+      </w:tr>
+    </w:tbl>
+    <w:p>
+      <w:pPr>
+        <w:pStyle w:val="Heading2"/>
+      </w:pPr>
+      <w:r>
+        <w:t>Given and missing evidence</w:t>
+      </w:r>
+    </w:p>
+    <w:p>
+      <w:pPr>
+        <w:pStyle w:val="Heading3"/>
+      </w:pPr>
+      <w:r>
+        <w:t>List the given facts and one fact that is not supplied.</w:t>
+      </w:r>
+    </w:p>
+    <w:p>
+      <w:r>
+        <w:t>________________________________________________________________</w:t>
+      </w:r>
+    </w:p>
+    <w:p>
+      <w:r>
+        <w:t>________________________________________________________________</w:t>
+      </w:r>
+    </w:p>
+    <w:p>
+      <w:r>
+        <w:t>________________________________________________________________</w:t>
+      </w:r>
+    </w:p>
+    <w:p>
+      <w:pPr>
+        <w:pStyle w:val="Heading2"/>
+      </w:pPr>
+      <w:r>
+        <w:t>Earlier wording, alternatives and picture transcripts · reference / check after trying</w:t>
+      </w:r>
+    </w:p>
+    <w:p>
+      <w:pPr>
+        <w:spacing w:line="336" w:lineRule="auto" w:after="180"/>
+      </w:pPr>
+      <w:r>
+        <w:rPr>
+          <w:b w:val="0"/>
+        </w:rPr>
+        <w:t>Begin by writing the question the procedure is intended to answer. Identify the information already supplied, the information it will produce and the information still missing.</w:t>
+      </w:r>
+    </w:p>
+    <w:p>
+      <w:pPr>
+        <w:spacing w:line="336" w:lineRule="auto" w:after="180"/>
+      </w:pPr>
+      <w:r>
+        <w:rPr>
+          <w:b w:val="0"/>
+        </w:rPr>
+        <w:t>These are constructed classroom examples; they do not require live accounts, private records or an external service. Do not treat a plausible explanation as a measured outcome.</w:t>
+      </w:r>
+    </w:p>
+    <w:p>
+      <w:pPr>
+        <w:pStyle w:val="Heading1"/>
+      </w:pPr>
+      <w:r>
+        <w:t>03. Trace both removals without adding their effects</w:t>
+      </w:r>
+    </w:p>
+    <w:p>
+      <w:r>
+        <w:t>The missing joint-removal condition matters.</w:t>
+      </w:r>
+    </w:p>
+    <w:p>
+      <w:pPr>
+        <w:pStyle w:val="Heading2"/>
+      </w:pPr>
+      <w:r>
+        <w:t>Original comparison procedure</w:t>
+      </w:r>
+    </w:p>
+    <w:p>
+      <w:pPr>
+        <w:spacing w:line="336" w:lineRule="auto" w:after="180"/>
+      </w:pPr>
+      <w:r>
+        <w:rPr>
+          <w:b w:val="0"/>
+        </w:rPr>
+        <w:t>Compare full system, without retrieval and without validation on identical cases and scoring. Hold other settings fixed; record changed failure categories, not just totals.</w:t>
+      </w:r>
+    </w:p>
+    <w:p>
+      <w:pPr>
+        <w:pStyle w:val="Heading2"/>
+      </w:pPr>
+      <w:r>
+        <w:t>All supplied conditions and remaining unknowns</w:t>
+      </w:r>
+    </w:p>
+    <w:tbl>
+      <w:tblPr>
+        <w:tblStyle w:val="LightShading-Accent1"/>
+        <w:tblW w:type="auto" w:w="0"/>
+        <w:tblLook w:firstColumn="1" w:firstRow="1" w:lastColumn="0" w:lastRow="0" w:noHBand="0" w:noVBand="1" w:val="04A0"/>
+      </w:tblPr>
+      <w:tblGrid>
+        <w:gridCol w:w="2556"/>
+        <w:gridCol w:w="2556"/>
+        <w:gridCol w:w="2556"/>
+        <w:gridCol w:w="2556"/>
+      </w:tblGrid>
+      <w:tr>
+        <w:trPr>
+          <w:tblHeader/>
+        </w:trPr>
+        <w:tc>
+          <w:tcPr>
+            <w:tcW w:type="dxa" w:w="2556"/>
+          </w:tcPr>
+          <w:p>
+            <w:r>
+              <w:t>Condition</w:t>
+            </w:r>
+          </w:p>
+        </w:tc>
+        <w:tc>
+          <w:tcPr>
+            <w:tcW w:type="dxa" w:w="2556"/>
+          </w:tcPr>
+          <w:p>
+            <w:r>
+              <w:t>Pass count/rate</w:t>
+            </w:r>
+          </w:p>
+        </w:tc>
+        <w:tc>
+          <w:tcPr>
+            <w:tcW w:type="dxa" w:w="2556"/>
+          </w:tcPr>
+          <w:p>
+            <w:r>
+              <w:t>Net drop from full</w:t>
+            </w:r>
+          </w:p>
+        </w:tc>
+        <w:tc>
+          <w:tcPr>
+            <w:tcW w:type="dxa" w:w="2556"/>
+          </w:tcPr>
+          <w:p>
+            <w:r>
+              <w:t>Interpretation</w:t>
+            </w:r>
+          </w:p>
+        </w:tc>
+      </w:tr>
+      <w:tr>
+        <w:tc>
+          <w:tcPr>
+            <w:tcW w:type="dxa" w:w="2556"/>
+          </w:tcPr>
+          <w:p>
+            <w:r>
+              <w:t>Full system</w:t>
+            </w:r>
+          </w:p>
+        </w:tc>
+        <w:tc>
+          <w:tcPr>
+            <w:tcW w:type="dxa" w:w="2556"/>
+          </w:tcPr>
+          <w:p>
+            <w:r>
+              <w:t>8/10 = 80%</w:t>
+            </w:r>
+          </w:p>
+        </w:tc>
+        <w:tc>
+          <w:tcPr>
+            <w:tcW w:type="dxa" w:w="2556"/>
+          </w:tcPr>
+          <w:p>
+            <w:r>
+              <w:t>Reference</w:t>
+            </w:r>
+          </w:p>
+        </w:tc>
+        <w:tc>
+          <w:tcPr>
+            <w:tcW w:type="dxa" w:w="2556"/>
+          </w:tcPr>
+          <w:p>
+            <w:r>
+              <w:t>Both components present</w:t>
+            </w:r>
+          </w:p>
+        </w:tc>
+      </w:tr>
+      <w:tr>
+        <w:tc>
+          <w:tcPr>
+            <w:tcW w:type="dxa" w:w="2556"/>
+          </w:tcPr>
+          <w:p>
+            <w:r>
+              <w:t>Without retrieval</w:t>
+            </w:r>
+          </w:p>
+        </w:tc>
+        <w:tc>
+          <w:tcPr>
+            <w:tcW w:type="dxa" w:w="2556"/>
+          </w:tcPr>
+          <w:p>
+            <w:r>
+              <w:t>5/10 = 50%</w:t>
+            </w:r>
+          </w:p>
+        </w:tc>
+        <w:tc>
+          <w:tcPr>
+            <w:tcW w:type="dxa" w:w="2556"/>
+          </w:tcPr>
+          <w:p>
+            <w:r>
+              <w:t>3 passes; 30 percentage points</w:t>
+            </w:r>
+          </w:p>
+        </w:tc>
+        <w:tc>
+          <w:tcPr>
+            <w:tcW w:type="dxa" w:w="2556"/>
+          </w:tcPr>
+          <w:p>
+            <w:r>
+              <w:t>Conditional removal effect in this configuration</w:t>
+            </w:r>
+          </w:p>
+        </w:tc>
+      </w:tr>
+      <w:tr>
+        <w:tc>
+          <w:tcPr>
+            <w:tcW w:type="dxa" w:w="2556"/>
+          </w:tcPr>
+          <w:p>
+            <w:r>
+              <w:t>Without validation</w:t>
+            </w:r>
+          </w:p>
+        </w:tc>
+        <w:tc>
+          <w:tcPr>
+            <w:tcW w:type="dxa" w:w="2556"/>
+          </w:tcPr>
+          <w:p>
+            <w:r>
+              <w:t>7/10 = 70%</w:t>
+            </w:r>
+          </w:p>
+        </w:tc>
+        <w:tc>
+          <w:tcPr>
+            <w:tcW w:type="dxa" w:w="2556"/>
+          </w:tcPr>
+          <w:p>
+            <w:r>
+              <w:t>1 pass; 10 percentage points</w:t>
+            </w:r>
+          </w:p>
+        </w:tc>
+        <w:tc>
+          <w:tcPr>
+            <w:tcW w:type="dxa" w:w="2556"/>
+          </w:tcPr>
+          <w:p>
+            <w:r>
+              <w:t>Also permits a stipulated unauthorized action</w:t>
+            </w:r>
+          </w:p>
+        </w:tc>
+      </w:tr>
+      <w:tr>
+        <w:tc>
+          <w:tcPr>
+            <w:tcW w:type="dxa" w:w="2556"/>
+          </w:tcPr>
+          <w:p>
+            <w:r>
+              <w:t>Without both</w:t>
+            </w:r>
+          </w:p>
+        </w:tc>
+        <w:tc>
+          <w:tcPr>
+            <w:tcW w:type="dxa" w:w="2556"/>
+          </w:tcPr>
+          <w:p>
+            <w:r>
+              <w:t>Unknown</w:t>
+            </w:r>
+          </w:p>
+        </w:tc>
+        <w:tc>
+          <w:tcPr>
+            <w:tcW w:type="dxa" w:w="2556"/>
+          </w:tcPr>
+          <w:p>
+            <w:r>
+              <w:t>Unknown</w:t>
+            </w:r>
+          </w:p>
+        </w:tc>
+        <w:tc>
+          <w:tcPr>
+            <w:tcW w:type="dxa" w:w="2556"/>
+          </w:tcPr>
+          <w:p>
+            <w:r>
+              <w:t>Cannot calculate joint effect or interaction</w:t>
+            </w:r>
+          </w:p>
+        </w:tc>
+      </w:tr>
+      <w:tr>
+        <w:tc>
+          <w:tcPr>
+            <w:tcW w:type="dxa" w:w="2556"/>
+          </w:tcPr>
+          <w:p>
+            <w:r>
+              <w:t>Changed case identities</w:t>
+            </w:r>
+          </w:p>
+        </w:tc>
+        <w:tc>
+          <w:tcPr>
+            <w:tcW w:type="dxa" w:w="2556"/>
+          </w:tcPr>
+          <w:p>
+            <w:r>
+              <w:t>Unknown</w:t>
+            </w:r>
+          </w:p>
+        </w:tc>
+        <w:tc>
+          <w:tcPr>
+            <w:tcW w:type="dxa" w:w="2556"/>
+          </w:tcPr>
+          <w:p>
+            <w:r>
+              <w:t>Net count is not a flip ledger</w:t>
+            </w:r>
+          </w:p>
+        </w:tc>
+        <w:tc>
+          <w:tcPr>
+            <w:tcW w:type="dxa" w:w="2556"/>
+          </w:tcPr>
+          <w:p>
+            <w:r>
+              <w:t>Inspect per-case records if collected</w:t>
+            </w:r>
+          </w:p>
+        </w:tc>
+      </w:tr>
+    </w:tbl>
+    <w:p>
+      <w:pPr>
+        <w:pStyle w:val="Heading2"/>
+      </w:pPr>
+      <w:r>
+        <w:t>State controlled settings and explain the visual</w:t>
+      </w:r>
+    </w:p>
+    <w:p>
+      <w:pPr>
+        <w:spacing w:line="336" w:lineRule="auto" w:after="180"/>
+      </w:pPr>
+      <w:r>
+        <w:rPr>
+          <w:b w:val="0"/>
+        </w:rPr>
+        <w:t xml:space="preserve">Before applying the procedure, write its units, denominator or decision boundary where relevant. A partner should be able to repeat each step using the same </w:t>
       </w:r>
       <w:r>
         <w:rPr>
@@ -282,50 +1066,30 @@
         <w:rPr>
           <w:b w:val="0"/>
         </w:rPr>
-        <w:t xml:space="preserve"> conditions and </w:t>
+        <w:t>s.</w:t>
+      </w:r>
+    </w:p>
+    <w:p>
+      <w:pPr>
+        <w:spacing w:line="336" w:lineRule="auto" w:after="180"/>
+      </w:pPr>
+      <w:r>
+        <w:rPr>
+          <w:b w:val="0"/>
+        </w:rPr>
+        <w:t xml:space="preserve">If a required </w:t>
       </w:r>
       <w:r>
         <w:rPr>
           <w:b/>
         </w:rPr>
-        <w:t>evidence</w:t>
+        <w:t>input</w:t>
       </w:r>
       <w:r>
         <w:rPr>
           <w:b w:val="0"/>
         </w:rPr>
-        <w:t xml:space="preserve"> source before it can support a claim.</w:t>
-      </w:r>
-    </w:p>
-    <w:p>
-      <w:pPr>
-        <w:pStyle w:val="Heading3"/>
-      </w:pPr>
-      <w:r>
-        <w:t>My starting explanation</w:t>
-      </w:r>
-    </w:p>
-    <w:p>
-      <w:r>
-        <w:t>________________________________________________________________</w:t>
-      </w:r>
-    </w:p>
-    <w:p>
-      <w:r>
-        <w:t>________________________________________________________________</w:t>
-      </w:r>
-    </w:p>
-    <w:p>
-      <w:r>
-        <w:t>________________________________________________________________</w:t>
-      </w:r>
-    </w:p>
-    <w:p>
-      <w:pPr>
-        <w:pStyle w:val="Heading3"/>
-      </w:pPr>
-      <w:r>
-        <w:t>This week’s end goal</w:t>
+        <w:t xml:space="preserve"> is absent or violates the stated contract, record that condition explicitly instead of quietly replacing it with a convenient value.</w:t>
       </w:r>
     </w:p>
     <w:p>
@@ -336,130 +1100,27 @@
         <w:rPr>
           <w:b w:val="0"/>
         </w:rPr>
-        <w:t xml:space="preserve">Explain </w:t>
+        <w:t xml:space="preserve">Point to the </w:t>
       </w:r>
       <w:r>
         <w:rPr>
           <w:b/>
         </w:rPr>
-        <w:t>ablation</w:t>
+        <w:t>input</w:t>
       </w:r>
       <w:r>
         <w:rPr>
           <w:b w:val="0"/>
         </w:rPr>
-        <w:t xml:space="preserve"> studies using the records and boundaries of this fictional investigation.</w:t>
-      </w:r>
-    </w:p>
-    <w:p>
-      <w:pPr>
-        <w:pStyle w:val="Heading1"/>
-      </w:pPr>
-      <w:r>
-        <w:t>02. Notice the evidence</w:t>
-      </w:r>
-    </w:p>
-    <w:p>
-      <w:r>
-        <w:t>Investigate the supplied Ablation studies case. Separate observations, given facts and assumptions before choosing an explanation.</w:t>
-      </w:r>
-    </w:p>
-    <w:p>
-      <w:pPr>
-        <w:spacing w:line="336" w:lineRule="auto" w:after="180"/>
-      </w:pPr>
-      <w:r>
-        <w:rPr>
-          <w:b/>
-        </w:rPr>
-        <w:t>Ablation</w:t>
-      </w:r>
-      <w:r>
-        <w:rPr>
-          <w:b w:val="0"/>
-        </w:rPr>
-        <w:t xml:space="preserve"> removes a component to investigate its contribution under a controlled comparison. </w:t>
-      </w:r>
-      <w:r>
-        <w:rPr>
-          <w:b/>
-        </w:rPr>
-        <w:t>Interaction</w:t>
-      </w:r>
-      <w:r>
-        <w:rPr>
-          <w:b w:val="0"/>
-        </w:rPr>
-        <w:t>s can make contributions depend on other components.</w:t>
-      </w:r>
-    </w:p>
-    <w:p>
-      <w:pPr>
-        <w:spacing w:line="336" w:lineRule="auto" w:after="180"/>
-      </w:pPr>
-      <w:r>
-        <w:rPr>
-          <w:b w:val="0"/>
-        </w:rPr>
-        <w:t>Begin by writing the question the procedure is intended to answer. Identify the information already supplied, the information it will produce and the information still missing.</w:t>
-      </w:r>
-    </w:p>
-    <w:p>
-      <w:pPr>
-        <w:spacing w:line="336" w:lineRule="auto" w:after="180"/>
-      </w:pPr>
-      <w:r>
-        <w:rPr>
-          <w:b w:val="0"/>
-        </w:rPr>
-        <w:t>These are constructed classroom examples; they do not require live accounts, private records or an external service. Do not treat a plausible explanation as a measured outcome.</w:t>
-      </w:r>
-    </w:p>
-    <w:p>
-      <w:pPr>
-        <w:pStyle w:val="Heading3"/>
-      </w:pPr>
-      <w:r>
-        <w:t>List the given facts and one fact that is not supplied.</w:t>
-      </w:r>
-    </w:p>
-    <w:p>
-      <w:r>
-        <w:t>________________________________________________________________</w:t>
-      </w:r>
-    </w:p>
-    <w:p>
-      <w:r>
-        <w:t>________________________________________________________________</w:t>
-      </w:r>
-    </w:p>
-    <w:p>
-      <w:r>
-        <w:t>________________________________________________________________</w:t>
-      </w:r>
-    </w:p>
-    <w:p>
-      <w:pPr>
-        <w:pStyle w:val="Heading1"/>
-      </w:pPr>
-      <w:r>
-        <w:t>03. See how it works</w:t>
-      </w:r>
-    </w:p>
-    <w:p>
-      <w:r>
-        <w:t>Follow the mechanism for Ablation studies. Connect each labelled input, deciding step and result.</w:t>
-      </w:r>
-    </w:p>
-    <w:p>
-      <w:pPr>
-        <w:spacing w:line="336" w:lineRule="auto" w:after="180"/>
-      </w:pPr>
-      <w:r>
-        <w:rPr>
-          <w:b w:val="0"/>
-        </w:rPr>
-        <w:t>Compare full system, without retrieval and without validation on identical cases and scoring. Hold other settings fixed; record changed failure categories, not just totals.</w:t>
+        <w:t>, the deciding step and the result in this week’s visual. Explain the same step in ordinary words. A picture helps when you can say what each part represents.</w:t>
+      </w:r>
+    </w:p>
+    <w:p>
+      <w:pPr>
+        <w:pStyle w:val="Heading2"/>
+      </w:pPr>
+      <w:r>
+        <w:t>Earlier wording, alternatives and picture transcripts · reference / check after trying</w:t>
       </w:r>
     </w:p>
     <w:p>
@@ -523,7 +1184,7 @@
           </w:tcPr>
           <w:p>
             <w:r>
-              <w:t>Full system8/10, without retrieval5/10, without validation7/10; the last permits an unauthorised action.</w:t>
+              <w:t>Full system 8/10, without retrieval 5/10, without validation 7/10; the last permits an unauthorised action.</w:t>
             </w:r>
           </w:p>
         </w:tc>
@@ -543,7 +1204,7 @@
           </w:tcPr>
           <w:p>
             <w:r>
-              <w:t>Drops3 and1 passes respectively in this sample. Validation's critical action boundary is not captured by pass-count magnitude alone.</w:t>
+              <w:t>Drops 3 and 1 passes respectively in this sample. Validation's critical action boundary is not captured by pass-count magnitude alone.</w:t>
             </w:r>
           </w:p>
         </w:tc>
@@ -556,13 +1217,214 @@
     </w:p>
     <w:p>
       <w:pPr>
+        <w:pStyle w:val="Heading3"/>
+      </w:pPr>
+      <w:r>
+        <w:t>Connect the picture and the explanation</w:t>
+      </w:r>
+    </w:p>
+    <w:p>
+      <w:pPr>
+        <w:pStyle w:val="Heading1"/>
+      </w:pPr>
+      <w:r>
+        <w:t>04. Predict why removing a filter and changing the model confounds attribution</w:t>
+      </w:r>
+    </w:p>
+    <w:p>
+      <w:r>
+        <w:t>The changed condition varies two factors at once.</w:t>
+      </w:r>
+    </w:p>
+    <w:p>
+      <w:pPr>
+        <w:pStyle w:val="Heading2"/>
+      </w:pPr>
+      <w:r>
+        <w:t>Main task and response</w:t>
+      </w:r>
+    </w:p>
+    <w:p>
+      <w:pPr>
+        <w:pStyle w:val="ListBullet"/>
+      </w:pPr>
+      <w:r>
+        <w:t>Full system 8/10, without retrieval 5/10, without validation 7/10; the last permits an unauthorised action. Show the intermediate steps and give the conclusion with its scope.</w:t>
+      </w:r>
+    </w:p>
+    <w:p>
+      <w:pPr>
+        <w:pStyle w:val="Heading3"/>
+      </w:pPr>
+      <w:r>
+        <w:t>Keep the procedure fixed. Explain what changed in the inputs and result.</w:t>
+      </w:r>
+    </w:p>
+    <w:p>
+      <w:r>
+        <w:t>________________________________________________________________</w:t>
+      </w:r>
+    </w:p>
+    <w:p>
+      <w:r>
+        <w:t>________________________________________________________________</w:t>
+      </w:r>
+    </w:p>
+    <w:p>
+      <w:r>
+        <w:t>________________________________________________________________</w:t>
+      </w:r>
+    </w:p>
+    <w:p>
+      <w:r>
+        <w:t>________________________________________________________________</w:t>
+      </w:r>
+    </w:p>
+    <w:p>
+      <w:r>
+        <w:t>________________________________________________________________</w:t>
+      </w:r>
+    </w:p>
+    <w:p>
+      <w:pPr>
+        <w:pStyle w:val="Heading2"/>
+      </w:pPr>
+      <w:r>
+        <w:t>Predict the changed picture condition</w:t>
+      </w:r>
+    </w:p>
+    <w:p>
+      <w:pPr>
+        <w:pStyle w:val="ListBullet"/>
+      </w:pPr>
+      <w:r>
+        <w:t>Change: Remove the filter and also change the model version.</w:t>
+      </w:r>
+    </w:p>
+    <w:p>
+      <w:pPr>
+        <w:pStyle w:val="Heading2"/>
+      </w:pPr>
+      <w:r>
+        <w:t>Check after predicting · reference / check after trying</w:t>
+      </w:r>
+    </w:p>
+    <w:p>
+      <w:pPr>
         <w:spacing w:line="336" w:lineRule="auto" w:after="180"/>
       </w:pPr>
+      <w:r>
+        <w:rPr>
+          <w:b/>
+        </w:rPr>
+        <w:t>Prediction</w:t>
+      </w:r>
       <w:r>
         <w:rPr>
           <w:b w:val="0"/>
         </w:rPr>
-        <w:t xml:space="preserve">Before applying the procedure, write its units, denominator or decision boundary where relevant. A partner should be able to repeat each step using the same </w:t>
+        <w:t>: The comparison no longer isolates the filter.</w:t>
+      </w:r>
+    </w:p>
+    <w:p>
+      <w:pPr>
+        <w:spacing w:line="336" w:lineRule="auto" w:after="180"/>
+      </w:pPr>
+      <w:r>
+        <w:rPr>
+          <w:b w:val="0"/>
+        </w:rPr>
+        <w:t>Reason: Two simultaneous changes provide alternative explanations.</w:t>
+      </w:r>
+    </w:p>
+    <w:p>
+      <w:pPr>
+        <w:pStyle w:val="Heading2"/>
+      </w:pPr>
+      <w:r>
+        <w:t>Earlier wording, alternatives and picture transcripts · reference / check after trying</w:t>
+      </w:r>
+    </w:p>
+    <w:p>
+      <w:pPr>
+        <w:pStyle w:val="Heading3"/>
+      </w:pPr>
+      <w:r>
+        <w:t>Compare a familiar case with a changed case</w:t>
+      </w:r>
+    </w:p>
+    <w:p>
+      <w:pPr>
+        <w:pStyle w:val="Heading3"/>
+      </w:pPr>
+      <w:r>
+        <w:t>Change one thing in the pictured case</w:t>
+      </w:r>
+    </w:p>
+    <w:p>
+      <w:pPr>
+        <w:pStyle w:val="Heading1"/>
+      </w:pPr>
+      <w:r>
+        <w:t>06. Read the ablation grid and the separate filter example</w:t>
+      </w:r>
+    </w:p>
+    <w:p>
+      <w:r>
+        <w:t>Do not mix the main validation boundary with the separate filter counts.</w:t>
+      </w:r>
+    </w:p>
+    <w:p>
+      <w:pPr>
+        <w:pStyle w:val="Heading2"/>
+      </w:pPr>
+      <w:r>
+        <w:t>Main supplied counts and checked result</w:t>
+      </w:r>
+    </w:p>
+    <w:p>
+      <w:pPr>
+        <w:spacing w:line="336" w:lineRule="auto" w:after="180"/>
+      </w:pPr>
+      <w:r>
+        <w:rPr>
+          <w:b w:val="0"/>
+        </w:rPr>
+        <w:t>Full system 8/10, without retrieval 5/10, without validation 7/10; the last permits an unauthorised action.</w:t>
+      </w:r>
+    </w:p>
+    <w:p>
+      <w:pPr>
+        <w:spacing w:line="336" w:lineRule="auto" w:after="180"/>
+      </w:pPr>
+      <w:r>
+        <w:rPr>
+          <w:b w:val="0"/>
+        </w:rPr>
+        <w:t>Drops 3 and 1 passes respectively in this sample. Validation's critical action boundary is not captured by pass-count magnitude alone.</w:t>
+      </w:r>
+    </w:p>
+    <w:p>
+      <w:pPr>
+        <w:spacing w:line="336" w:lineRule="auto" w:after="180"/>
+      </w:pPr>
+      <w:r>
+        <w:rPr>
+          <w:b w:val="0"/>
+        </w:rPr>
+        <w:t xml:space="preserve">Compare the intermediate </w:t>
+      </w:r>
+      <w:r>
+        <w:rPr>
+          <w:b/>
+        </w:rPr>
+        <w:t>evidence</w:t>
+      </w:r>
+      <w:r>
+        <w:rPr>
+          <w:b w:val="0"/>
+        </w:rPr>
+        <w:t xml:space="preserve"> with the final statement. Explain why each number or decision follows from the stated </w:t>
       </w:r>
       <w:r>
         <w:rPr>
@@ -585,7 +1447,7 @@
         <w:rPr>
           <w:b w:val="0"/>
         </w:rPr>
-        <w:t xml:space="preserve">If a required </w:t>
+        <w:t xml:space="preserve">The conclusion belongs to this scenario and procedure; changing the </w:t>
       </w:r>
       <w:r>
         <w:rPr>
@@ -597,445 +1459,15 @@
         <w:rPr>
           <w:b w:val="0"/>
         </w:rPr>
-        <w:t xml:space="preserve"> is absent or violates the stated contract, record that condition explicitly instead of quietly replacing it with a convenient value.</w:t>
-      </w:r>
-    </w:p>
-    <w:p>
-      <w:pPr>
-        <w:pStyle w:val="Heading3"/>
-      </w:pPr>
-      <w:r>
-        <w:t>Connect the picture and the explanation</w:t>
-      </w:r>
-    </w:p>
-    <w:p>
-      <w:pPr>
-        <w:spacing w:line="336" w:lineRule="auto" w:after="180"/>
-      </w:pPr>
-      <w:r>
-        <w:rPr>
-          <w:b w:val="0"/>
-        </w:rPr>
-        <w:t xml:space="preserve">Point to the </w:t>
-      </w:r>
-      <w:r>
-        <w:rPr>
-          <w:b/>
-        </w:rPr>
-        <w:t>input</w:t>
-      </w:r>
-      <w:r>
-        <w:rPr>
-          <w:b w:val="0"/>
-        </w:rPr>
-        <w:t>, the deciding step and the result in this week’s visual. Explain the same step in ordinary words. A picture helps when you can say what each part represents.</w:t>
-      </w:r>
-    </w:p>
-    <w:p>
-      <w:pPr>
-        <w:pStyle w:val="Heading1"/>
-      </w:pPr>
-      <w:r>
-        <w:t>04. Compare the cases</w:t>
-      </w:r>
-    </w:p>
-    <w:p>
-      <w:r>
-        <w:t>Compare the supplied cases for Ablation studies. Identify the detail that changes the conclusion.</w:t>
-      </w:r>
-    </w:p>
-    <w:p>
-      <w:pPr>
-        <w:pStyle w:val="Heading3"/>
-      </w:pPr>
-      <w:r>
-        <w:t>Compare a familiar case with a changed case</w:t>
-      </w:r>
-    </w:p>
-    <w:p>
-      <w:pPr>
-        <w:spacing w:line="336" w:lineRule="auto" w:after="180"/>
-      </w:pPr>
-      <w:r>
-        <w:rPr>
-          <w:b w:val="0"/>
-        </w:rPr>
-        <w:t>Full system8/10, without retrieval5/10, without validation7/10; the last permits an unauthorised action. Show the intermediate steps and give the conclusion with its scope.</w:t>
-      </w:r>
-    </w:p>
-    <w:p>
-      <w:pPr>
-        <w:pStyle w:val="Heading3"/>
-      </w:pPr>
-      <w:r>
-        <w:t>Keep the procedure fixed. Explain what changed in the inputs and result.</w:t>
-      </w:r>
-    </w:p>
-    <w:p>
-      <w:r>
-        <w:t>________________________________________________________________</w:t>
-      </w:r>
-    </w:p>
-    <w:p>
-      <w:r>
-        <w:t>________________________________________________________________</w:t>
-      </w:r>
-    </w:p>
-    <w:p>
-      <w:r>
-        <w:t>________________________________________________________________</w:t>
-      </w:r>
-    </w:p>
-    <w:p>
-      <w:r>
-        <w:t>________________________________________________________________</w:t>
-      </w:r>
-    </w:p>
-    <w:p>
-      <w:r>
-        <w:t>________________________________________________________________</w:t>
-      </w:r>
-    </w:p>
-    <w:p>
-      <w:pPr>
-        <w:pStyle w:val="Heading3"/>
-      </w:pPr>
-      <w:r>
-        <w:t>Change one thing in the pictured case</w:t>
-      </w:r>
-    </w:p>
-    <w:p>
-      <w:pPr>
-        <w:pStyle w:val="Heading3"/>
-      </w:pPr>
-      <w:r>
-        <w:t>Change one thing</w:t>
-      </w:r>
-    </w:p>
-    <w:p>
-      <w:pPr>
-        <w:spacing w:line="336" w:lineRule="auto" w:after="180"/>
-        <w:shd w:fill="F5F1FB"/>
-      </w:pPr>
-      <w:r>
-        <w:rPr>
-          <w:b w:val="0"/>
-        </w:rPr>
-        <w:t>Change: Remove the filter and also change the model version.</w:t>
-      </w:r>
-    </w:p>
-    <w:p>
-      <w:pPr>
-        <w:pStyle w:val="Heading3"/>
-      </w:pPr>
-      <w:r>
-        <w:t>Predicted result</w:t>
-      </w:r>
-    </w:p>
-    <w:p>
-      <w:pPr>
-        <w:spacing w:line="336" w:lineRule="auto" w:after="180"/>
-        <w:shd w:fill="F1F6FC"/>
-      </w:pPr>
-      <w:r>
-        <w:rPr>
-          <w:b/>
-        </w:rPr>
-        <w:t>Prediction</w:t>
-      </w:r>
-      <w:r>
-        <w:rPr>
-          <w:b w:val="0"/>
-        </w:rPr>
-        <w:t>: The comparison no longer isolates the filter.</w:t>
-      </w:r>
-    </w:p>
-    <w:p>
-      <w:pPr>
-        <w:pStyle w:val="Heading3"/>
-      </w:pPr>
-      <w:r>
-        <w:t>Why the result follows</w:t>
-      </w:r>
-    </w:p>
-    <w:p>
-      <w:pPr>
-        <w:spacing w:line="336" w:lineRule="auto" w:after="180"/>
-        <w:shd w:fill="F1F6FC"/>
-      </w:pPr>
-      <w:r>
-        <w:rPr>
-          <w:b w:val="0"/>
-        </w:rPr>
-        <w:t>Reason: Two simultaneous changes provide alternative explanations.</w:t>
-      </w:r>
-    </w:p>
-    <w:p>
-      <w:pPr>
-        <w:pStyle w:val="Heading1"/>
-      </w:pPr>
-      <w:r>
-        <w:t>05. Words that unlock the idea</w:t>
-      </w:r>
-    </w:p>
-    <w:p>
-      <w:r>
-        <w:t>Use the vocabulary of Ablation studies to explain a concrete decision, rather than only memorising definitions.</w:t>
-      </w:r>
-    </w:p>
-    <w:tbl>
-      <w:tblPr>
-        <w:tblStyle w:val="LightShading-Accent1"/>
-        <w:tblW w:type="auto" w:w="0"/>
-        <w:tblLook w:firstColumn="1" w:firstRow="1" w:lastColumn="0" w:lastRow="0" w:noHBand="0" w:noVBand="1" w:val="04A0"/>
-      </w:tblPr>
-      <w:tblGrid>
-        <w:gridCol w:w="5112"/>
-        <w:gridCol w:w="5112"/>
-      </w:tblGrid>
-      <w:tr>
-        <w:trPr>
-          <w:tblHeader/>
-        </w:trPr>
-        <w:tc>
-          <w:tcPr>
-            <w:tcW w:type="dxa" w:w="5112"/>
-          </w:tcPr>
-          <w:p>
-            <w:r>
-              <w:t>Word</w:t>
-            </w:r>
-          </w:p>
-        </w:tc>
-        <w:tc>
-          <w:tcPr>
-            <w:tcW w:type="dxa" w:w="5112"/>
-          </w:tcPr>
-          <w:p>
-            <w:r>
-              <w:t>Meaning</w:t>
-            </w:r>
-          </w:p>
-        </w:tc>
-      </w:tr>
-      <w:tr>
-        <w:tc>
-          <w:tcPr>
-            <w:tcW w:type="dxa" w:w="5112"/>
-          </w:tcPr>
-          <w:p>
-            <w:r>
-              <w:t>Ablation</w:t>
-            </w:r>
-          </w:p>
-        </w:tc>
-        <w:tc>
-          <w:tcPr>
-            <w:tcW w:type="dxa" w:w="5112"/>
-          </w:tcPr>
-          <w:p>
-            <w:r>
-              <w:t>Removing or disabling a component in a comparison</w:t>
-            </w:r>
-          </w:p>
-        </w:tc>
-      </w:tr>
-      <w:tr>
-        <w:tc>
-          <w:tcPr>
-            <w:tcW w:type="dxa" w:w="5112"/>
-          </w:tcPr>
-          <w:p>
-            <w:r>
-              <w:t>Conditional contribution</w:t>
-            </w:r>
-          </w:p>
-        </w:tc>
-        <w:tc>
-          <w:tcPr>
-            <w:tcW w:type="dxa" w:w="5112"/>
-          </w:tcPr>
-          <w:p>
-            <w:r>
-              <w:t>An effect given the other components</w:t>
-            </w:r>
-          </w:p>
-        </w:tc>
-      </w:tr>
-      <w:tr>
-        <w:tc>
-          <w:tcPr>
-            <w:tcW w:type="dxa" w:w="5112"/>
-          </w:tcPr>
-          <w:p>
-            <w:r>
-              <w:t>Interaction</w:t>
-            </w:r>
-          </w:p>
-        </w:tc>
-        <w:tc>
-          <w:tcPr>
-            <w:tcW w:type="dxa" w:w="5112"/>
-          </w:tcPr>
-          <w:p>
-            <w:r>
-              <w:t>An effect depending on another factor's setting</w:t>
-            </w:r>
-          </w:p>
-        </w:tc>
-      </w:tr>
-    </w:tbl>
-    <w:p>
-      <w:pPr>
-        <w:pStyle w:val="Heading3"/>
-      </w:pPr>
-      <w:r>
-        <w:t>Use two terms to explain a step in this week’s example.</w:t>
-      </w:r>
-    </w:p>
-    <w:p>
-      <w:r>
-        <w:t>________________________________________________________________</w:t>
-      </w:r>
-    </w:p>
-    <w:p>
-      <w:r>
-        <w:t>________________________________________________________________</w:t>
-      </w:r>
-    </w:p>
-    <w:p>
-      <w:r>
-        <w:t>________________________________________________________________</w:t>
-      </w:r>
-    </w:p>
-    <w:p>
-      <w:pPr>
-        <w:pStyle w:val="Heading1"/>
-      </w:pPr>
-      <w:r>
-        <w:t>06. Follow a worked example</w:t>
-      </w:r>
-    </w:p>
-    <w:p>
-      <w:r>
-        <w:t>Follow the worked trace for Ablation studies, predict a step, then compare with its explanation.</w:t>
-      </w:r>
-    </w:p>
-    <w:p>
-      <w:pPr>
-        <w:spacing w:line="336" w:lineRule="auto" w:after="180"/>
-      </w:pPr>
-      <w:r>
-        <w:rPr>
-          <w:b w:val="0"/>
-        </w:rPr>
-        <w:t>Full system8/10, without retrieval5/10, without validation7/10; the last permits an unauthorised action.</w:t>
-      </w:r>
-    </w:p>
-    <w:p>
-      <w:pPr>
-        <w:spacing w:line="336" w:lineRule="auto" w:after="180"/>
-      </w:pPr>
-      <w:r>
-        <w:rPr>
-          <w:b w:val="0"/>
-        </w:rPr>
-        <w:t>Drops3 and1 passes respectively in this sample. Validation's critical action boundary is not captured by pass-count magnitude alone.</w:t>
-      </w:r>
-    </w:p>
-    <w:p>
-      <w:pPr>
-        <w:pStyle w:val="Heading3"/>
-      </w:pPr>
-      <w:r>
-        <w:t>Worked explanation · Ablation studies</w:t>
-      </w:r>
-    </w:p>
-    <w:p>
-      <w:pPr>
-        <w:spacing w:line="336" w:lineRule="auto" w:after="180"/>
-        <w:shd w:fill="F1F6FC"/>
-      </w:pPr>
-      <w:r>
-        <w:rPr>
-          <w:b w:val="0"/>
-        </w:rPr>
-        <w:t xml:space="preserve">Compare the intermediate </w:t>
-      </w:r>
-      <w:r>
-        <w:rPr>
-          <w:b/>
-        </w:rPr>
-        <w:t>evidence</w:t>
-      </w:r>
-      <w:r>
-        <w:rPr>
-          <w:b w:val="0"/>
-        </w:rPr>
-        <w:t xml:space="preserve"> with the final statement. Explain why each number or decision follows from the stated </w:t>
-      </w:r>
-      <w:r>
-        <w:rPr>
-          <w:b/>
-        </w:rPr>
-        <w:t>input</w:t>
-      </w:r>
-      <w:r>
-        <w:rPr>
-          <w:b w:val="0"/>
-        </w:rPr>
-        <w:t>s.</w:t>
-      </w:r>
-    </w:p>
-    <w:p>
-      <w:pPr>
-        <w:spacing w:line="336" w:lineRule="auto" w:after="180"/>
-        <w:shd w:fill="F1F6FC"/>
-      </w:pPr>
-      <w:r>
-        <w:rPr>
-          <w:b w:val="0"/>
-        </w:rPr>
-        <w:t xml:space="preserve">The conclusion belongs to this scenario and procedure; changing the </w:t>
-      </w:r>
-      <w:r>
-        <w:rPr>
-          <w:b/>
-        </w:rPr>
-        <w:t>input</w:t>
-      </w:r>
-      <w:r>
-        <w:rPr>
-          <w:b w:val="0"/>
-        </w:rPr>
         <w:t>s, evaluation population or authority can change what it establishes. Retain the raw record so a later revision can be compared honestly.</w:t>
       </w:r>
     </w:p>
     <w:p>
       <w:pPr>
-        <w:pStyle w:val="Heading3"/>
-      </w:pPr>
-      <w:r>
-        <w:t>Learn from the worked case</w:t>
-      </w:r>
-    </w:p>
-    <w:p>
-      <w:pPr>
-        <w:spacing w:line="336" w:lineRule="auto" w:after="180"/>
-      </w:pPr>
-      <w:r>
-        <w:rPr>
-          <w:b w:val="0"/>
-        </w:rPr>
-        <w:t>Cover the result before checking it. Say what is given, choose the procedure, and follow one step at a time. Then uncover the result and explain your first mismatch. Ask why a step is allowed, not only what number it produces.</w:t>
-      </w:r>
-    </w:p>
-    <w:p>
-      <w:pPr>
-        <w:pStyle w:val="Heading3"/>
-      </w:pPr>
-      <w:r>
-        <w:t>A pictorial worked case: Ablation studies</w:t>
+        <w:pStyle w:val="Heading2"/>
+      </w:pPr>
+      <w:r>
+        <w:t>Separate filter facts and scope</w:t>
       </w:r>
     </w:p>
     <w:p>
@@ -1051,24 +1483,7 @@
     </w:p>
     <w:p>
       <w:pPr>
-        <w:pStyle w:val="Heading3"/>
-      </w:pPr>
-      <w:r>
-        <w:t>The facts we will use</w:t>
-      </w:r>
-    </w:p>
-    <w:p>
-      <w:pPr>
-        <w:pStyle w:val="Heading3"/>
-      </w:pPr>
-      <w:r>
-        <w:t>Supplied facts</w:t>
-      </w:r>
-    </w:p>
-    <w:p>
-      <w:pPr>
         <w:spacing w:line="336" w:lineRule="auto" w:after="180"/>
-        <w:shd w:fill="F1F6FC"/>
       </w:pPr>
       <w:r>
         <w:rPr>
@@ -1078,11 +1493,41 @@
       </w:r>
     </w:p>
     <w:p>
+      <w:pPr>
+        <w:spacing w:line="336" w:lineRule="auto" w:after="180"/>
+      </w:pPr>
+      <w:r>
+        <w:rPr>
+          <w:b w:val="0"/>
+        </w:rPr>
+        <w:t>The main grid separates retrieval and validation. Its two observed net score drops are three and one passes, but their sum does not establish the result of removing both. The separate picture investigates a relevance filter instead: full pipeline 8/10 versus filter removed 6/10, a net drop of two passes or twenty percentage points.</w:t>
+      </w:r>
+    </w:p>
+    <w:p>
+      <w:pPr>
+        <w:spacing w:line="336" w:lineRule="auto" w:after="180"/>
+      </w:pPr>
+      <w:r>
+        <w:rPr>
+          <w:b w:val="0"/>
+        </w:rPr>
+        <w:t>The aggregate counts do not show whether exactly two cases changed; gains and losses could offset. If the model version also changes, the comparison cannot isolate the filter. Neither picture records a real model execution or proves a universal contribution.</w:t>
+      </w:r>
+    </w:p>
+    <w:p>
+      <w:pPr>
+        <w:pStyle w:val="Heading2"/>
+      </w:pPr>
+      <w:r>
+        <w:t>See the missing joint-removal condition</w:t>
+      </w:r>
+    </w:p>
+    <w:p>
       <w:r>
         <w:drawing>
           <wp:inline xmlns:a="http://schemas.openxmlformats.org/drawingml/2006/main" xmlns:pic="http://schemas.openxmlformats.org/drawingml/2006/picture">
-            <wp:extent cx="5486400" cy="2641600"/>
-            <wp:docPr id="1" name="Picture 1" descr="Relevance-filter ablation"/>
+            <wp:extent cx="4995992" cy="3200399"/>
+            <wp:docPr id="1" name="Picture 1" descr="Four-cell ablation grid. Retrieval and validation on gives eight of ten passes. Retrieval off with validation on gives five. Retrieval on with validation off gives seven and permits a stipulated unauthorized action. Removing both is unknown. These counts do not identify changed cases or establish an additive contribution."/>
             <wp:cNvGraphicFramePr>
               <a:graphicFrameLocks noChangeAspect="1"/>
             </wp:cNvGraphicFramePr>
@@ -1090,7 +1535,7 @@
               <a:graphicData uri="http://schemas.openxmlformats.org/drawingml/2006/picture">
                 <pic:pic>
                   <pic:nvPicPr>
-                    <pic:cNvPr id="0" name="academy-detail-ai-7-16.png"/>
+                    <pic:cNvPr id="0" name="ai-7-16-ablation-grid.png"/>
                     <pic:cNvPicPr/>
                   </pic:nvPicPr>
                   <pic:blipFill>
@@ -1102,7 +1547,7 @@
                   <pic:spPr>
                     <a:xfrm>
                       <a:off x="0" y="0"/>
-                      <a:ext cx="5486400" cy="2641600"/>
+                      <a:ext cx="4995992" cy="3200399"/>
                     </a:xfrm>
                     <a:prstGeom prst="rect"/>
                   </pic:spPr>
@@ -1117,8 +1562,8 @@
       <w:r>
         <w:drawing>
           <wp:inline xmlns:a="http://schemas.openxmlformats.org/drawingml/2006/main" xmlns:pic="http://schemas.openxmlformats.org/drawingml/2006/picture">
-            <wp:extent cx="5486400" cy="5145314"/>
-            <wp:docPr id="2" name="Picture 2" descr="Ablation studies. Name the component: The relevance filter is the single declared change.. Run the ablation: Remove only the filter and preserve cases and scoring.. Compare outcomes: Correctness falls from 80% to 60%, two cases in this set."/>
+            <wp:extent cx="5486400" cy="3182112"/>
+            <wp:docPr id="2" name="Picture 2" descr="Name the component: The relevance filter is the single declared change. → Run the ablation: Remove only the filter and preserve cases and scoring. → Compare outcomes: Correctness falls from 80% to 60%, two cases in this set."/>
             <wp:cNvGraphicFramePr>
               <a:graphicFrameLocks noChangeAspect="1"/>
             </wp:cNvGraphicFramePr>
@@ -1126,7 +1571,7 @@
               <a:graphicData uri="http://schemas.openxmlformats.org/drawingml/2006/picture">
                 <pic:pic>
                   <pic:nvPicPr>
-                    <pic:cNvPr id="0" name="academy-visual-ai-7-16.png"/>
+                    <pic:cNvPr id="0" name="academy-story-ai-7-16-02.png"/>
                     <pic:cNvPicPr/>
                   </pic:nvPicPr>
                   <pic:blipFill>
@@ -1138,7 +1583,7 @@
                   <pic:spPr>
                     <a:xfrm>
                       <a:off x="0" y="0"/>
-                      <a:ext cx="5486400" cy="5145314"/>
+                      <a:ext cx="5486400" cy="3182112"/>
                     </a:xfrm>
                     <a:prstGeom prst="rect"/>
                   </pic:spPr>
@@ -1266,24 +1711,7 @@
     </w:p>
     <w:p>
       <w:pPr>
-        <w:pStyle w:val="Heading3"/>
-      </w:pPr>
-      <w:r>
-        <w:t>Why this result follows</w:t>
-      </w:r>
-    </w:p>
-    <w:p>
-      <w:pPr>
-        <w:pStyle w:val="Heading3"/>
-      </w:pPr>
-      <w:r>
-        <w:t>Why the result follows</w:t>
-      </w:r>
-    </w:p>
-    <w:p>
-      <w:pPr>
         <w:spacing w:line="336" w:lineRule="auto" w:after="180"/>
-        <w:shd w:fill="F1F6FC"/>
       </w:pPr>
       <w:r>
         <w:rPr>
@@ -1306,36 +1734,311 @@
     </w:p>
     <w:p>
       <w:pPr>
+        <w:pStyle w:val="Heading2"/>
+      </w:pPr>
+      <w:r>
+        <w:t>Complete filter arithmetic and interpretation</w:t>
+      </w:r>
+    </w:p>
+    <w:tbl>
+      <w:tblPr>
+        <w:tblStyle w:val="LightShading-Accent1"/>
+        <w:tblW w:type="auto" w:w="0"/>
+        <w:tblLook w:firstColumn="1" w:firstRow="1" w:lastColumn="0" w:lastRow="0" w:noHBand="0" w:noVBand="1" w:val="04A0"/>
+      </w:tblPr>
+      <w:tblGrid>
+        <w:gridCol w:w="5112"/>
+        <w:gridCol w:w="5112"/>
+      </w:tblGrid>
+      <w:tr>
+        <w:trPr>
+          <w:tblHeader/>
+        </w:trPr>
+        <w:tc>
+          <w:tcPr>
+            <w:tcW w:type="dxa" w:w="5112"/>
+          </w:tcPr>
+          <w:p>
+            <w:r>
+              <w:t>Separate filter picture</w:t>
+            </w:r>
+          </w:p>
+        </w:tc>
+        <w:tc>
+          <w:tcPr>
+            <w:tcW w:type="dxa" w:w="5112"/>
+          </w:tcPr>
+          <w:p>
+            <w:r>
+              <w:t>Calculation or evidence limit</w:t>
+            </w:r>
+          </w:p>
+        </w:tc>
+      </w:tr>
+      <w:tr>
+        <w:tc>
+          <w:tcPr>
+            <w:tcW w:type="dxa" w:w="5112"/>
+          </w:tcPr>
+          <w:p>
+            <w:r>
+              <w:t>Full pipeline</w:t>
+            </w:r>
+          </w:p>
+        </w:tc>
+        <w:tc>
+          <w:tcPr>
+            <w:tcW w:type="dxa" w:w="5112"/>
+          </w:tcPr>
+          <w:p>
+            <w:r>
+              <w:t>8/10 = 80%</w:t>
+            </w:r>
+          </w:p>
+        </w:tc>
+      </w:tr>
+      <w:tr>
+        <w:tc>
+          <w:tcPr>
+            <w:tcW w:type="dxa" w:w="5112"/>
+          </w:tcPr>
+          <w:p>
+            <w:r>
+              <w:t>Filter removed only</w:t>
+            </w:r>
+          </w:p>
+        </w:tc>
+        <w:tc>
+          <w:tcPr>
+            <w:tcW w:type="dxa" w:w="5112"/>
+          </w:tcPr>
+          <w:p>
+            <w:r>
+              <w:t>6/10 = 60%</w:t>
+            </w:r>
+          </w:p>
+        </w:tc>
+      </w:tr>
+      <w:tr>
+        <w:tc>
+          <w:tcPr>
+            <w:tcW w:type="dxa" w:w="5112"/>
+          </w:tcPr>
+          <w:p>
+            <w:r>
+              <w:t>Net difference</w:t>
+            </w:r>
+          </w:p>
+        </w:tc>
+        <w:tc>
+          <w:tcPr>
+            <w:tcW w:type="dxa" w:w="5112"/>
+          </w:tcPr>
+          <w:p>
+            <w:r>
+              <w:t>8 − 6 = 2 passes; 80% − 60% = 20 percentage points</w:t>
+            </w:r>
+          </w:p>
+        </w:tc>
+      </w:tr>
+      <w:tr>
+        <w:tc>
+          <w:tcPr>
+            <w:tcW w:type="dxa" w:w="5112"/>
+          </w:tcPr>
+          <w:p>
+            <w:r>
+              <w:t>Relative decrease from full</w:t>
+            </w:r>
+          </w:p>
+        </w:tc>
+        <w:tc>
+          <w:tcPr>
+            <w:tcW w:type="dxa" w:w="5112"/>
+          </w:tcPr>
+          <w:p>
+            <w:r>
+              <w:t>2/8 = 25%; differs from 20 percentage points</w:t>
+            </w:r>
+          </w:p>
+        </w:tc>
+      </w:tr>
+      <w:tr>
+        <w:tc>
+          <w:tcPr>
+            <w:tcW w:type="dxa" w:w="5112"/>
+          </w:tcPr>
+          <w:p>
+            <w:r>
+              <w:t>Changed model as well</w:t>
+            </w:r>
+          </w:p>
+        </w:tc>
+        <w:tc>
+          <w:tcPr>
+            <w:tcW w:type="dxa" w:w="5112"/>
+          </w:tcPr>
+          <w:p>
+            <w:r>
+              <w:t>Two factors vary; filter-only attribution is lost</w:t>
+            </w:r>
+          </w:p>
+        </w:tc>
+      </w:tr>
+      <w:tr>
+        <w:tc>
+          <w:tcPr>
+            <w:tcW w:type="dxa" w:w="5112"/>
+          </w:tcPr>
+          <w:p>
+            <w:r>
+              <w:t>Which cases changed</w:t>
+            </w:r>
+          </w:p>
+        </w:tc>
+        <w:tc>
+          <w:tcPr>
+            <w:tcW w:type="dxa" w:w="5112"/>
+          </w:tcPr>
+          <w:p>
+            <w:r>
+              <w:t>Not supplied; net two is not proof of exactly two flips</w:t>
+            </w:r>
+          </w:p>
+        </w:tc>
+      </w:tr>
+      <w:tr>
+        <w:tc>
+          <w:tcPr>
+            <w:tcW w:type="dxa" w:w="5112"/>
+          </w:tcPr>
+          <w:p>
+            <w:r>
+              <w:t>General conclusion</w:t>
+            </w:r>
+          </w:p>
+        </w:tc>
+        <w:tc>
+          <w:tcPr>
+            <w:tcW w:type="dxa" w:w="5112"/>
+          </w:tcPr>
+          <w:p>
+            <w:r>
+              <w:t>Conditional descriptive comparison; no universal benefit or significance established</w:t>
+            </w:r>
+          </w:p>
+        </w:tc>
+      </w:tr>
+    </w:tbl>
+    <w:p>
+      <w:pPr>
+        <w:pStyle w:val="Heading2"/>
+      </w:pPr>
+      <w:r>
+        <w:t>Predict changing the model too</w:t>
+      </w:r>
+    </w:p>
+    <w:p>
+      <w:pPr>
+        <w:pStyle w:val="ListBullet"/>
+      </w:pPr>
+      <w:r>
+        <w:t>Change one thing: Remove the filter and also change the model version. Predict the result before checking the explanation. What remains the same?</w:t>
+      </w:r>
+    </w:p>
+    <w:p>
+      <w:pPr>
+        <w:pStyle w:val="Heading2"/>
+      </w:pPr>
+      <w:r>
+        <w:t>Check after predicting · reference / check after trying</w:t>
+      </w:r>
+    </w:p>
+    <w:p>
+      <w:r>
+        <w:drawing>
+          <wp:inline xmlns:a="http://schemas.openxmlformats.org/drawingml/2006/main" xmlns:pic="http://schemas.openxmlformats.org/drawingml/2006/picture">
+            <wp:extent cx="5486400" cy="3026664"/>
+            <wp:docPr id="3" name="Picture 3" descr="Original case: Correctness falls from 80% to 60%, two cases in this set. Changed condition: Remove the filter and also change the model version. Expected result: The comparison no longer isolates the filter. Reason: Two simultaneous changes provide alternative explanations."/>
+            <wp:cNvGraphicFramePr>
+              <a:graphicFrameLocks noChangeAspect="1"/>
+            </wp:cNvGraphicFramePr>
+            <a:graphic>
+              <a:graphicData uri="http://schemas.openxmlformats.org/drawingml/2006/picture">
+                <pic:pic>
+                  <pic:nvPicPr>
+                    <pic:cNvPr id="0" name="academy-story-ai-7-16-04.png"/>
+                    <pic:cNvPicPr/>
+                  </pic:nvPicPr>
+                  <pic:blipFill>
+                    <a:blip r:embed="rId11"/>
+                    <a:stretch>
+                      <a:fillRect/>
+                    </a:stretch>
+                  </pic:blipFill>
+                  <pic:spPr>
+                    <a:xfrm>
+                      <a:off x="0" y="0"/>
+                      <a:ext cx="5486400" cy="3026664"/>
+                    </a:xfrm>
+                    <a:prstGeom prst="rect"/>
+                  </pic:spPr>
+                </pic:pic>
+              </a:graphicData>
+            </a:graphic>
+          </wp:inline>
+        </w:drawing>
+      </w:r>
+    </w:p>
+    <w:p>
+      <w:pPr>
+        <w:pStyle w:val="Heading2"/>
+      </w:pPr>
+      <w:r>
+        <w:t>Explain remaining limits</w:t>
+      </w:r>
+    </w:p>
+    <w:p>
+      <w:pPr>
+        <w:pStyle w:val="ListBullet"/>
+      </w:pPr>
+      <w:r>
+        <w:t>Interactions and small-sample variability remain; this illustrative difference is not a universal causal estimate.</w:t>
+      </w:r>
+    </w:p>
+    <w:p>
+      <w:pPr>
+        <w:pStyle w:val="ListBullet"/>
+      </w:pPr>
+      <w:r>
+        <w:t>Read the labelled picture: Calculate the filter ablation’s two rates and count change. Which single component is altered, and why does also changing the model prevent isolating the filter?</w:t>
+      </w:r>
+    </w:p>
+    <w:p>
+      <w:pPr>
+        <w:pStyle w:val="Heading2"/>
+      </w:pPr>
+      <w:r>
+        <w:t>Earlier wording, alternatives and picture transcripts · reference / check after trying</w:t>
+      </w:r>
+    </w:p>
+    <w:p>
+      <w:pPr>
         <w:pStyle w:val="Heading3"/>
       </w:pPr>
       <w:r>
-        <w:t>What this example does not establish</w:t>
-      </w:r>
-    </w:p>
-    <w:p>
-      <w:pPr>
-        <w:pStyle w:val="Heading3"/>
-      </w:pPr>
-      <w:r>
-        <w:t>Keep the stated limit</w:t>
+        <w:t>Learn from the worked case</w:t>
       </w:r>
     </w:p>
     <w:p>
       <w:pPr>
         <w:spacing w:line="336" w:lineRule="auto" w:after="180"/>
-        <w:shd w:fill="FFF5E6"/>
-      </w:pPr>
-      <w:r>
-        <w:rPr>
-          <w:b/>
-        </w:rPr>
-        <w:t>Interaction</w:t>
-      </w:r>
+      </w:pPr>
       <w:r>
         <w:rPr>
           <w:b w:val="0"/>
         </w:rPr>
-        <w:t>s and small-sample variability remain; this illustrative difference is not a universal causal estimate.</w:t>
+        <w:t>Cover the result before checking it. Say what is given, choose the procedure, and follow one step at a time. Then uncover the result and explain your first mismatch. Ask why a step is allowed, not only what number it produces.</w:t>
       </w:r>
     </w:p>
     <w:p>
@@ -1343,31 +2046,7 @@
         <w:pStyle w:val="Heading3"/>
       </w:pPr>
       <w:r>
-        <w:t>Keep the stated limit</w:t>
-      </w:r>
-    </w:p>
-    <w:p>
-      <w:pPr>
-        <w:spacing w:line="336" w:lineRule="auto" w:after="180"/>
-        <w:shd w:fill="FFF5E6"/>
-      </w:pPr>
-      <w:r>
-        <w:rPr>
-          <w:b w:val="0"/>
-        </w:rPr>
-        <w:t xml:space="preserve">Read the labelled picture: Calculate the filter </w:t>
-      </w:r>
-      <w:r>
-        <w:rPr>
-          <w:b/>
-        </w:rPr>
-        <w:t>ablation</w:t>
-      </w:r>
-      <w:r>
-        <w:rPr>
-          <w:b w:val="0"/>
-        </w:rPr>
-        <w:t>’s two rates and count change. Which single component is altered, and why does also changing the model prevent isolating the filter?</w:t>
+        <w:t>A pictorial worked case: Ablation studies</w:t>
       </w:r>
     </w:p>
     <w:p>
@@ -1375,19 +2054,95 @@
         <w:pStyle w:val="Heading3"/>
       </w:pPr>
       <w:r>
-        <w:t>Keep the stated limit</w:t>
-      </w:r>
-    </w:p>
-    <w:p>
-      <w:pPr>
-        <w:spacing w:line="336" w:lineRule="auto" w:after="180"/>
-        <w:shd w:fill="FFF5E6"/>
-      </w:pPr>
-      <w:r>
-        <w:rPr>
-          <w:b w:val="0"/>
-        </w:rPr>
-        <w:t>Change one thing: Remove the filter and also change the model version. Predict the result before checking the explanation. What remains the same?</w:t>
+        <w:t>The facts we will use</w:t>
+      </w:r>
+    </w:p>
+    <w:p>
+      <w:r>
+        <w:drawing>
+          <wp:inline xmlns:a="http://schemas.openxmlformats.org/drawingml/2006/main" xmlns:pic="http://schemas.openxmlformats.org/drawingml/2006/picture">
+            <wp:extent cx="5486400" cy="2641600"/>
+            <wp:docPr id="4" name="Picture 4" descr="Relevance-filter ablation"/>
+            <wp:cNvGraphicFramePr>
+              <a:graphicFrameLocks noChangeAspect="1"/>
+            </wp:cNvGraphicFramePr>
+            <a:graphic>
+              <a:graphicData uri="http://schemas.openxmlformats.org/drawingml/2006/picture">
+                <pic:pic>
+                  <pic:nvPicPr>
+                    <pic:cNvPr id="0" name="academy-detail-ai-7-16.png"/>
+                    <pic:cNvPicPr/>
+                  </pic:nvPicPr>
+                  <pic:blipFill>
+                    <a:blip r:embed="rId12"/>
+                    <a:stretch>
+                      <a:fillRect/>
+                    </a:stretch>
+                  </pic:blipFill>
+                  <pic:spPr>
+                    <a:xfrm>
+                      <a:off x="0" y="0"/>
+                      <a:ext cx="5486400" cy="2641600"/>
+                    </a:xfrm>
+                    <a:prstGeom prst="rect"/>
+                  </pic:spPr>
+                </pic:pic>
+              </a:graphicData>
+            </a:graphic>
+          </wp:inline>
+        </w:drawing>
+      </w:r>
+    </w:p>
+    <w:p>
+      <w:r>
+        <w:drawing>
+          <wp:inline xmlns:a="http://schemas.openxmlformats.org/drawingml/2006/main" xmlns:pic="http://schemas.openxmlformats.org/drawingml/2006/picture">
+            <wp:extent cx="5486400" cy="5145314"/>
+            <wp:docPr id="5" name="Picture 5" descr="Ablation studies. Name the component: The relevance filter is the single declared change.. Run the ablation: Remove only the filter and preserve cases and scoring.. Compare outcomes: Correctness falls from 80% to 60%, two cases in this set."/>
+            <wp:cNvGraphicFramePr>
+              <a:graphicFrameLocks noChangeAspect="1"/>
+            </wp:cNvGraphicFramePr>
+            <a:graphic>
+              <a:graphicData uri="http://schemas.openxmlformats.org/drawingml/2006/picture">
+                <pic:pic>
+                  <pic:nvPicPr>
+                    <pic:cNvPr id="0" name="academy-visual-ai-7-16.png"/>
+                    <pic:cNvPicPr/>
+                  </pic:nvPicPr>
+                  <pic:blipFill>
+                    <a:blip r:embed="rId13"/>
+                    <a:stretch>
+                      <a:fillRect/>
+                    </a:stretch>
+                  </pic:blipFill>
+                  <pic:spPr>
+                    <a:xfrm>
+                      <a:off x="0" y="0"/>
+                      <a:ext cx="5486400" cy="5145314"/>
+                    </a:xfrm>
+                    <a:prstGeom prst="rect"/>
+                  </pic:spPr>
+                </pic:pic>
+              </a:graphicData>
+            </a:graphic>
+          </wp:inline>
+        </w:drawing>
+      </w:r>
+    </w:p>
+    <w:p>
+      <w:pPr>
+        <w:pStyle w:val="Heading3"/>
+      </w:pPr>
+      <w:r>
+        <w:t>Why this result follows</w:t>
+      </w:r>
+    </w:p>
+    <w:p>
+      <w:pPr>
+        <w:pStyle w:val="Heading3"/>
+      </w:pPr>
+      <w:r>
+        <w:t>What this example does not establish</w:t>
       </w:r>
     </w:p>
     <w:p>
@@ -1395,12 +2150,20 @@
         <w:pStyle w:val="Heading1"/>
       </w:pPr>
       <w:r>
-        <w:t>07. Find and repair a mistake</w:t>
-      </w:r>
-    </w:p>
-    <w:p>
-      <w:r>
-        <w:t>Find the unsupported step in the Ablation studies claim and explain a repair using the supplied evidence.</w:t>
+        <w:t>07. Repair additive contributions and score-only judgments</w:t>
+      </w:r>
+    </w:p>
+    <w:p>
+      <w:r>
+        <w:t>Interactions and critical failures can matter more than a small aggregate change.</w:t>
+      </w:r>
+    </w:p>
+    <w:p>
+      <w:pPr>
+        <w:pStyle w:val="Heading2"/>
+      </w:pPr>
+      <w:r>
+        <w:t>Original limitation and repair setup</w:t>
       </w:r>
     </w:p>
     <w:p>
@@ -1428,16 +2191,7 @@
     </w:p>
     <w:p>
       <w:pPr>
-        <w:pStyle w:val="Heading3"/>
-      </w:pPr>
-      <w:r>
-        <w:t>Check the claim against the facts</w:t>
-      </w:r>
-    </w:p>
-    <w:p>
-      <w:pPr>
         <w:spacing w:line="336" w:lineRule="auto" w:after="180"/>
-        <w:shd w:fill="FFF5E6"/>
       </w:pPr>
       <w:r>
         <w:rPr>
@@ -1449,7 +2203,6 @@
     <w:p>
       <w:pPr>
         <w:spacing w:line="336" w:lineRule="auto" w:after="180"/>
-        <w:shd w:fill="FFF5E6"/>
       </w:pPr>
       <w:r>
         <w:rPr>
@@ -1472,6 +2225,234 @@
     </w:p>
     <w:p>
       <w:pPr>
+        <w:pStyle w:val="Heading2"/>
+      </w:pPr>
+      <w:r>
+        <w:t>Missing-cell and severity probes</w:t>
+      </w:r>
+    </w:p>
+    <w:tbl>
+      <w:tblPr>
+        <w:tblStyle w:val="LightShading-Accent1"/>
+        <w:tblW w:type="auto" w:w="0"/>
+        <w:tblLook w:firstColumn="1" w:firstRow="1" w:lastColumn="0" w:lastRow="0" w:noHBand="0" w:noVBand="1" w:val="04A0"/>
+      </w:tblPr>
+      <w:tblGrid>
+        <w:gridCol w:w="5112"/>
+        <w:gridCol w:w="5112"/>
+      </w:tblGrid>
+      <w:tr>
+        <w:trPr>
+          <w:tblHeader/>
+        </w:trPr>
+        <w:tc>
+          <w:tcPr>
+            <w:tcW w:type="dxa" w:w="5112"/>
+          </w:tcPr>
+          <w:p>
+            <w:r>
+              <w:t>Ablation audit</w:t>
+            </w:r>
+          </w:p>
+        </w:tc>
+        <w:tc>
+          <w:tcPr>
+            <w:tcW w:type="dxa" w:w="5112"/>
+          </w:tcPr>
+          <w:p>
+            <w:r>
+              <w:t>Checked interpretation</w:t>
+            </w:r>
+          </w:p>
+        </w:tc>
+      </w:tr>
+      <w:tr>
+        <w:tc>
+          <w:tcPr>
+            <w:tcW w:type="dxa" w:w="5112"/>
+          </w:tcPr>
+          <w:p>
+            <w:r>
+              <w:t>Removing validation drops only one pass</w:t>
+            </w:r>
+          </w:p>
+        </w:tc>
+        <w:tc>
+          <w:tcPr>
+            <w:tcW w:type="dxa" w:w="5112"/>
+          </w:tcPr>
+          <w:p>
+            <w:r>
+              <w:t>Do not dismiss the stipulated unauthorized action</w:t>
+            </w:r>
+          </w:p>
+        </w:tc>
+      </w:tr>
+      <w:tr>
+        <w:tc>
+          <w:tcPr>
+            <w:tcW w:type="dxa" w:w="5112"/>
+          </w:tcPr>
+          <w:p>
+            <w:r>
+              <w:t>Adding the two observed drops</w:t>
+            </w:r>
+          </w:p>
+        </w:tc>
+        <w:tc>
+          <w:tcPr>
+            <w:tcW w:type="dxa" w:w="5112"/>
+          </w:tcPr>
+          <w:p>
+            <w:r>
+              <w:t>Does not determine the unobserved joint removal</w:t>
+            </w:r>
+          </w:p>
+        </w:tc>
+      </w:tr>
+      <w:tr>
+        <w:tc>
+          <w:tcPr>
+            <w:tcW w:type="dxa" w:w="5112"/>
+          </w:tcPr>
+          <w:p>
+            <w:r>
+              <w:t>Both-removal count hypothetically 4</w:t>
+            </w:r>
+          </w:p>
+        </w:tc>
+        <w:tc>
+          <w:tcPr>
+            <w:tcW w:type="dxa" w:w="5112"/>
+          </w:tcPr>
+          <w:p>
+            <w:r>
+              <w:t>Interaction contrast 8 − 7 − 5 + 4 = 0</w:t>
+            </w:r>
+          </w:p>
+        </w:tc>
+      </w:tr>
+      <w:tr>
+        <w:tc>
+          <w:tcPr>
+            <w:tcW w:type="dxa" w:w="5112"/>
+          </w:tcPr>
+          <w:p>
+            <w:r>
+              <w:t>Both-removal count hypothetically 6</w:t>
+            </w:r>
+          </w:p>
+        </w:tc>
+        <w:tc>
+          <w:tcPr>
+            <w:tcW w:type="dxa" w:w="5112"/>
+          </w:tcPr>
+          <w:p>
+            <w:r>
+              <w:t>Interaction contrast 8 − 7 − 5 + 6 = 2; also compatible with supplied three cells</w:t>
+            </w:r>
+          </w:p>
+        </w:tc>
+      </w:tr>
+      <w:tr>
+        <w:tc>
+          <w:tcPr>
+            <w:tcW w:type="dxa" w:w="5112"/>
+          </w:tcPr>
+          <w:p>
+            <w:r>
+              <w:t>Hypothetical counterexamples</w:t>
+            </w:r>
+          </w:p>
+        </w:tc>
+        <w:tc>
+          <w:tcPr>
+            <w:tcW w:type="dxa" w:w="5112"/>
+          </w:tcPr>
+          <w:p>
+            <w:r>
+              <w:t>Neither is an observed result; they demonstrate missing information</w:t>
+            </w:r>
+          </w:p>
+        </w:tc>
+      </w:tr>
+      <w:tr>
+        <w:tc>
+          <w:tcPr>
+            <w:tcW w:type="dxa" w:w="5112"/>
+          </w:tcPr>
+          <w:p>
+            <w:r>
+              <w:t>Net score falls by two</w:t>
+            </w:r>
+          </w:p>
+        </w:tc>
+        <w:tc>
+          <w:tcPr>
+            <w:tcW w:type="dxa" w:w="5112"/>
+          </w:tcPr>
+          <w:p>
+            <w:r>
+              <w:t>Per-case gains and losses may offset; exact flips unknown</w:t>
+            </w:r>
+          </w:p>
+        </w:tc>
+      </w:tr>
+      <w:tr>
+        <w:tc>
+          <w:tcPr>
+            <w:tcW w:type="dxa" w:w="5112"/>
+          </w:tcPr>
+          <w:p>
+            <w:r>
+              <w:t>Filter and model both change</w:t>
+            </w:r>
+          </w:p>
+        </w:tc>
+        <w:tc>
+          <w:tcPr>
+            <w:tcW w:type="dxa" w:w="5112"/>
+          </w:tcPr>
+          <w:p>
+            <w:r>
+              <w:t>Alternative explanations prevent filter-only attribution</w:t>
+            </w:r>
+          </w:p>
+        </w:tc>
+      </w:tr>
+      <w:tr>
+        <w:tc>
+          <w:tcPr>
+            <w:tcW w:type="dxa" w:w="5112"/>
+          </w:tcPr>
+          <w:p>
+            <w:r>
+              <w:t>All settings said to be fixed</w:t>
+            </w:r>
+          </w:p>
+        </w:tc>
+        <w:tc>
+          <w:tcPr>
+            <w:tcW w:type="dxa" w:w="5112"/>
+          </w:tcPr>
+          <w:p>
+            <w:r>
+              <w:t>An exercise assumption; actual study would need recorded settings and outputs</w:t>
+            </w:r>
+          </w:p>
+        </w:tc>
+      </w:tr>
+    </w:tbl>
+    <w:p>
+      <w:pPr>
+        <w:pStyle w:val="Heading2"/>
+      </w:pPr>
+      <w:r>
+        <w:t>Write a supported repair</w:t>
+      </w:r>
+    </w:p>
+    <w:p>
+      <w:pPr>
         <w:pStyle w:val="Heading3"/>
       </w:pPr>
       <w:r>
@@ -1505,44 +2486,93 @@
     </w:p>
     <w:p>
       <w:pPr>
+        <w:pStyle w:val="ListBullet"/>
+      </w:pPr>
+      <w:r>
+        <w:t>A report omits this qualification: Removing a component changes a complete procedure; attribution depends on the controlled design and possible interactions. Explain how omitting it could change a reader's interpretation, and write an accurate replacement.</w:t>
+      </w:r>
+    </w:p>
+    <w:p>
+      <w:pPr>
         <w:pStyle w:val="Heading3"/>
       </w:pPr>
       <w:r>
+        <w:t>State one repair and the checks you would rerun.</w:t>
+      </w:r>
+    </w:p>
+    <w:p>
+      <w:r>
+        <w:t>________________________________________________________________</w:t>
+      </w:r>
+    </w:p>
+    <w:p>
+      <w:r>
+        <w:t>________________________________________________________________</w:t>
+      </w:r>
+    </w:p>
+    <w:p>
+      <w:r>
+        <w:t>________________________________________________________________</w:t>
+      </w:r>
+    </w:p>
+    <w:p>
+      <w:r>
+        <w:t>________________________________________________________________</w:t>
+      </w:r>
+    </w:p>
+    <w:p>
+      <w:r>
+        <w:t>________________________________________________________________</w:t>
+      </w:r>
+    </w:p>
+    <w:p>
+      <w:r>
+        <w:t>________________________________________________________________</w:t>
+      </w:r>
+    </w:p>
+    <w:p>
+      <w:pPr>
+        <w:pStyle w:val="Heading2"/>
+      </w:pPr>
+      <w:r>
+        <w:t>Earlier wording, alternatives and picture transcripts · reference / check after trying</w:t>
+      </w:r>
+    </w:p>
+    <w:p>
+      <w:pPr>
+        <w:pStyle w:val="Heading3"/>
+      </w:pPr>
+      <w:r>
         <w:t>Locate the earliest unsupported step</w:t>
       </w:r>
     </w:p>
     <w:p>
       <w:pPr>
-        <w:spacing w:line="336" w:lineRule="auto" w:after="180"/>
-      </w:pPr>
-      <w:r>
-        <w:rPr>
-          <w:b w:val="0"/>
-        </w:rPr>
-        <w:t xml:space="preserve">A report omits this qualification: Removing a component changes a complete procedure; attribution depends on the controlled design and possible </w:t>
-      </w:r>
-      <w:r>
-        <w:rPr>
-          <w:b/>
-        </w:rPr>
-        <w:t>interaction</w:t>
-      </w:r>
-      <w:r>
-        <w:rPr>
-          <w:b w:val="0"/>
-        </w:rPr>
-        <w:t>s.</w:t>
-      </w:r>
-    </w:p>
-    <w:p>
-      <w:pPr>
-        <w:spacing w:line="336" w:lineRule="auto" w:after="180"/>
-      </w:pPr>
-      <w:r>
-        <w:rPr>
-          <w:b w:val="0"/>
-        </w:rPr>
-        <w:t>Explain how omitting it could change a reader's interpretation, and write an accurate replacement.</w:t>
+        <w:pStyle w:val="Heading1"/>
+      </w:pPr>
+      <w:r>
+        <w:t>08. Practise tracing removal effects and naming missing evidence</w:t>
+      </w:r>
+    </w:p>
+    <w:p>
+      <w:r>
+        <w:t>Reserve the fifteen-case comparison for the first independent attempt.</w:t>
+      </w:r>
+    </w:p>
+    <w:p>
+      <w:pPr>
+        <w:pStyle w:val="Heading2"/>
+      </w:pPr>
+      <w:r>
+        <w:t>Shared explanation</w:t>
+      </w:r>
+    </w:p>
+    <w:p>
+      <w:pPr>
+        <w:pStyle w:val="ListBullet"/>
+      </w:pPr>
+      <w:r>
+        <w:t>Explain the weekly mechanism in your own words. Use the worked scenario to name its input, decision rule and output.</w:t>
       </w:r>
     </w:p>
     <w:p>
@@ -1550,7 +2580,7 @@
         <w:pStyle w:val="Heading3"/>
       </w:pPr>
       <w:r>
-        <w:t>State one repair and the checks you would rerun.</w:t>
+        <w:t>Guided: restate the worked result, then name the assumption or limitation that prevents a broader conclusion.</w:t>
       </w:r>
     </w:p>
     <w:p>
@@ -1579,79 +2609,19 @@
       </w:r>
     </w:p>
     <w:p>
+      <w:pPr>
+        <w:pStyle w:val="Heading3"/>
+      </w:pPr>
+      <w:r>
+        <w:t>Explain your prediction to a partner before comparing results.</w:t>
+      </w:r>
+    </w:p>
+    <w:p>
       <w:r>
         <w:t>________________________________________________________________</w:t>
       </w:r>
     </w:p>
     <w:p>
-      <w:pPr>
-        <w:pStyle w:val="Heading1"/>
-      </w:pPr>
-      <w:r>
-        <w:t>08. Practise together</w:t>
-      </w:r>
-    </w:p>
-    <w:p>
-      <w:r>
-        <w:t>Practise Ablation studies with support, then explain the deciding step in your own words.</w:t>
-      </w:r>
-    </w:p>
-    <w:p>
-      <w:pPr>
-        <w:spacing w:line="336" w:lineRule="auto" w:after="180"/>
-      </w:pPr>
-      <w:r>
-        <w:rPr>
-          <w:b w:val="0"/>
-        </w:rPr>
-        <w:t xml:space="preserve">Explain the weekly </w:t>
-      </w:r>
-      <w:r>
-        <w:rPr>
-          <w:b/>
-        </w:rPr>
-        <w:t>mechanism</w:t>
-      </w:r>
-      <w:r>
-        <w:rPr>
-          <w:b w:val="0"/>
-        </w:rPr>
-        <w:t xml:space="preserve"> in your own words. Use the worked scenario to name its </w:t>
-      </w:r>
-      <w:r>
-        <w:rPr>
-          <w:b/>
-        </w:rPr>
-        <w:t>input</w:t>
-      </w:r>
-      <w:r>
-        <w:rPr>
-          <w:b w:val="0"/>
-        </w:rPr>
-        <w:t xml:space="preserve">, decision rule and </w:t>
-      </w:r>
-      <w:r>
-        <w:rPr>
-          <w:b/>
-        </w:rPr>
-        <w:t>output</w:t>
-      </w:r>
-      <w:r>
-        <w:rPr>
-          <w:b w:val="0"/>
-        </w:rPr>
-        <w:t>.</w:t>
-      </w:r>
-    </w:p>
-    <w:p>
-      <w:pPr>
-        <w:pStyle w:val="Heading3"/>
-      </w:pPr>
-      <w:r>
-        <w:t>Guided: restate the worked result, then name the assumption or limitation that prevents a broader conclusion.</w:t>
-      </w:r>
-    </w:p>
-    <w:p>
       <w:r>
         <w:t>________________________________________________________________</w:t>
       </w:r>
@@ -1667,49 +2637,11 @@
       </w:r>
     </w:p>
     <w:p>
-      <w:r>
-        <w:t>________________________________________________________________</w:t>
-      </w:r>
-    </w:p>
-    <w:p>
-      <w:r>
-        <w:t>________________________________________________________________</w:t>
-      </w:r>
-    </w:p>
-    <w:p>
-      <w:pPr>
-        <w:pStyle w:val="Heading3"/>
-      </w:pPr>
-      <w:r>
-        <w:t>Explain your prediction to a partner before comparing results.</w:t>
-      </w:r>
-    </w:p>
-    <w:p>
-      <w:r>
-        <w:t>________________________________________________________________</w:t>
-      </w:r>
-    </w:p>
-    <w:p>
-      <w:r>
-        <w:t>________________________________________________________________</w:t>
-      </w:r>
-    </w:p>
-    <w:p>
-      <w:r>
-        <w:t>________________________________________________________________</w:t>
-      </w:r>
-    </w:p>
-    <w:p>
-      <w:r>
-        <w:t>________________________________________________________________</w:t>
-      </w:r>
-    </w:p>
-    <w:p>
-      <w:pPr>
-        <w:pStyle w:val="Heading3"/>
-      </w:pPr>
-      <w:r>
-        <w:t>Practise with less help: Trace the worked case</w:t>
+      <w:pPr>
+        <w:pStyle w:val="Heading2"/>
+      </w:pPr>
+      <w:r>
+        <w:t>Supported workbook trace</w:t>
       </w:r>
     </w:p>
     <w:p>
@@ -1839,94 +2771,49 @@
     </w:p>
     <w:p>
       <w:pPr>
+        <w:pStyle w:val="Heading2"/>
+      </w:pPr>
+      <w:r>
+        <w:t>Individual check</w:t>
+      </w:r>
+    </w:p>
+    <w:p>
+      <w:pPr>
+        <w:pStyle w:val="ListBullet"/>
+      </w:pPr>
+      <w:r>
+        <w:t>Use the worked case for Ablation studies. Proposed explanation: “The worked result establishes every future case”. Decide whether this explanation is supported. Point to the step or supplied fact that decides; explain your repair if needed.</w:t>
+      </w:r>
+    </w:p>
+    <w:p>
+      <w:pPr>
+        <w:pStyle w:val="ListBullet"/>
+      </w:pPr>
+      <w:r>
+        <w:t>Answer on your own before discussion. If you are unsure, say which step you need help with.</w:t>
+      </w:r>
+    </w:p>
+    <w:p>
+      <w:pPr>
+        <w:pStyle w:val="Heading2"/>
+      </w:pPr>
+      <w:r>
+        <w:t>Picture response</w:t>
+      </w:r>
+    </w:p>
+    <w:p>
+      <w:pPr>
+        <w:pStyle w:val="ListBullet"/>
+      </w:pPr>
+      <w:r>
+        <w:t>Calculate the filter ablation’s two rates and count change. Which single component is altered, and why does also changing the model prevent isolating the filter?</w:t>
+      </w:r>
+    </w:p>
+    <w:p>
+      <w:pPr>
         <w:pStyle w:val="Heading3"/>
       </w:pPr>
       <w:r>
-        <w:t>Check your reasoning</w:t>
-      </w:r>
-    </w:p>
-    <w:p>
-      <w:pPr>
-        <w:spacing w:line="336" w:lineRule="auto" w:after="180"/>
-      </w:pPr>
-      <w:r>
-        <w:rPr>
-          <w:b w:val="0"/>
-        </w:rPr>
-        <w:t xml:space="preserve">Use the worked case for </w:t>
-      </w:r>
-      <w:r>
-        <w:rPr>
-          <w:b/>
-        </w:rPr>
-        <w:t>Ablation</w:t>
-      </w:r>
-      <w:r>
-        <w:rPr>
-          <w:b w:val="0"/>
-        </w:rPr>
-        <w:t xml:space="preserve"> studies. Proposed explanation: “The worked result establishes every future case”. Decide whether this explanation is supported.</w:t>
-      </w:r>
-    </w:p>
-    <w:p>
-      <w:pPr>
-        <w:spacing w:line="336" w:lineRule="auto" w:after="180"/>
-      </w:pPr>
-      <w:r>
-        <w:rPr>
-          <w:b w:val="0"/>
-        </w:rPr>
-        <w:t>Point to the step or supplied fact that decides; explain your repair if needed.</w:t>
-      </w:r>
-    </w:p>
-    <w:p>
-      <w:pPr>
-        <w:spacing w:line="336" w:lineRule="auto" w:after="180"/>
-      </w:pPr>
-      <w:r>
-        <w:rPr>
-          <w:b w:val="0"/>
-        </w:rPr>
-        <w:t>Answer on your own before discussion. If you are unsure, say which step you need help with.</w:t>
-      </w:r>
-    </w:p>
-    <w:p>
-      <w:pPr>
-        <w:pStyle w:val="Heading3"/>
-      </w:pPr>
-      <w:r>
-        <w:t>Explain the picture</w:t>
-      </w:r>
-    </w:p>
-    <w:p>
-      <w:pPr>
-        <w:spacing w:line="336" w:lineRule="auto" w:after="180"/>
-        <w:shd w:fill="F5F1FB"/>
-      </w:pPr>
-      <w:r>
-        <w:rPr>
-          <w:b w:val="0"/>
-        </w:rPr>
-        <w:t xml:space="preserve">Calculate the filter </w:t>
-      </w:r>
-      <w:r>
-        <w:rPr>
-          <w:b/>
-        </w:rPr>
-        <w:t>ablation</w:t>
-      </w:r>
-      <w:r>
-        <w:rPr>
-          <w:b w:val="0"/>
-        </w:rPr>
-        <w:t>’s two rates and count change. Which single component is altered, and why does also changing the model prevent isolating the filter?</w:t>
-      </w:r>
-    </w:p>
-    <w:p>
-      <w:pPr>
-        <w:pStyle w:val="Heading3"/>
-      </w:pPr>
-      <w:r>
         <w:t>My explanation using a pictured step and the given facts</w:t>
       </w:r>
     </w:p>
@@ -1948,6 +2835,14 @@
     <w:p>
       <w:r>
         <w:t>________________________________________________________________</w:t>
+      </w:r>
+    </w:p>
+    <w:p>
+      <w:pPr>
+        <w:pStyle w:val="Heading2"/>
+      </w:pPr>
+      <w:r>
+        <w:t>Reserve the selected new case</w:t>
       </w:r>
     </w:p>
     <w:p>
@@ -1963,23 +2858,55 @@
     </w:p>
     <w:p>
       <w:pPr>
+        <w:pStyle w:val="Heading2"/>
+      </w:pPr>
+      <w:r>
+        <w:t>Earlier wording, alternatives and picture transcripts · reference / check after trying</w:t>
+      </w:r>
+    </w:p>
+    <w:p>
+      <w:pPr>
+        <w:pStyle w:val="Heading3"/>
+      </w:pPr>
+      <w:r>
+        <w:t>Practise with less help: Trace the worked case</w:t>
+      </w:r>
+    </w:p>
+    <w:p>
+      <w:pPr>
+        <w:pStyle w:val="Heading3"/>
+      </w:pPr>
+      <w:r>
+        <w:t>Check your reasoning</w:t>
+      </w:r>
+    </w:p>
+    <w:p>
+      <w:pPr>
+        <w:pStyle w:val="Heading3"/>
+      </w:pPr>
+      <w:r>
+        <w:t>Explain the picture</w:t>
+      </w:r>
+    </w:p>
+    <w:p>
+      <w:pPr>
         <w:pStyle w:val="Heading1"/>
       </w:pPr>
       <w:r>
-        <w:t>09. Run the investigation</w:t>
-      </w:r>
-    </w:p>
-    <w:p>
-      <w:r>
-        <w:t>Investigate Ablation studies. Record the prediction, actual observation or labelled paper trace, explanation and next test separately.</w:t>
-      </w:r>
-    </w:p>
-    <w:p>
-      <w:pPr>
-        <w:pStyle w:val="Heading3"/>
-      </w:pPr>
-      <w:r>
-        <w:t>Predict, investigate and preserve the evidence</w:t>
+        <w:t>09. Run a descriptive ablation audit without inventing missing runs</w:t>
+      </w:r>
+    </w:p>
+    <w:p>
+      <w:r>
+        <w:t>Use counterexamples to explain unknown interactions.</w:t>
+      </w:r>
+    </w:p>
+    <w:p>
+      <w:pPr>
+        <w:pStyle w:val="Heading2"/>
+      </w:pPr>
+      <w:r>
+        <w:t>Current investigation</w:t>
       </w:r>
     </w:p>
     <w:p>
@@ -1990,7 +2917,94 @@
         <w:rPr>
           <w:b w:val="0"/>
         </w:rPr>
-        <w:t>Full system8/10, without retrieval5/10, without validation7/10; the last permits an unauthorised action. Show the intermediate steps and give the conclusion with its scope.</w:t>
+        <w:t>Full system 8/10, without retrieval 5/10, without validation 7/10; the last permits an unauthorised action. Show the intermediate steps and give the conclusion with its scope.</w:t>
+      </w:r>
+    </w:p>
+    <w:p>
+      <w:pPr>
+        <w:pStyle w:val="Heading2"/>
+      </w:pPr>
+      <w:r>
+        <w:t>Complete executable arithmetic and counterexample</w:t>
+      </w:r>
+    </w:p>
+    <w:p>
+      <w:r>
+        <w:rPr>
+          <w:rFonts w:ascii="Courier New" w:hAnsi="Courier New"/>
+          <w:sz w:val="18"/>
+        </w:rPr>
+        <w:t>"""Descriptive ablation arithmetic on supplied summaries; no real AI actions."""</w:t>
+        <w:br/>
+        <w:t>from fractions import Fraction</w:t>
+        <w:br/>
+        <w:br/>
+        <w:t>def ablation_drop(full, removed, total):</w:t>
+        <w:br/>
+        <w:t xml:space="preserve"> if any(type(x) is not int for x in (full,removed,total)) or total&lt;=0 or not 0&lt;=full&lt;=total or not 0&lt;=removed&lt;=total:</w:t>
+        <w:br/>
+        <w:t xml:space="preserve">  raise ValueError('require integer counts within a positive common denominator')</w:t>
+        <w:br/>
+        <w:t xml:space="preserve"> return {'count_drop':full-removed,'percentage_point_drop':100*Fraction(full-removed,total)}</w:t>
+        <w:br/>
+        <w:t>main_retrieval=ablation_drop(8,5,10)</w:t>
+        <w:br/>
+        <w:t>main_validation=ablation_drop(8,7,10)</w:t>
+        <w:br/>
+        <w:t>picture=ablation_drop(8,6,10)</w:t>
+        <w:br/>
+        <w:t>assert main_retrieval['count_drop']==3 and main_validation['count_drop']==1</w:t>
+        <w:br/>
+        <w:t>assert picture['percentage_point_drop']==20</w:t>
+        <w:br/>
+        <w:t># Two possible joint-removal outcomes, neither supplied by the actual exercise.</w:t>
+        <w:br/>
+        <w:t># Full R+V = 8; R only = 7; V only = 5. Neither component = unknown.</w:t>
+        <w:br/>
+        <w:t>def interaction_contrast(neither):</w:t>
+        <w:br/>
+        <w:t xml:space="preserve"> if type(neither) is not int or not 0&lt;=neither&lt;=10:raise ValueError('invalid hypothetical count')</w:t>
+        <w:br/>
+        <w:t xml:space="preserve"> return 8-7-5+neither</w:t>
+        <w:br/>
+        <w:t>assert interaction_contrast(4)==0 and interaction_contrast(6)==2</w:t>
+        <w:br/>
+        <w:t>print('Main retrieval removal:',main_retrieval)</w:t>
+        <w:br/>
+        <w:t>print('Main validation removal:',main_validation)</w:t>
+        <w:br/>
+        <w:t>print('Separate filter picture:',picture)</w:t>
+        <w:br/>
+        <w:t>print('Main no-validation condition also permits a stipulated unauthorized action; a one-pass drop does not make that boundary unimportant.')</w:t>
+        <w:br/>
+        <w:t>print('Joint-removal outcome is UNKNOWN. Hypothetical neither counts 4 versus 6 give interaction contrasts 0 versus 2; these are counterexamples, not observations.')</w:t>
+        <w:br/>
+        <w:t>print('Counts give net changes, not the identities of changed cases. No model, study, external action, significance test or universal causal attribution is performed.')</w:t>
+        <w:br/>
+      </w:r>
+    </w:p>
+    <w:p>
+      <w:pPr>
+        <w:pStyle w:val="Heading2"/>
+      </w:pPr>
+      <w:r>
+        <w:t>Predictions, results and limits</w:t>
+      </w:r>
+    </w:p>
+    <w:p>
+      <w:pPr>
+        <w:pStyle w:val="ListNumber"/>
+      </w:pPr>
+      <w:r>
+        <w:t>Predict the two main pass drops and percentage-point changes. Then inspect the complete descriptive audit. It computes supplied summary differences and shows two explicitly hypothetical joint-removal outcomes consistent with the three known cells. Their different interaction contrasts demonstrate why the missing cell cannot be inferred. The program does not simulate an unauthorized action or run a model. Keep hypothetical values separate from observations, and preserve the independent fifteen-case totals for a first attempt.</w:t>
+      </w:r>
+    </w:p>
+    <w:p>
+      <w:pPr>
+        <w:pStyle w:val="Heading2"/>
+      </w:pPr>
+      <w:r>
+        <w:t>Evidence record</w:t>
       </w:r>
     </w:p>
     <w:tbl>
@@ -2142,14 +3156,6 @@
     </w:p>
     <w:p>
       <w:pPr>
-        <w:pStyle w:val="Heading3"/>
-      </w:pPr>
-      <w:r>
-        <w:t>Plan → try → check</w:t>
-      </w:r>
-    </w:p>
-    <w:p>
-      <w:pPr>
         <w:spacing w:line="336" w:lineRule="auto" w:after="180"/>
       </w:pPr>
       <w:r>
@@ -2161,23 +3167,47 @@
     </w:p>
     <w:p>
       <w:pPr>
+        <w:pStyle w:val="Heading2"/>
+      </w:pPr>
+      <w:r>
+        <w:t>Earlier wording, alternatives and picture transcripts · reference / check after trying</w:t>
+      </w:r>
+    </w:p>
+    <w:p>
+      <w:pPr>
+        <w:pStyle w:val="Heading3"/>
+      </w:pPr>
+      <w:r>
+        <w:t>Predict, investigate and preserve the evidence</w:t>
+      </w:r>
+    </w:p>
+    <w:p>
+      <w:pPr>
+        <w:pStyle w:val="Heading3"/>
+      </w:pPr>
+      <w:r>
+        <w:t>Plan → try → check</w:t>
+      </w:r>
+    </w:p>
+    <w:p>
+      <w:pPr>
         <w:pStyle w:val="Heading1"/>
       </w:pPr>
       <w:r>
-        <w:t>10. Build your understanding</w:t>
-      </w:r>
-    </w:p>
-    <w:p>
-      <w:r>
-        <w:t>Move from recall to tracing, diagnosis and transfer in Ablation studies. Explain why each step is justified.</w:t>
-      </w:r>
-    </w:p>
-    <w:p>
-      <w:pPr>
-        <w:pStyle w:val="Heading3"/>
-      </w:pPr>
-      <w:r>
-        <w:t>Explain → apply → challenge</w:t>
+        <w:t>14. Try alone: compare three conditions on fifteen cases</w:t>
+      </w:r>
+    </w:p>
+    <w:p>
+      <w:r>
+        <w:t>Compute both net drops and state why contributions are not universally additive.</w:t>
+      </w:r>
+    </w:p>
+    <w:p>
+      <w:pPr>
+        <w:pStyle w:val="Heading2"/>
+      </w:pPr>
+      <w:r>
+        <w:t>Independent case</w:t>
       </w:r>
     </w:p>
     <w:p>
@@ -2188,54 +3218,7 @@
         <w:rPr>
           <w:b w:val="0"/>
         </w:rPr>
-        <w:t xml:space="preserve">Explain the weekly </w:t>
-      </w:r>
-      <w:r>
-        <w:rPr>
-          <w:b/>
-        </w:rPr>
-        <w:t>mechanism</w:t>
-      </w:r>
-      <w:r>
-        <w:rPr>
-          <w:b w:val="0"/>
-        </w:rPr>
-        <w:t xml:space="preserve"> in your own words. Use the worked scenario to name its </w:t>
-      </w:r>
-      <w:r>
-        <w:rPr>
-          <w:b/>
-        </w:rPr>
-        <w:t>input</w:t>
-      </w:r>
-      <w:r>
-        <w:rPr>
-          <w:b w:val="0"/>
-        </w:rPr>
-        <w:t xml:space="preserve">, decision rule and </w:t>
-      </w:r>
-      <w:r>
-        <w:rPr>
-          <w:b/>
-        </w:rPr>
-        <w:t>output</w:t>
-      </w:r>
-      <w:r>
-        <w:rPr>
-          <w:b w:val="0"/>
-        </w:rPr>
-        <w:t>.</w:t>
-      </w:r>
-    </w:p>
-    <w:p>
-      <w:pPr>
-        <w:spacing w:line="336" w:lineRule="auto" w:after="180"/>
-      </w:pPr>
-      <w:r>
-        <w:rPr>
-          <w:b w:val="0"/>
-        </w:rPr>
-        <w:t xml:space="preserve">A report omits this qualification: Removing a component changes a complete procedure; attribution depends on the controlled design and possible </w:t>
+        <w:t xml:space="preserve">Full 12/15, without A 9/15, without B 11/15. Compute sample drops and state </w:t>
       </w:r>
       <w:r>
         <w:rPr>
@@ -2247,7 +3230,58 @@
         <w:rPr>
           <w:b w:val="0"/>
         </w:rPr>
-        <w:t>s.</w:t>
+        <w:t xml:space="preserve"> limit.</w:t>
+      </w:r>
+    </w:p>
+    <w:p>
+      <w:pPr>
+        <w:pStyle w:val="Heading2"/>
+      </w:pPr>
+      <w:r>
+        <w:t>First attempt and support record</w:t>
+      </w:r>
+    </w:p>
+    <w:p>
+      <w:pPr>
+        <w:pStyle w:val="Heading3"/>
+      </w:pPr>
+      <w:r>
+        <w:t>My independent explanation, trace and limits</w:t>
+      </w:r>
+    </w:p>
+    <w:p>
+      <w:r>
+        <w:t>________________________________________________________________</w:t>
+      </w:r>
+    </w:p>
+    <w:p>
+      <w:r>
+        <w:t>________________________________________________________________</w:t>
+      </w:r>
+    </w:p>
+    <w:p>
+      <w:r>
+        <w:t>________________________________________________________________</w:t>
+      </w:r>
+    </w:p>
+    <w:p>
+      <w:r>
+        <w:t>________________________________________________________________</w:t>
+      </w:r>
+    </w:p>
+    <w:p>
+      <w:r>
+        <w:t>________________________________________________________________</w:t>
+      </w:r>
+    </w:p>
+    <w:p>
+      <w:r>
+        <w:t>________________________________________________________________</w:t>
+      </w:r>
+    </w:p>
+    <w:p>
+      <w:r>
+        <w:t>________________________________________________________________</w:t>
       </w:r>
     </w:p>
     <w:p>
@@ -2258,7 +3292,15 @@
         <w:rPr>
           <w:b w:val="0"/>
         </w:rPr>
-        <w:t>Explain how omitting it could change a reader's interpretation, and write an accurate replacement.</w:t>
+        <w:t>Attempt this case before feedback. Record any help. Earlier examples below are further practice; a case already practised with feedback cannot establish fresh transfer.</w:t>
+      </w:r>
+    </w:p>
+    <w:p>
+      <w:pPr>
+        <w:pStyle w:val="Heading2"/>
+      </w:pPr>
+      <w:r>
+        <w:t>Feedback after trying</w:t>
       </w:r>
     </w:p>
     <w:p>
@@ -2269,7 +3311,7 @@
         <w:rPr>
           <w:b w:val="0"/>
         </w:rPr>
-        <w:t>For the worked scenario, propose one additional case that could reveal a failure, describe its expected outcome before running it, and explain what would need to remain fixed for a fair comparison.</w:t>
+        <w:t>Attempt the independent case before hints. Record whether you worked alone, used a hint or followed a model. After feedback, fix the first unsupported step and explain why it changed.</w:t>
       </w:r>
     </w:p>
     <w:p>
@@ -2280,7 +3322,15 @@
         <w:rPr>
           <w:b w:val="0"/>
         </w:rPr>
-        <w:t>Do not reuse W4 as a new final test after receiving feedback.</w:t>
+        <w:t>A later check uses a changed case, not a copied answer.</w:t>
+      </w:r>
+    </w:p>
+    <w:p>
+      <w:pPr>
+        <w:pStyle w:val="Heading2"/>
+      </w:pPr>
+      <w:r>
+        <w:t>Earlier wording, alternatives and picture transcripts · reference / check after trying</w:t>
       </w:r>
     </w:p>
     <w:p>
@@ -2288,7 +3338,46 @@
         <w:pStyle w:val="Heading3"/>
       </w:pPr>
       <w:r>
-        <w:t>Explain which evidence supports your conclusion and which claim remains unproved.</w:t>
+        <w:t>Independent case: Apply a new case independently</w:t>
+      </w:r>
+    </w:p>
+    <w:p>
+      <w:pPr>
+        <w:pStyle w:val="Heading3"/>
+      </w:pPr>
+      <w:r>
+        <w:t>Attempt this without hints</w:t>
+      </w:r>
+    </w:p>
+    <w:p>
+      <w:pPr>
+        <w:spacing w:line="336" w:lineRule="auto" w:after="180"/>
+      </w:pPr>
+      <w:r>
+        <w:rPr>
+          <w:b w:val="0"/>
+        </w:rPr>
+        <w:t xml:space="preserve">Full 12/15, without A 9/15, without B 11/15. Compute sample drops and state </w:t>
+      </w:r>
+      <w:r>
+        <w:rPr>
+          <w:b/>
+        </w:rPr>
+        <w:t>interaction</w:t>
+      </w:r>
+      <w:r>
+        <w:rPr>
+          <w:b w:val="0"/>
+        </w:rPr>
+        <w:t xml:space="preserve"> limit.</w:t>
+      </w:r>
+    </w:p>
+    <w:p>
+      <w:pPr>
+        <w:pStyle w:val="Heading3"/>
+      </w:pPr>
+      <w:r>
+        <w:t>My independent procedure, result and limitation</w:t>
       </w:r>
     </w:p>
     <w:p>
@@ -2317,16 +3406,58 @@
       </w:r>
     </w:p>
     <w:p>
+      <w:r>
+        <w:t>________________________________________________________________</w:t>
+      </w:r>
+    </w:p>
+    <w:p>
+      <w:r>
+        <w:t>________________________________________________________________</w:t>
+      </w:r>
+    </w:p>
+    <w:p>
+      <w:r>
+        <w:t>________________________________________________________________</w:t>
+      </w:r>
+    </w:p>
+    <w:p>
+      <w:pPr>
+        <w:spacing w:line="336" w:lineRule="auto" w:after="180"/>
+      </w:pPr>
+      <w:r>
+        <w:rPr>
+          <w:b w:val="0"/>
+        </w:rPr>
+        <w:t>Record support used: none, hint or teacher explanation. After feedback, a different case is needed to demonstrate independence.</w:t>
+      </w:r>
+    </w:p>
+    <w:p>
+      <w:pPr>
+        <w:pStyle w:val="Heading3"/>
+      </w:pPr>
+      <w:r>
+        <w:t>Use feedback to improve</w:t>
+      </w:r>
+    </w:p>
+    <w:p>
       <w:pPr>
         <w:pStyle w:val="Heading1"/>
       </w:pPr>
       <w:r>
-        <w:t>11. Connect your project</w:t>
-      </w:r>
-    </w:p>
-    <w:p>
-      <w:r>
-        <w:t>Apply this week’s idea to Reproducible AI Research Study. Keep an annotated decision and the evidence supporting it.</w:t>
+        <w:t>11. Save each condition, failure category and unchanged setting</w:t>
+      </w:r>
+    </w:p>
+    <w:p>
+      <w:r>
+        <w:t>Include missing conditions rather than silently assuming their outcomes.</w:t>
+      </w:r>
+    </w:p>
+    <w:p>
+      <w:pPr>
+        <w:pStyle w:val="Heading2"/>
+      </w:pPr>
+      <w:r>
+        <w:t>Project and artifact</w:t>
       </w:r>
     </w:p>
     <w:p>
@@ -2541,10 +3672,10 @@
     </w:tbl>
     <w:p>
       <w:pPr>
-        <w:pStyle w:val="Heading3"/>
-      </w:pPr>
-      <w:r>
-        <w:t>Evidence for your project</w:t>
+        <w:pStyle w:val="Heading2"/>
+      </w:pPr>
+      <w:r>
+        <w:t>Actual local arithmetic or paper trace</w:t>
       </w:r>
     </w:p>
     <w:p>
@@ -2560,15 +3691,88 @@
     </w:p>
     <w:p>
       <w:pPr>
+        <w:pStyle w:val="Heading2"/>
+      </w:pPr>
+      <w:r>
+        <w:t>Earlier wording, alternatives and picture transcripts · reference / check after trying</w:t>
+      </w:r>
+    </w:p>
+    <w:p>
+      <w:pPr>
+        <w:pStyle w:val="Heading3"/>
+      </w:pPr>
+      <w:r>
+        <w:t>Evidence for your project</w:t>
+      </w:r>
+    </w:p>
+    <w:p>
+      <w:pPr>
         <w:pStyle w:val="Heading1"/>
       </w:pPr>
       <w:r>
-        <w:t>12. Show what you know</w:t>
-      </w:r>
-    </w:p>
-    <w:p>
-      <w:r>
-        <w:t>Use a genuinely new case for independent evidence. Previously discussed examples remain practice; use the separately named independent case before feedback.</w:t>
+        <w:t>16. Explain a conditional removal effect and a missing interaction</w:t>
+      </w:r>
+    </w:p>
+    <w:p>
+      <w:r>
+        <w:t>Counts, controls and failure severity belong in the same explanation.</w:t>
+      </w:r>
+    </w:p>
+    <w:p>
+      <w:pPr>
+        <w:pStyle w:val="Heading2"/>
+      </w:pPr>
+      <w:r>
+        <w:t>Retrieve and explain</w:t>
+      </w:r>
+    </w:p>
+    <w:p>
+      <w:pPr>
+        <w:pStyle w:val="ListBullet"/>
+      </w:pPr>
+      <w:r>
+        <w:t>Close your notes. Explain this goal in your own words: Explain the mechanism and terminology of ablation studies</w:t>
+      </w:r>
+    </w:p>
+    <w:p>
+      <w:pPr>
+        <w:pStyle w:val="Heading3"/>
+      </w:pPr>
+      <w:r>
+        <w:t>My deciding step, evidence and one remaining question</w:t>
+      </w:r>
+    </w:p>
+    <w:p>
+      <w:r>
+        <w:t>________________________________________________________________</w:t>
+      </w:r>
+    </w:p>
+    <w:p>
+      <w:r>
+        <w:t>________________________________________________________________</w:t>
+      </w:r>
+    </w:p>
+    <w:p>
+      <w:r>
+        <w:t>________________________________________________________________</w:t>
+      </w:r>
+    </w:p>
+    <w:p>
+      <w:r>
+        <w:t>________________________________________________________________</w:t>
+      </w:r>
+    </w:p>
+    <w:p>
+      <w:r>
+        <w:t>________________________________________________________________</w:t>
+      </w:r>
+    </w:p>
+    <w:p>
+      <w:pPr>
+        <w:pStyle w:val="Heading2"/>
+      </w:pPr>
+      <w:r>
+        <w:t>Plan a changed-case return</w:t>
       </w:r>
     </w:p>
     <w:p>
@@ -2579,62 +3783,31 @@
         <w:rPr>
           <w:b w:val="0"/>
         </w:rPr>
-        <w:t>Complete the supported workbook tasks before attempting W4 independently. Record any hints or help used. After feedback, use the teacher's fresh retry rather than copying the earlier answer.</w:t>
-      </w:r>
-    </w:p>
-    <w:p>
-      <w:pPr>
-        <w:spacing w:line="336" w:lineRule="auto" w:after="180"/>
-      </w:pPr>
+        <w:t xml:space="preserve">If you are unsure, return to the worked picture and explain one arrow. If you are ready, change an </w:t>
+      </w:r>
+      <w:r>
+        <w:rPr>
+          <w:b/>
+        </w:rPr>
+        <w:t>input</w:t>
+      </w:r>
       <w:r>
         <w:rPr>
           <w:b w:val="0"/>
         </w:rPr>
-        <w:t>For a project, select a relevant new case, predict the outcome from the declared rule and preserve the result alongside any revision.</w:t>
-      </w:r>
-    </w:p>
-    <w:p>
-      <w:pPr>
-        <w:pStyle w:val="Heading3"/>
-      </w:pPr>
-      <w:r>
-        <w:t>Exit: propose one revealing change to the worked scenario. State the expected outcome and the evidence that would make you revise your explanation.</w:t>
-      </w:r>
-    </w:p>
-    <w:p>
-      <w:r>
-        <w:t>________________________________________________________________</w:t>
-      </w:r>
-    </w:p>
-    <w:p>
-      <w:r>
-        <w:t>________________________________________________________________</w:t>
-      </w:r>
-    </w:p>
-    <w:p>
-      <w:r>
-        <w:t>________________________________________________________________</w:t>
-      </w:r>
-    </w:p>
-    <w:p>
-      <w:r>
-        <w:t>________________________________________________________________</w:t>
-      </w:r>
-    </w:p>
-    <w:p>
-      <w:r>
-        <w:t>________________________________________________________________</w:t>
-      </w:r>
-    </w:p>
-    <w:p>
-      <w:pPr>
-        <w:spacing w:line="336" w:lineRule="auto" w:after="180"/>
-      </w:pPr>
+        <w:t xml:space="preserve"> or assumption and justify your </w:t>
+      </w:r>
+      <w:r>
+        <w:rPr>
+          <w:b/>
+        </w:rPr>
+        <w:t>prediction</w:t>
+      </w:r>
       <w:r>
         <w:rPr>
           <w:b w:val="0"/>
         </w:rPr>
-        <w:t>For the worked scenario, propose one additional case that could reveal a failure, describe its expected outcome before running it, and explain what would need to remain fixed for a fair comparison.</w:t>
+        <w:t>.</w:t>
       </w:r>
     </w:p>
     <w:p>
@@ -2645,14 +3818,336 @@
         <w:rPr>
           <w:b w:val="0"/>
         </w:rPr>
-        <w:t>Do not reuse W4 as a new final test after receiving feedback.</w:t>
-      </w:r>
-    </w:p>
+        <w:t xml:space="preserve">Save your workbook </w:t>
+      </w:r>
+      <w:r>
+        <w:rPr>
+          <w:b/>
+        </w:rPr>
+        <w:t>evidence</w:t>
+      </w:r>
+      <w:r>
+        <w:rPr>
+          <w:b w:val="0"/>
+        </w:rPr>
+        <w:t>. At the next review, try a different case before opening your old answer.</w:t>
+      </w:r>
+    </w:p>
+    <w:p>
+      <w:pPr>
+        <w:pStyle w:val="Heading1"/>
+      </w:pPr>
+      <w:r>
+        <w:t>Reference bank and extra practice</w:t>
+      </w:r>
+    </w:p>
+    <w:p>
+      <w:pPr>
+        <w:pStyle w:val="Heading1"/>
+      </w:pPr>
+      <w:r>
+        <w:t>05. Reference · Use research vocabulary precisely</w:t>
+      </w:r>
+    </w:p>
+    <w:p>
+      <w:r>
+        <w:t>Connect each term to the question, comparison, measurement or evidence.</w:t>
+      </w:r>
+    </w:p>
+    <w:p>
+      <w:pPr>
+        <w:pStyle w:val="Heading2"/>
+      </w:pPr>
+      <w:r>
+        <w:t>Vocabulary and your explanation</w:t>
+      </w:r>
+    </w:p>
+    <w:tbl>
+      <w:tblPr>
+        <w:tblStyle w:val="LightShading-Accent1"/>
+        <w:tblW w:type="auto" w:w="0"/>
+        <w:tblLook w:firstColumn="1" w:firstRow="1" w:lastColumn="0" w:lastRow="0" w:noHBand="0" w:noVBand="1" w:val="04A0"/>
+      </w:tblPr>
+      <w:tblGrid>
+        <w:gridCol w:w="5112"/>
+        <w:gridCol w:w="5112"/>
+      </w:tblGrid>
+      <w:tr>
+        <w:trPr>
+          <w:tblHeader/>
+        </w:trPr>
+        <w:tc>
+          <w:tcPr>
+            <w:tcW w:type="dxa" w:w="5112"/>
+          </w:tcPr>
+          <w:p>
+            <w:r>
+              <w:t>Word</w:t>
+            </w:r>
+          </w:p>
+        </w:tc>
+        <w:tc>
+          <w:tcPr>
+            <w:tcW w:type="dxa" w:w="5112"/>
+          </w:tcPr>
+          <w:p>
+            <w:r>
+              <w:t>Meaning</w:t>
+            </w:r>
+          </w:p>
+        </w:tc>
+      </w:tr>
+      <w:tr>
+        <w:tc>
+          <w:tcPr>
+            <w:tcW w:type="dxa" w:w="5112"/>
+          </w:tcPr>
+          <w:p>
+            <w:r>
+              <w:t>Ablation</w:t>
+            </w:r>
+          </w:p>
+        </w:tc>
+        <w:tc>
+          <w:tcPr>
+            <w:tcW w:type="dxa" w:w="5112"/>
+          </w:tcPr>
+          <w:p>
+            <w:r>
+              <w:t>Removing or disabling a component in a comparison</w:t>
+            </w:r>
+          </w:p>
+        </w:tc>
+      </w:tr>
+      <w:tr>
+        <w:tc>
+          <w:tcPr>
+            <w:tcW w:type="dxa" w:w="5112"/>
+          </w:tcPr>
+          <w:p>
+            <w:r>
+              <w:t>Conditional contribution</w:t>
+            </w:r>
+          </w:p>
+        </w:tc>
+        <w:tc>
+          <w:tcPr>
+            <w:tcW w:type="dxa" w:w="5112"/>
+          </w:tcPr>
+          <w:p>
+            <w:r>
+              <w:t>An effect given the other components</w:t>
+            </w:r>
+          </w:p>
+        </w:tc>
+      </w:tr>
+      <w:tr>
+        <w:tc>
+          <w:tcPr>
+            <w:tcW w:type="dxa" w:w="5112"/>
+          </w:tcPr>
+          <w:p>
+            <w:r>
+              <w:t>Interaction</w:t>
+            </w:r>
+          </w:p>
+        </w:tc>
+        <w:tc>
+          <w:tcPr>
+            <w:tcW w:type="dxa" w:w="5112"/>
+          </w:tcPr>
+          <w:p>
+            <w:r>
+              <w:t>An effect depending on another factor's setting</w:t>
+            </w:r>
+          </w:p>
+        </w:tc>
+      </w:tr>
+    </w:tbl>
     <w:p>
       <w:pPr>
         <w:pStyle w:val="Heading3"/>
       </w:pPr>
       <w:r>
+        <w:t>Use two terms to explain a step in this week’s example.</w:t>
+      </w:r>
+    </w:p>
+    <w:p>
+      <w:r>
+        <w:t>________________________________________________________________</w:t>
+      </w:r>
+    </w:p>
+    <w:p>
+      <w:r>
+        <w:t>________________________________________________________________</w:t>
+      </w:r>
+    </w:p>
+    <w:p>
+      <w:r>
+        <w:t>________________________________________________________________</w:t>
+      </w:r>
+    </w:p>
+    <w:p>
+      <w:pPr>
+        <w:pStyle w:val="Heading1"/>
+      </w:pPr>
+      <w:r>
+        <w:t>10. Extra challenge · Explain a stronger case</w:t>
+      </w:r>
+    </w:p>
+    <w:p>
+      <w:r>
+        <w:t>Choose the next challenge after the main route.</w:t>
+      </w:r>
+    </w:p>
+    <w:p>
+      <w:pPr>
+        <w:pStyle w:val="Heading2"/>
+      </w:pPr>
+      <w:r>
+        <w:t>Explain,repair and extend</w:t>
+      </w:r>
+    </w:p>
+    <w:p>
+      <w:pPr>
+        <w:pStyle w:val="Heading3"/>
+      </w:pPr>
+      <w:r>
+        <w:t>Explain → apply → challenge</w:t>
+      </w:r>
+    </w:p>
+    <w:p>
+      <w:pPr>
+        <w:pStyle w:val="ListBullet"/>
+      </w:pPr>
+      <w:r>
+        <w:t>Explain the weekly mechanism in your own words. Use the worked scenario to name its input, decision rule and output.</w:t>
+      </w:r>
+    </w:p>
+    <w:p>
+      <w:pPr>
+        <w:pStyle w:val="ListBullet"/>
+      </w:pPr>
+      <w:r>
+        <w:t>A report omits this qualification: Removing a component changes a complete procedure; attribution depends on the controlled design and possible interactions. Explain how omitting it could change a reader's interpretation, and write an accurate replacement.</w:t>
+      </w:r>
+    </w:p>
+    <w:p>
+      <w:pPr>
+        <w:pStyle w:val="ListBullet"/>
+      </w:pPr>
+      <w:r>
+        <w:t>For the worked scenario, propose one additional case that could reveal a failure, describe its expected outcome before running it, and explain what would need to remain fixed for a fair comparison. Do not reuse W4 as a new final test after receiving feedback.</w:t>
+      </w:r>
+    </w:p>
+    <w:p>
+      <w:pPr>
+        <w:pStyle w:val="Heading3"/>
+      </w:pPr>
+      <w:r>
+        <w:t>Explain which evidence supports your conclusion and which claim remains unproved.</w:t>
+      </w:r>
+    </w:p>
+    <w:p>
+      <w:r>
+        <w:t>________________________________________________________________</w:t>
+      </w:r>
+    </w:p>
+    <w:p>
+      <w:r>
+        <w:t>________________________________________________________________</w:t>
+      </w:r>
+    </w:p>
+    <w:p>
+      <w:r>
+        <w:t>________________________________________________________________</w:t>
+      </w:r>
+    </w:p>
+    <w:p>
+      <w:r>
+        <w:t>________________________________________________________________</w:t>
+      </w:r>
+    </w:p>
+    <w:p>
+      <w:r>
+        <w:t>________________________________________________________________</w:t>
+      </w:r>
+    </w:p>
+    <w:p>
+      <w:pPr>
+        <w:pStyle w:val="Heading1"/>
+      </w:pPr>
+      <w:r>
+        <w:t>12. Reference · Check the research reasoning and its limits</w:t>
+      </w:r>
+    </w:p>
+    <w:p>
+      <w:r>
+        <w:t>Use after practice; reserve the selected independent case for its first attempt.</w:t>
+      </w:r>
+    </w:p>
+    <w:p>
+      <w:pPr>
+        <w:pStyle w:val="Heading2"/>
+      </w:pPr>
+      <w:r>
+        <w:t>Current explanation and response</w:t>
+      </w:r>
+    </w:p>
+    <w:p>
+      <w:pPr>
+        <w:pStyle w:val="ListBullet"/>
+      </w:pPr>
+      <w:r>
+        <w:t>Complete the supported workbook tasks before attempting W4 independently. Record any hints or help used. After feedback, use the teacher's fresh retry rather than copying the earlier answer. For a project, select a relevant new case, predict the outcome from the declared rule and preserve the result alongside any revision.</w:t>
+      </w:r>
+    </w:p>
+    <w:p>
+      <w:pPr>
+        <w:pStyle w:val="Heading3"/>
+      </w:pPr>
+      <w:r>
+        <w:t>Exit: propose one revealing change to the worked scenario. State the expected outcome and the evidence that would make you revise your explanation.</w:t>
+      </w:r>
+    </w:p>
+    <w:p>
+      <w:r>
+        <w:t>________________________________________________________________</w:t>
+      </w:r>
+    </w:p>
+    <w:p>
+      <w:r>
+        <w:t>________________________________________________________________</w:t>
+      </w:r>
+    </w:p>
+    <w:p>
+      <w:r>
+        <w:t>________________________________________________________________</w:t>
+      </w:r>
+    </w:p>
+    <w:p>
+      <w:r>
+        <w:t>________________________________________________________________</w:t>
+      </w:r>
+    </w:p>
+    <w:p>
+      <w:r>
+        <w:t>________________________________________________________________</w:t>
+      </w:r>
+    </w:p>
+    <w:p>
+      <w:pPr>
+        <w:pStyle w:val="ListBullet"/>
+      </w:pPr>
+      <w:r>
+        <w:t>For the worked scenario, propose one additional case that could reveal a failure, describe its expected outcome before running it, and explain what would need to remain fixed for a fair comparison. Do not reuse W4 as a new final test after receiving feedback.</w:t>
+      </w:r>
+    </w:p>
+    <w:p>
+      <w:pPr>
+        <w:pStyle w:val="Heading3"/>
+      </w:pPr>
+      <w:r>
         <w:t>My limited claim and a useful next check</w:t>
       </w:r>
     </w:p>
@@ -2681,12 +4176,20 @@
         <w:pStyle w:val="Heading1"/>
       </w:pPr>
       <w:r>
-        <w:t>13. Study a complete case</w:t>
-      </w:r>
-    </w:p>
-    <w:p>
-      <w:r>
-        <w:t>Revisit the complete Ablation studies case for supported practice. Repeated examples do not become fresh assessments.</w:t>
+        <w:t>13. Extra practice · Revisit the complete trace</w:t>
+      </w:r>
+    </w:p>
+    <w:p>
+      <w:r>
+        <w:t>Predict before reading the supplied steps.</w:t>
+      </w:r>
+    </w:p>
+    <w:p>
+      <w:pPr>
+        <w:pStyle w:val="Heading2"/>
+      </w:pPr>
+      <w:r>
+        <w:t>Complete trace and evidence</w:t>
       </w:r>
     </w:p>
     <w:p>
@@ -2758,7 +4261,7 @@
           </w:tcPr>
           <w:p>
             <w:r>
-              <w:t>Full system8/10, without retrieval5/10, without validation7/10; the last permits an unauthorised action.</w:t>
+              <w:t>Full system 8/10, without retrieval 5/10, without validation 7/10; the last permits an unauthorised action.</w:t>
             </w:r>
           </w:p>
         </w:tc>
@@ -2778,7 +4281,7 @@
           </w:tcPr>
           <w:p>
             <w:r>
-              <w:t>Drops3 and1 passes respectively in this sample. Validation's critical action boundary is not captured by pass-count magnitude alone.</w:t>
+              <w:t>Drops 3 and 1 passes respectively in this sample. Validation's critical action boundary is not captured by pass-count magnitude alone.</w:t>
             </w:r>
           </w:p>
         </w:tc>
@@ -2855,230 +4358,20 @@
         <w:pStyle w:val="Heading1"/>
       </w:pPr>
       <w:r>
-        <w:t>14. Try a new case independently</w:t>
-      </w:r>
-    </w:p>
-    <w:p>
-      <w:r>
-        <w:t>Attempt the reserved new case before feedback. Record support; the earlier examples below remain additional practice.</w:t>
-      </w:r>
-    </w:p>
-    <w:p>
-      <w:pPr>
-        <w:pStyle w:val="Heading3"/>
-      </w:pPr>
-      <w:r>
-        <w:t>Independent case: Apply a new case independently</w:t>
-      </w:r>
-    </w:p>
-    <w:p>
-      <w:pPr>
-        <w:spacing w:line="336" w:lineRule="auto" w:after="180"/>
-      </w:pPr>
-      <w:r>
-        <w:rPr>
-          <w:b w:val="0"/>
-        </w:rPr>
-        <w:t xml:space="preserve">Full12/15, without A9/15, without B11/15. Compute sample drops and state </w:t>
-      </w:r>
-      <w:r>
-        <w:rPr>
-          <w:b/>
-        </w:rPr>
-        <w:t>interaction</w:t>
-      </w:r>
-      <w:r>
-        <w:rPr>
-          <w:b w:val="0"/>
-        </w:rPr>
-        <w:t xml:space="preserve"> limit.</w:t>
-      </w:r>
-    </w:p>
-    <w:p>
-      <w:pPr>
-        <w:pStyle w:val="Heading3"/>
-      </w:pPr>
-      <w:r>
-        <w:t>My independent explanation, trace and limits</w:t>
-      </w:r>
-    </w:p>
-    <w:p>
-      <w:r>
-        <w:t>________________________________________________________________</w:t>
-      </w:r>
-    </w:p>
-    <w:p>
-      <w:r>
-        <w:t>________________________________________________________________</w:t>
-      </w:r>
-    </w:p>
-    <w:p>
-      <w:r>
-        <w:t>________________________________________________________________</w:t>
-      </w:r>
-    </w:p>
-    <w:p>
-      <w:r>
-        <w:t>________________________________________________________________</w:t>
-      </w:r>
-    </w:p>
-    <w:p>
-      <w:r>
-        <w:t>________________________________________________________________</w:t>
-      </w:r>
-    </w:p>
-    <w:p>
-      <w:r>
-        <w:t>________________________________________________________________</w:t>
-      </w:r>
-    </w:p>
-    <w:p>
-      <w:r>
-        <w:t>________________________________________________________________</w:t>
-      </w:r>
-    </w:p>
-    <w:p>
-      <w:pPr>
-        <w:spacing w:line="336" w:lineRule="auto" w:after="180"/>
-      </w:pPr>
-      <w:r>
-        <w:rPr>
-          <w:b w:val="0"/>
-        </w:rPr>
-        <w:t>Attempt this case before feedback. Record any help. Earlier examples below are further practice; a case already practised with feedback cannot establish fresh transfer.</w:t>
-      </w:r>
-    </w:p>
-    <w:p>
-      <w:pPr>
-        <w:pStyle w:val="Heading3"/>
-      </w:pPr>
-      <w:r>
-        <w:t>Attempt this without hints</w:t>
-      </w:r>
-    </w:p>
-    <w:p>
-      <w:pPr>
-        <w:spacing w:line="336" w:lineRule="auto" w:after="180"/>
-      </w:pPr>
-      <w:r>
-        <w:rPr>
-          <w:b w:val="0"/>
-        </w:rPr>
-        <w:t xml:space="preserve">Full12/15, without A9/15, without B11/15. Compute sample drops and state </w:t>
-      </w:r>
-      <w:r>
-        <w:rPr>
-          <w:b/>
-        </w:rPr>
-        <w:t>interaction</w:t>
-      </w:r>
-      <w:r>
-        <w:rPr>
-          <w:b w:val="0"/>
-        </w:rPr>
-        <w:t xml:space="preserve"> limit.</w:t>
-      </w:r>
-    </w:p>
-    <w:p>
-      <w:pPr>
-        <w:pStyle w:val="Heading3"/>
-      </w:pPr>
-      <w:r>
-        <w:t>My independent procedure, result and limitation</w:t>
-      </w:r>
-    </w:p>
-    <w:p>
-      <w:r>
-        <w:t>________________________________________________________________</w:t>
-      </w:r>
-    </w:p>
-    <w:p>
-      <w:r>
-        <w:t>________________________________________________________________</w:t>
-      </w:r>
-    </w:p>
-    <w:p>
-      <w:r>
-        <w:t>________________________________________________________________</w:t>
-      </w:r>
-    </w:p>
-    <w:p>
-      <w:r>
-        <w:t>________________________________________________________________</w:t>
-      </w:r>
-    </w:p>
-    <w:p>
-      <w:r>
-        <w:t>________________________________________________________________</w:t>
-      </w:r>
-    </w:p>
-    <w:p>
-      <w:r>
-        <w:t>________________________________________________________________</w:t>
-      </w:r>
-    </w:p>
-    <w:p>
-      <w:r>
-        <w:t>________________________________________________________________</w:t>
-      </w:r>
-    </w:p>
-    <w:p>
-      <w:r>
-        <w:t>________________________________________________________________</w:t>
-      </w:r>
-    </w:p>
-    <w:p>
-      <w:pPr>
-        <w:spacing w:line="336" w:lineRule="auto" w:after="180"/>
-      </w:pPr>
-      <w:r>
-        <w:rPr>
-          <w:b w:val="0"/>
-        </w:rPr>
-        <w:t>Record support used: none, hint or teacher explanation. After feedback, a different case is needed to demonstrate independence.</w:t>
-      </w:r>
-    </w:p>
-    <w:p>
-      <w:pPr>
-        <w:pStyle w:val="Heading3"/>
-      </w:pPr>
-      <w:r>
-        <w:t>Use feedback to improve</w:t>
-      </w:r>
-    </w:p>
-    <w:p>
-      <w:pPr>
-        <w:spacing w:line="336" w:lineRule="auto" w:after="180"/>
-      </w:pPr>
-      <w:r>
-        <w:rPr>
-          <w:b w:val="0"/>
-        </w:rPr>
-        <w:t>Attempt the independent case before hints. Record whether you worked alone, used a hint or followed a model. After feedback, fix the first unsupported step and explain why it changed.</w:t>
-      </w:r>
-    </w:p>
-    <w:p>
-      <w:pPr>
-        <w:spacing w:line="336" w:lineRule="auto" w:after="180"/>
-      </w:pPr>
-      <w:r>
-        <w:rPr>
-          <w:b w:val="0"/>
-        </w:rPr>
-        <w:t>A later check uses a changed case, not a copied answer.</w:t>
-      </w:r>
-    </w:p>
-    <w:p>
-      <w:pPr>
-        <w:pStyle w:val="Heading1"/>
-      </w:pPr>
-      <w:r>
-        <w:t>15. Your lesson route</w:t>
-      </w:r>
-    </w:p>
-    <w:p>
-      <w:r>
-        <w:t>Use this map to navigate Ablation studies, connect the goals to tasks and keep one evidence record for each attempt.</w:t>
+        <w:t>15. Reference · The earlier route checklist</w:t>
+      </w:r>
+    </w:p>
+    <w:p>
+      <w:r>
+        <w:t>Use one main route rather than repeating the lesson.</w:t>
+      </w:r>
+    </w:p>
+    <w:p>
+      <w:pPr>
+        <w:pStyle w:val="Heading2"/>
+      </w:pPr>
+      <w:r>
+        <w:t>Targets,route and first prediction</w:t>
       </w:r>
     </w:p>
     <w:p>
@@ -3257,12 +4550,117 @@
         <w:pStyle w:val="Heading1"/>
       </w:pPr>
       <w:r>
-        <w:t>16. Finish and return</w:t>
-      </w:r>
-    </w:p>
-    <w:p>
-      <w:r>
-        <w:t>Explain Ablation studies without notes, identify a remaining question and plan a later check with a changed case.</w:t>
+        <w:t>17. Extra practice · Predict,check and repair</w:t>
+      </w:r>
+    </w:p>
+    <w:p>
+      <w:r>
+        <w:t>Keep supported feedback separate from the independent case.</w:t>
+      </w:r>
+    </w:p>
+    <w:p>
+      <w:pPr>
+        <w:pStyle w:val="Heading2"/>
+      </w:pPr>
+      <w:r>
+        <w:t>First supported question and optional hint</w:t>
+      </w:r>
+    </w:p>
+    <w:p>
+      <w:pPr>
+        <w:pStyle w:val="ListBullet"/>
+      </w:pPr>
+      <w:r>
+        <w:t>Remove one component at a time. A retrieval pipeline has search plus a relevance filter. A team tests the filter’s contribution.</w:t>
+      </w:r>
+    </w:p>
+    <w:p>
+      <w:pPr>
+        <w:pStyle w:val="Heading3"/>
+      </w:pPr>
+      <w:r>
+        <w:t>Practice 1: explain the deciding evidence</w:t>
+      </w:r>
+    </w:p>
+    <w:p>
+      <w:pPr>
+        <w:pStyle w:val="ListBullet"/>
+      </w:pPr>
+      <w:r>
+        <w:t>Which labelled step matches this detail? Correctness falls from 80% to 60%, two cases in this set.</w:t>
+      </w:r>
+    </w:p>
+    <w:p>
+      <w:pPr>
+        <w:pStyle w:val="ListBullet"/>
+      </w:pPr>
+      <w:r>
+        <w:t>1. Name the component</w:t>
+      </w:r>
+    </w:p>
+    <w:p>
+      <w:pPr>
+        <w:pStyle w:val="ListBullet"/>
+      </w:pPr>
+      <w:r>
+        <w:t>2. Run the ablation</w:t>
+      </w:r>
+    </w:p>
+    <w:p>
+      <w:pPr>
+        <w:pStyle w:val="ListBullet"/>
+      </w:pPr>
+      <w:r>
+        <w:t>3. Compare outcomes</w:t>
+      </w:r>
+    </w:p>
+    <w:p>
+      <w:pPr>
+        <w:pStyle w:val="Heading3"/>
+      </w:pPr>
+      <w:r>
+        <w:t>My selected conclusion, deciding fact and explanation</w:t>
+      </w:r>
+    </w:p>
+    <w:p>
+      <w:r>
+        <w:t>________________________________________________________________</w:t>
+      </w:r>
+    </w:p>
+    <w:p>
+      <w:r>
+        <w:t>________________________________________________________________</w:t>
+      </w:r>
+    </w:p>
+    <w:p>
+      <w:r>
+        <w:t>________________________________________________________________</w:t>
+      </w:r>
+    </w:p>
+    <w:p>
+      <w:r>
+        <w:t>________________________________________________________________</w:t>
+      </w:r>
+    </w:p>
+    <w:p>
+      <w:r>
+        <w:t>________________________________________________________________</w:t>
+      </w:r>
+    </w:p>
+    <w:p>
+      <w:pPr>
+        <w:pStyle w:val="ListBullet"/>
+      </w:pPr>
+      <w:r>
+        <w:t>Hint if needed: Read the steps in the pictorial case. Match the supplied detail to the stage that performs or records it.</w:t>
+      </w:r>
+    </w:p>
+    <w:p>
+      <w:pPr>
+        <w:pStyle w:val="Heading2"/>
+      </w:pPr>
+      <w:r>
+        <w:t>Check after the first attempt · reference / check after trying</w:t>
       </w:r>
     </w:p>
     <w:p>
@@ -3273,7 +4671,181 @@
         <w:rPr>
           <w:b w:val="0"/>
         </w:rPr>
-        <w:t xml:space="preserve">Close your notes. Explain this goal in your own words: Explain the </w:t>
+        <w:t xml:space="preserve">After your attempt, compare with the supported explanation: Compare outcomes Correctness falls from </w:t>
+      </w:r>
+      <w:r>
+        <w:rPr>
+          <w:b/>
+        </w:rPr>
+        <w:t>80%</w:t>
+      </w:r>
+      <w:r>
+        <w:rPr>
+          <w:b w:val="0"/>
+        </w:rPr>
+        <w:t xml:space="preserve"> to </w:t>
+      </w:r>
+      <w:r>
+        <w:rPr>
+          <w:b/>
+        </w:rPr>
+        <w:t>60%</w:t>
+      </w:r>
+      <w:r>
+        <w:rPr>
+          <w:b w:val="0"/>
+        </w:rPr>
+        <w:t xml:space="preserve">, two cases in this set. An </w:t>
+      </w:r>
+      <w:r>
+        <w:rPr>
+          <w:b/>
+        </w:rPr>
+        <w:t>ablation</w:t>
+      </w:r>
+      <w:r>
+        <w:rPr>
+          <w:b w:val="0"/>
+        </w:rPr>
+        <w:t xml:space="preserve"> probes a component by removing or changing it while holding the rest fixed.</w:t>
+      </w:r>
+    </w:p>
+    <w:p>
+      <w:pPr>
+        <w:spacing w:line="336" w:lineRule="auto" w:after="180"/>
+      </w:pPr>
+      <w:r>
+        <w:rPr>
+          <w:b w:val="0"/>
+        </w:rPr>
+        <w:t>It supports a scoped comparison, not a claim that the component always helps.</w:t>
+      </w:r>
+    </w:p>
+    <w:p>
+      <w:pPr>
+        <w:pStyle w:val="Heading2"/>
+      </w:pPr>
+      <w:r>
+        <w:t>Changed-case question and optional hint</w:t>
+      </w:r>
+    </w:p>
+    <w:p>
+      <w:pPr>
+        <w:pStyle w:val="Heading3"/>
+      </w:pPr>
+      <w:r>
+        <w:t>Practice 2: explain the deciding evidence</w:t>
+      </w:r>
+    </w:p>
+    <w:p>
+      <w:pPr>
+        <w:pStyle w:val="ListBullet"/>
+      </w:pPr>
+      <w:r>
+        <w:t>Changed-case practice: Remove the filter and also change the model version. Which conclusion is supported by the supplied facts?</w:t>
+      </w:r>
+    </w:p>
+    <w:p>
+      <w:pPr>
+        <w:pStyle w:val="ListBullet"/>
+      </w:pPr>
+      <w:r>
+        <w:t>1. The comparison no longer isolates the filter.</w:t>
+      </w:r>
+    </w:p>
+    <w:p>
+      <w:pPr>
+        <w:pStyle w:val="ListBullet"/>
+      </w:pPr>
+      <w:r>
+        <w:t>2. This one example guarantees correct results for every future input.</w:t>
+      </w:r>
+    </w:p>
+    <w:p>
+      <w:pPr>
+        <w:pStyle w:val="ListBullet"/>
+      </w:pPr>
+      <w:r>
+        <w:t>3. We can decide the result without examining the changed input or the procedure.</w:t>
+      </w:r>
+    </w:p>
+    <w:p>
+      <w:pPr>
+        <w:pStyle w:val="Heading3"/>
+      </w:pPr>
+      <w:r>
+        <w:t>My selected conclusion, deciding fact and explanation</w:t>
+      </w:r>
+    </w:p>
+    <w:p>
+      <w:r>
+        <w:t>________________________________________________________________</w:t>
+      </w:r>
+    </w:p>
+    <w:p>
+      <w:r>
+        <w:t>________________________________________________________________</w:t>
+      </w:r>
+    </w:p>
+    <w:p>
+      <w:r>
+        <w:t>________________________________________________________________</w:t>
+      </w:r>
+    </w:p>
+    <w:p>
+      <w:r>
+        <w:t>________________________________________________________________</w:t>
+      </w:r>
+    </w:p>
+    <w:p>
+      <w:r>
+        <w:t>________________________________________________________________</w:t>
+      </w:r>
+    </w:p>
+    <w:p>
+      <w:pPr>
+        <w:pStyle w:val="ListBullet"/>
+      </w:pPr>
+      <w:r>
+        <w:t>Hint if needed: Use the changed condition and the deciding step in the pictorial trace. The answer must say what follows from those facts.</w:t>
+      </w:r>
+    </w:p>
+    <w:p>
+      <w:pPr>
+        <w:pStyle w:val="Heading2"/>
+      </w:pPr>
+      <w:r>
+        <w:t>Check after the changed attempt · reference / check after trying</w:t>
+      </w:r>
+    </w:p>
+    <w:p>
+      <w:pPr>
+        <w:spacing w:line="336" w:lineRule="auto" w:after="180"/>
+      </w:pPr>
+      <w:r>
+        <w:rPr>
+          <w:b w:val="0"/>
+        </w:rPr>
+        <w:t>After your attempt, compare with the supported explanation: The comparison no longer isolates the filter. Two simultaneous changes provide alternative explanations.</w:t>
+      </w:r>
+    </w:p>
+    <w:p>
+      <w:pPr>
+        <w:pStyle w:val="Heading2"/>
+      </w:pPr>
+      <w:r>
+        <w:t>Repair and retain the record</w:t>
+      </w:r>
+    </w:p>
+    <w:p>
+      <w:pPr>
+        <w:spacing w:line="336" w:lineRule="auto" w:after="180"/>
+      </w:pPr>
+      <w:r>
+        <w:rPr>
+          <w:b w:val="0"/>
+        </w:rPr>
+        <w:t xml:space="preserve">Review Multiple comparisons (ai-7/15). Goal: Explain the </w:t>
       </w:r>
       <w:r>
         <w:rPr>
@@ -3285,52 +4857,41 @@
         <w:rPr>
           <w:b w:val="0"/>
         </w:rPr>
-        <w:t xml:space="preserve"> and terminology of </w:t>
+        <w:t xml:space="preserve"> and terminology of multiple comparisons. Short practice: Calculate the six-test cutoff and identify which supplied p-values reject.</w:t>
+      </w:r>
+    </w:p>
+    <w:p>
+      <w:pPr>
+        <w:spacing w:line="336" w:lineRule="auto" w:after="180"/>
+      </w:pPr>
+      <w:r>
+        <w:rPr>
+          <w:b w:val="0"/>
+        </w:rPr>
+        <w:t>Why must the team count every planned comparison rather than report only its smallest p-value?. Return to this week and explain what you changed.</w:t>
+      </w:r>
+    </w:p>
+    <w:p>
+      <w:pPr>
+        <w:spacing w:line="336" w:lineRule="auto" w:after="180"/>
+      </w:pPr>
+      <w:r>
+        <w:rPr>
+          <w:b w:val="0"/>
+        </w:rPr>
+        <w:t xml:space="preserve">Review Effect size and practical importance (ai-7/13). Goal: Explain the </w:t>
       </w:r>
       <w:r>
         <w:rPr>
           <w:b/>
         </w:rPr>
-        <w:t>ablation</w:t>
+        <w:t>mechanism</w:t>
       </w:r>
       <w:r>
         <w:rPr>
           <w:b w:val="0"/>
         </w:rPr>
-        <w:t xml:space="preserve"> studies</w:t>
-      </w:r>
-    </w:p>
-    <w:p>
-      <w:pPr>
-        <w:pStyle w:val="Heading3"/>
-      </w:pPr>
-      <w:r>
-        <w:t>My deciding step, evidence and one remaining question</w:t>
-      </w:r>
-    </w:p>
-    <w:p>
-      <w:r>
-        <w:t>________________________________________________________________</w:t>
-      </w:r>
-    </w:p>
-    <w:p>
-      <w:r>
-        <w:t>________________________________________________________________</w:t>
-      </w:r>
-    </w:p>
-    <w:p>
-      <w:r>
-        <w:t>________________________________________________________________</w:t>
-      </w:r>
-    </w:p>
-    <w:p>
-      <w:r>
-        <w:t>________________________________________________________________</w:t>
-      </w:r>
-    </w:p>
-    <w:p>
-      <w:r>
-        <w:t>________________________________________________________________</w:t>
+        <w:t xml:space="preserve"> and terminology of effect size and practical importance. Short practice: Calculate the absolute error-rate reduction from 20/1000 to 15/1000.</w:t>
       </w:r>
     </w:p>
     <w:p>
@@ -3341,31 +4902,41 @@
         <w:rPr>
           <w:b w:val="0"/>
         </w:rPr>
-        <w:t xml:space="preserve">If you are unsure, return to the worked picture and explain one arrow. If you are ready, change an </w:t>
+        <w:t>Does it meet the ten-fewer-errors threshold, and what changes when B has eight errors?. Return to this week and explain what you changed.</w:t>
+      </w:r>
+    </w:p>
+    <w:p>
+      <w:pPr>
+        <w:spacing w:line="336" w:lineRule="auto" w:after="180"/>
+      </w:pPr>
+      <w:r>
+        <w:rPr>
+          <w:b w:val="0"/>
+        </w:rPr>
+        <w:t xml:space="preserve">Review Confounders and controls (ai-7/10). Goal: Explain the </w:t>
       </w:r>
       <w:r>
         <w:rPr>
           <w:b/>
         </w:rPr>
-        <w:t>input</w:t>
+        <w:t>mechanism</w:t>
       </w:r>
       <w:r>
         <w:rPr>
           <w:b w:val="0"/>
         </w:rPr>
-        <w:t xml:space="preserve"> or assumption and justify your </w:t>
-      </w:r>
-      <w:r>
-        <w:rPr>
-          <w:b/>
-        </w:rPr>
-        <w:t>prediction</w:t>
-      </w:r>
+        <w:t xml:space="preserve"> and terminology of confounders and controls. Short practice: Draw the four condition/background combinations.</w:t>
+      </w:r>
+    </w:p>
+    <w:p>
+      <w:pPr>
+        <w:spacing w:line="336" w:lineRule="auto" w:after="180"/>
+      </w:pPr>
       <w:r>
         <w:rPr>
           <w:b w:val="0"/>
         </w:rPr>
-        <w:t>.</w:t>
+        <w:t>Which variables were coupled before, and why would collecting only healthy-white and spotted-blue again leave the confounding unresolved?. Return to this week and explain what you changed.</w:t>
       </w:r>
     </w:p>
     <w:p>
@@ -3376,7 +4947,7 @@
         <w:rPr>
           <w:b w:val="0"/>
         </w:rPr>
-        <w:t xml:space="preserve">Save your workbook </w:t>
+        <w:t xml:space="preserve">Use Download completed work in the hosted lesson to export your answers, reflections, practice feedback and code-run </w:t>
       </w:r>
       <w:r>
         <w:rPr>
@@ -3388,20 +4959,26 @@
         <w:rPr>
           <w:b w:val="0"/>
         </w:rPr>
-        <w:t>. At the next review, try a different case before opening your old answer.</w:t>
-      </w:r>
-    </w:p>
-    <w:p>
-      <w:pPr>
-        <w:pStyle w:val="Heading1"/>
-      </w:pPr>
-      <w:r>
-        <w:t>17. Supported practice, repair and portfolio</w:t>
-      </w:r>
-    </w:p>
-    <w:p>
-      <w:r>
-        <w:t>Attempt supported questions before using hints or feedback. Review a missing building block, then keep the completed work.</w:t>
+        <w:t>. Open the HTML copy to read or print it.</w:t>
+      </w:r>
+    </w:p>
+    <w:p>
+      <w:pPr>
+        <w:spacing w:line="336" w:lineRule="auto" w:after="180"/>
+      </w:pPr>
+      <w:r>
+        <w:rPr>
+          <w:b w:val="0"/>
+        </w:rPr>
+        <w:t>Drafts stay in this browser when storage is available; clear drafts on a shared device.</w:t>
+      </w:r>
+    </w:p>
+    <w:p>
+      <w:pPr>
+        <w:pStyle w:val="Heading2"/>
+      </w:pPr>
+      <w:r>
+        <w:t>Earlier wording, alternatives and picture transcripts · reference / check after trying</w:t>
       </w:r>
     </w:p>
     <w:p>
@@ -3417,98 +4994,10 @@
     </w:p>
     <w:p>
       <w:pPr>
-        <w:spacing w:line="336" w:lineRule="auto" w:after="180"/>
-      </w:pPr>
-      <w:r>
-        <w:rPr>
-          <w:b w:val="0"/>
-        </w:rPr>
-        <w:t>Remove one component at a time. A retrieval pipeline has search plus a relevance filter. A team tests the filter’s contribution.</w:t>
-      </w:r>
-    </w:p>
-    <w:p>
-      <w:pPr>
         <w:pStyle w:val="Heading3"/>
       </w:pPr>
       <w:r>
-        <w:t>Practice 1: explain the deciding evidence</w:t>
-      </w:r>
-    </w:p>
-    <w:p>
-      <w:pPr>
-        <w:spacing w:line="336" w:lineRule="auto" w:after="180"/>
-      </w:pPr>
-      <w:r>
-        <w:rPr>
-          <w:b w:val="0"/>
-        </w:rPr>
-        <w:t xml:space="preserve">Which labelled step matches this detail? Correctness falls from </w:t>
-      </w:r>
-      <w:r>
-        <w:rPr>
-          <w:b/>
-        </w:rPr>
-        <w:t>80%</w:t>
-      </w:r>
-      <w:r>
-        <w:rPr>
-          <w:b w:val="0"/>
-        </w:rPr>
-        <w:t xml:space="preserve"> to </w:t>
-      </w:r>
-      <w:r>
-        <w:rPr>
-          <w:b/>
-        </w:rPr>
-        <w:t>60%</w:t>
-      </w:r>
-      <w:r>
-        <w:rPr>
-          <w:b w:val="0"/>
-        </w:rPr>
-        <w:t>, two cases in this set.</w:t>
-      </w:r>
-    </w:p>
-    <w:p>
-      <w:pPr>
-        <w:spacing w:line="336" w:lineRule="auto" w:after="180"/>
-        <w:shd w:fill="F4F9FC"/>
-      </w:pPr>
-      <w:r>
-        <w:rPr>
-          <w:b w:val="0"/>
-        </w:rPr>
-        <w:t>1. Name the component</w:t>
-      </w:r>
-    </w:p>
-    <w:p>
-      <w:pPr>
-        <w:spacing w:line="336" w:lineRule="auto" w:after="180"/>
-        <w:shd w:fill="F4F9FC"/>
-      </w:pPr>
-      <w:r>
-        <w:rPr>
-          <w:b w:val="0"/>
-        </w:rPr>
-        <w:t xml:space="preserve">2. Run the </w:t>
-      </w:r>
-      <w:r>
-        <w:rPr>
-          <w:b/>
-        </w:rPr>
-        <w:t>ablation</w:t>
-      </w:r>
-    </w:p>
-    <w:p>
-      <w:pPr>
-        <w:spacing w:line="336" w:lineRule="auto" w:after="180"/>
-        <w:shd w:fill="F4F9FC"/>
-      </w:pPr>
-      <w:r>
-        <w:rPr>
-          <w:b w:val="0"/>
-        </w:rPr>
-        <w:t>3. Compare outcomes</w:t>
+        <w:t>Repair a missing building block</w:t>
       </w:r>
     </w:p>
     <w:p>
@@ -3516,451 +5005,25 @@
         <w:pStyle w:val="Heading3"/>
       </w:pPr>
       <w:r>
-        <w:t>My selected conclusion, deciding fact and explanation</w:t>
-      </w:r>
-    </w:p>
-    <w:p>
-      <w:r>
-        <w:t>________________________________________________________________</w:t>
-      </w:r>
-    </w:p>
-    <w:p>
-      <w:r>
-        <w:t>________________________________________________________________</w:t>
-      </w:r>
-    </w:p>
-    <w:p>
-      <w:r>
-        <w:t>________________________________________________________________</w:t>
-      </w:r>
-    </w:p>
-    <w:p>
-      <w:r>
-        <w:t>________________________________________________________________</w:t>
-      </w:r>
-    </w:p>
-    <w:p>
-      <w:r>
-        <w:t>________________________________________________________________</w:t>
-      </w:r>
-    </w:p>
-    <w:p>
-      <w:pPr>
-        <w:pStyle w:val="Heading3"/>
-      </w:pPr>
-      <w:r>
-        <w:t>Hint · try first</w:t>
-      </w:r>
-    </w:p>
-    <w:p>
-      <w:pPr>
-        <w:spacing w:line="336" w:lineRule="auto" w:after="180"/>
-        <w:shd w:fill="F1F6F8"/>
-      </w:pPr>
-      <w:r>
-        <w:rPr>
-          <w:b w:val="0"/>
-        </w:rPr>
-        <w:t>Hint if needed: Read the steps in the pictorial case. Match the supplied detail to the stage that performs or records it.</w:t>
-      </w:r>
-    </w:p>
-    <w:p>
-      <w:pPr>
-        <w:pStyle w:val="Heading3"/>
-      </w:pPr>
-      <w:r>
-        <w:t>Feedback · compare after trying</w:t>
-      </w:r>
-    </w:p>
-    <w:p>
-      <w:pPr>
-        <w:spacing w:line="336" w:lineRule="auto" w:after="180"/>
-        <w:shd w:fill="F1F6FC"/>
-      </w:pPr>
-      <w:r>
-        <w:rPr>
-          <w:b w:val="0"/>
-        </w:rPr>
-        <w:t xml:space="preserve">After your attempt, compare with the supported explanation: Compare outcomes Correctness falls from </w:t>
-      </w:r>
-      <w:r>
-        <w:rPr>
-          <w:b/>
-        </w:rPr>
-        <w:t>80%</w:t>
-      </w:r>
-      <w:r>
-        <w:rPr>
-          <w:b w:val="0"/>
-        </w:rPr>
-        <w:t xml:space="preserve"> to </w:t>
-      </w:r>
-      <w:r>
-        <w:rPr>
-          <w:b/>
-        </w:rPr>
-        <w:t>60%</w:t>
-      </w:r>
-      <w:r>
-        <w:rPr>
-          <w:b w:val="0"/>
-        </w:rPr>
-        <w:t xml:space="preserve">, two cases in this set. An </w:t>
-      </w:r>
-      <w:r>
-        <w:rPr>
-          <w:b/>
-        </w:rPr>
-        <w:t>ablation</w:t>
-      </w:r>
-      <w:r>
-        <w:rPr>
-          <w:b w:val="0"/>
-        </w:rPr>
-        <w:t xml:space="preserve"> probes a component by removing or changing it while holding the rest fixed.</w:t>
-      </w:r>
-    </w:p>
-    <w:p>
-      <w:pPr>
-        <w:spacing w:line="336" w:lineRule="auto" w:after="180"/>
-        <w:shd w:fill="F1F6FC"/>
-      </w:pPr>
-      <w:r>
-        <w:rPr>
-          <w:b w:val="0"/>
-        </w:rPr>
-        <w:t>It supports a scoped comparison, not a claim that the component always helps.</w:t>
-      </w:r>
-    </w:p>
-    <w:p>
-      <w:pPr>
-        <w:pStyle w:val="Heading3"/>
-      </w:pPr>
-      <w:r>
-        <w:t>Practice 2: explain the deciding evidence</w:t>
-      </w:r>
-    </w:p>
-    <w:p>
-      <w:pPr>
-        <w:pStyle w:val="Heading3"/>
-      </w:pPr>
-      <w:r>
-        <w:t>Changed case · predict first</w:t>
-      </w:r>
-    </w:p>
-    <w:p>
-      <w:pPr>
-        <w:spacing w:line="336" w:lineRule="auto" w:after="180"/>
-        <w:shd w:fill="F5F1FB"/>
-      </w:pPr>
-      <w:r>
-        <w:rPr>
-          <w:b w:val="0"/>
-        </w:rPr>
-        <w:t>Changed-case practice: Remove the filter and also change the model version. Which conclusion is supported by the supplied facts?</w:t>
-      </w:r>
-    </w:p>
-    <w:p>
-      <w:pPr>
-        <w:spacing w:line="336" w:lineRule="auto" w:after="180"/>
-        <w:shd w:fill="F4F9FC"/>
-      </w:pPr>
-      <w:r>
-        <w:rPr>
-          <w:b w:val="0"/>
-        </w:rPr>
-        <w:t>1. The comparison no longer isolates the filter.</w:t>
-      </w:r>
-    </w:p>
-    <w:p>
-      <w:pPr>
-        <w:spacing w:line="336" w:lineRule="auto" w:after="180"/>
-        <w:shd w:fill="F4F9FC"/>
-      </w:pPr>
-      <w:r>
-        <w:rPr>
-          <w:b w:val="0"/>
-        </w:rPr>
-        <w:t xml:space="preserve">2. This one example guarantees correct results for every future </w:t>
-      </w:r>
-      <w:r>
-        <w:rPr>
-          <w:b/>
-        </w:rPr>
-        <w:t>input</w:t>
-      </w:r>
-      <w:r>
-        <w:rPr>
-          <w:b w:val="0"/>
-        </w:rPr>
-        <w:t>.</w:t>
-      </w:r>
-    </w:p>
-    <w:p>
-      <w:pPr>
-        <w:spacing w:line="336" w:lineRule="auto" w:after="180"/>
-        <w:shd w:fill="F4F9FC"/>
-      </w:pPr>
-      <w:r>
-        <w:rPr>
-          <w:b w:val="0"/>
-        </w:rPr>
-        <w:t xml:space="preserve">3. We can decide the result without examining the changed </w:t>
-      </w:r>
-      <w:r>
-        <w:rPr>
-          <w:b/>
-        </w:rPr>
-        <w:t>input</w:t>
-      </w:r>
-      <w:r>
-        <w:rPr>
-          <w:b w:val="0"/>
-        </w:rPr>
-        <w:t xml:space="preserve"> or the procedure.</w:t>
-      </w:r>
-    </w:p>
-    <w:p>
-      <w:pPr>
-        <w:pStyle w:val="Heading3"/>
-      </w:pPr>
-      <w:r>
-        <w:t>My selected conclusion, deciding fact and explanation</w:t>
-      </w:r>
-    </w:p>
-    <w:p>
-      <w:r>
-        <w:t>________________________________________________________________</w:t>
-      </w:r>
-    </w:p>
-    <w:p>
-      <w:r>
-        <w:t>________________________________________________________________</w:t>
-      </w:r>
-    </w:p>
-    <w:p>
-      <w:r>
-        <w:t>________________________________________________________________</w:t>
-      </w:r>
-    </w:p>
-    <w:p>
-      <w:r>
-        <w:t>________________________________________________________________</w:t>
-      </w:r>
-    </w:p>
-    <w:p>
-      <w:r>
-        <w:t>________________________________________________________________</w:t>
-      </w:r>
-    </w:p>
-    <w:p>
-      <w:pPr>
-        <w:pStyle w:val="Heading3"/>
-      </w:pPr>
-      <w:r>
-        <w:t>Hint · try first</w:t>
-      </w:r>
-    </w:p>
-    <w:p>
-      <w:pPr>
-        <w:spacing w:line="336" w:lineRule="auto" w:after="180"/>
-        <w:shd w:fill="F1F6F8"/>
-      </w:pPr>
-      <w:r>
-        <w:rPr>
-          <w:b w:val="0"/>
-        </w:rPr>
-        <w:t>Hint if needed: Use the changed condition and the deciding step in the pictorial trace. The answer must say what follows from those facts.</w:t>
-      </w:r>
-    </w:p>
-    <w:p>
-      <w:pPr>
-        <w:pStyle w:val="Heading3"/>
-      </w:pPr>
-      <w:r>
-        <w:t>Feedback · compare after trying</w:t>
-      </w:r>
-    </w:p>
-    <w:p>
-      <w:pPr>
-        <w:spacing w:line="336" w:lineRule="auto" w:after="180"/>
-        <w:shd w:fill="F1F6FC"/>
-      </w:pPr>
-      <w:r>
-        <w:rPr>
-          <w:b w:val="0"/>
-        </w:rPr>
-        <w:t>After your attempt, compare with the supported explanation: The comparison no longer isolates the filter. Two simultaneous changes provide alternative explanations.</w:t>
-      </w:r>
-    </w:p>
-    <w:p>
-      <w:pPr>
-        <w:pStyle w:val="Heading3"/>
-      </w:pPr>
-      <w:r>
-        <w:t>Repair a missing building block</w:t>
-      </w:r>
-    </w:p>
-    <w:p>
-      <w:pPr>
-        <w:spacing w:line="336" w:lineRule="auto" w:after="180"/>
-      </w:pPr>
-      <w:r>
-        <w:rPr>
-          <w:b w:val="0"/>
-        </w:rPr>
-        <w:t xml:space="preserve">Review Multiple comparisons (ai-7/15). Goal: Explain the </w:t>
-      </w:r>
-      <w:r>
-        <w:rPr>
-          <w:b/>
-        </w:rPr>
-        <w:t>mechanism</w:t>
-      </w:r>
-      <w:r>
-        <w:rPr>
-          <w:b w:val="0"/>
-        </w:rPr>
-        <w:t xml:space="preserve"> and terminology of multiple comparisons. Short practice: Calculate the six-test cutoff and identify which supplied p-values reject.</w:t>
-      </w:r>
-    </w:p>
-    <w:p>
-      <w:pPr>
-        <w:spacing w:line="336" w:lineRule="auto" w:after="180"/>
-      </w:pPr>
-      <w:r>
-        <w:rPr>
-          <w:b w:val="0"/>
-        </w:rPr>
-        <w:t>Why must the team count every planned comparison rather than report only its smallest p-value?. Return to this week and explain what you changed.</w:t>
-      </w:r>
-    </w:p>
-    <w:p>
-      <w:pPr>
-        <w:spacing w:line="336" w:lineRule="auto" w:after="180"/>
-      </w:pPr>
-      <w:r>
-        <w:rPr>
-          <w:b w:val="0"/>
-        </w:rPr>
-        <w:t xml:space="preserve">Review Effect size and practical importance (ai-7/13). Goal: Explain the </w:t>
-      </w:r>
-      <w:r>
-        <w:rPr>
-          <w:b/>
-        </w:rPr>
-        <w:t>mechanism</w:t>
-      </w:r>
-      <w:r>
-        <w:rPr>
-          <w:b w:val="0"/>
-        </w:rPr>
-        <w:t xml:space="preserve"> and terminology of effect size and practical importance. Short practice: Calculate the absolute error-rate reduction from 20/1000 to 15/1000.</w:t>
-      </w:r>
-    </w:p>
-    <w:p>
-      <w:pPr>
-        <w:spacing w:line="336" w:lineRule="auto" w:after="180"/>
-      </w:pPr>
-      <w:r>
-        <w:rPr>
-          <w:b w:val="0"/>
-        </w:rPr>
-        <w:t>Does it meet the ten-fewer-errors threshold, and what changes when B has eight errors?. Return to this week and explain what you changed.</w:t>
-      </w:r>
-    </w:p>
-    <w:p>
-      <w:pPr>
-        <w:spacing w:line="336" w:lineRule="auto" w:after="180"/>
-      </w:pPr>
-      <w:r>
-        <w:rPr>
-          <w:b w:val="0"/>
-        </w:rPr>
-        <w:t xml:space="preserve">Review Confounders and controls (ai-7/10). Goal: Explain the </w:t>
-      </w:r>
-      <w:r>
-        <w:rPr>
-          <w:b/>
-        </w:rPr>
-        <w:t>mechanism</w:t>
-      </w:r>
-      <w:r>
-        <w:rPr>
-          <w:b w:val="0"/>
-        </w:rPr>
-        <w:t xml:space="preserve"> and terminology of confounders and controls. Short practice: Draw the four condition/background combinations.</w:t>
-      </w:r>
-    </w:p>
-    <w:p>
-      <w:pPr>
-        <w:spacing w:line="336" w:lineRule="auto" w:after="180"/>
-      </w:pPr>
-      <w:r>
-        <w:rPr>
-          <w:b w:val="0"/>
-        </w:rPr>
-        <w:t>Which variables were coupled before, and why would collecting only healthy-white and spotted-blue again leave the confounding unresolved?. Return to this week and explain what you changed.</w:t>
-      </w:r>
-    </w:p>
-    <w:p>
-      <w:pPr>
-        <w:pStyle w:val="Heading3"/>
-      </w:pPr>
-      <w:r>
         <w:t>Keep your completed work</w:t>
       </w:r>
     </w:p>
     <w:p>
       <w:pPr>
-        <w:spacing w:line="336" w:lineRule="auto" w:after="180"/>
-      </w:pPr>
-      <w:r>
-        <w:rPr>
-          <w:b w:val="0"/>
-        </w:rPr>
-        <w:t xml:space="preserve">Use Download completed work in the hosted lesson to export your answers, reflections, practice feedback and code-run </w:t>
-      </w:r>
-      <w:r>
-        <w:rPr>
-          <w:b/>
-        </w:rPr>
-        <w:t>evidence</w:t>
-      </w:r>
-      <w:r>
-        <w:rPr>
-          <w:b w:val="0"/>
-        </w:rPr>
-        <w:t>. Open the HTML copy to read or print it.</w:t>
-      </w:r>
-    </w:p>
-    <w:p>
-      <w:pPr>
-        <w:spacing w:line="336" w:lineRule="auto" w:after="180"/>
-      </w:pPr>
-      <w:r>
-        <w:rPr>
-          <w:b w:val="0"/>
-        </w:rPr>
-        <w:t>Drafts stay in this browser when storage is available; clear drafts on a shared device.</w:t>
-      </w:r>
-    </w:p>
-    <w:p>
-      <w:pPr>
         <w:pStyle w:val="Heading1"/>
       </w:pPr>
       <w:r>
-        <w:t>18. Visual concept journey</w:t>
-      </w:r>
-    </w:p>
-    <w:p>
-      <w:r>
-        <w:t>Explain each Ablation studies graphic using its labels, deciding evidence and relevant limitation.</w:t>
-      </w:r>
-    </w:p>
-    <w:p>
-      <w:pPr>
-        <w:pStyle w:val="Heading3"/>
+        <w:t>18. Reference · Six-picture concept journey</w:t>
+      </w:r>
+    </w:p>
+    <w:p>
+      <w:r>
+        <w:t>Choose the picture that supports the current explanation.</w:t>
+      </w:r>
+    </w:p>
+    <w:p>
+      <w:pPr>
+        <w:pStyle w:val="Heading2"/>
       </w:pPr>
       <w:r>
         <w:t>01. Ablation studies: the case</w:t>
@@ -3971,7 +5034,7 @@
         <w:drawing>
           <wp:inline xmlns:a="http://schemas.openxmlformats.org/drawingml/2006/main" xmlns:pic="http://schemas.openxmlformats.org/drawingml/2006/picture">
             <wp:extent cx="5486400" cy="2834640"/>
-            <wp:docPr id="3" name="Picture 3" descr="Remove one component at a time. A retrieval pipeline has search plus a relevance filter. A team tests the filter’s contribution. Supplied facts: Full pipeline: 8/10 correct. Filter removed: 6/10 on the same cases, with all other settings fixed."/>
+            <wp:docPr id="6" name="Picture 6" descr="Remove one component at a time. A retrieval pipeline has search plus a relevance filter. A team tests the filter’s contribution. Supplied facts: Full pipeline: 8/10 correct. Filter removed: 6/10 on the same cases, with all other settings fixed."/>
             <wp:cNvGraphicFramePr>
               <a:graphicFrameLocks noChangeAspect="1"/>
             </wp:cNvGraphicFramePr>
@@ -3983,7 +5046,7 @@
                     <pic:cNvPicPr/>
                   </pic:nvPicPr>
                   <pic:blipFill>
-                    <a:blip r:embed="rId11"/>
+                    <a:blip r:embed="rId14"/>
                     <a:stretch>
                       <a:fillRect/>
                     </a:stretch>
@@ -4027,7 +5090,6 @@
     <w:p>
       <w:pPr>
         <w:spacing w:line="336" w:lineRule="auto" w:after="180"/>
-        <w:shd w:fill="F5F1FB"/>
       </w:pPr>
       <w:r>
         <w:rPr>
@@ -4038,7 +5100,7 @@
     </w:p>
     <w:p>
       <w:pPr>
-        <w:pStyle w:val="Heading3"/>
+        <w:pStyle w:val="Heading2"/>
       </w:pPr>
       <w:r>
         <w:t>02. Follow the deciding steps</w:t>
@@ -4049,7 +5111,7 @@
         <w:drawing>
           <wp:inline xmlns:a="http://schemas.openxmlformats.org/drawingml/2006/main" xmlns:pic="http://schemas.openxmlformats.org/drawingml/2006/picture">
             <wp:extent cx="5486400" cy="3182112"/>
-            <wp:docPr id="4" name="Picture 4" descr="Name the component: The relevance filter is the single declared change. → Run the ablation: Remove only the filter and preserve cases and scoring. → Compare outcomes: Correctness falls from 80% to 60%, two cases in this set."/>
+            <wp:docPr id="7" name="Picture 7" descr="Name the component: The relevance filter is the single declared change. → Run the ablation: Remove only the filter and preserve cases and scoring. → Compare outcomes: Correctness falls from 80% to 60%, two cases in this set."/>
             <wp:cNvGraphicFramePr>
               <a:graphicFrameLocks noChangeAspect="1"/>
             </wp:cNvGraphicFramePr>
@@ -4061,7 +5123,7 @@
                     <pic:cNvPicPr/>
                   </pic:nvPicPr>
                   <pic:blipFill>
-                    <a:blip r:embed="rId12"/>
+                    <a:blip r:embed="rId10"/>
                     <a:stretch>
                       <a:fillRect/>
                     </a:stretch>
@@ -4130,7 +5192,6 @@
     <w:p>
       <w:pPr>
         <w:spacing w:line="336" w:lineRule="auto" w:after="180"/>
-        <w:shd w:fill="F5F1FB"/>
       </w:pPr>
       <w:r>
         <w:rPr>
@@ -4153,7 +5214,7 @@
     </w:p>
     <w:p>
       <w:pPr>
-        <w:pStyle w:val="Heading3"/>
+        <w:pStyle w:val="Heading2"/>
       </w:pPr>
       <w:r>
         <w:t>03. Relevance-filter ablation</w:t>
@@ -4164,7 +5225,7 @@
         <w:drawing>
           <wp:inline xmlns:a="http://schemas.openxmlformats.org/drawingml/2006/main" xmlns:pic="http://schemas.openxmlformats.org/drawingml/2006/picture">
             <wp:extent cx="5486400" cy="2834640"/>
-            <wp:docPr id="5" name="Picture 5" descr="Relevance-filter ablation. Units: correct answers out of 10 shared cases. Full pipeline: 8. Filter removed: 6."/>
+            <wp:docPr id="8" name="Picture 8" descr="Relevance-filter ablation. Units: correct answers out of 10 shared cases. Full pipeline: 8. Filter removed: 6."/>
             <wp:cNvGraphicFramePr>
               <a:graphicFrameLocks noChangeAspect="1"/>
             </wp:cNvGraphicFramePr>
@@ -4173,187 +5234,6 @@
                 <pic:pic>
                   <pic:nvPicPr>
                     <pic:cNvPr id="0" name="academy-story-ai-7-16-03.png"/>
-                    <pic:cNvPicPr/>
-                  </pic:nvPicPr>
-                  <pic:blipFill>
-                    <a:blip r:embed="rId13"/>
-                    <a:stretch>
-                      <a:fillRect/>
-                    </a:stretch>
-                  </pic:blipFill>
-                  <pic:spPr>
-                    <a:xfrm>
-                      <a:off x="0" y="0"/>
-                      <a:ext cx="5486400" cy="2834640"/>
-                    </a:xfrm>
-                    <a:prstGeom prst="rect"/>
-                  </pic:spPr>
-                </pic:pic>
-              </a:graphicData>
-            </a:graphic>
-          </wp:inline>
-        </w:drawing>
-      </w:r>
-    </w:p>
-    <w:p>
-      <w:pPr>
-        <w:spacing w:line="336" w:lineRule="auto" w:after="180"/>
-      </w:pPr>
-      <w:r>
-        <w:rPr>
-          <w:b w:val="0"/>
-        </w:rPr>
-        <w:t xml:space="preserve">Relevance-filter </w:t>
-      </w:r>
-      <w:r>
-        <w:rPr>
-          <w:b/>
-        </w:rPr>
-        <w:t>ablation</w:t>
-      </w:r>
-      <w:r>
-        <w:rPr>
-          <w:b w:val="0"/>
-        </w:rPr>
-        <w:t>. Units: correct answers out of 10 shared cases. Full pipeline: 8. Filter removed: 6.</w:t>
-      </w:r>
-    </w:p>
-    <w:p>
-      <w:pPr>
-        <w:spacing w:line="336" w:lineRule="auto" w:after="180"/>
-        <w:shd w:fill="F5F1FB"/>
-      </w:pPr>
-      <w:r>
-        <w:rPr>
-          <w:b w:val="0"/>
-        </w:rPr>
-        <w:t>Read the labels and values. Explain the relationship the model shows.</w:t>
-      </w:r>
-    </w:p>
-    <w:p>
-      <w:pPr>
-        <w:pStyle w:val="Heading3"/>
-      </w:pPr>
-      <w:r>
-        <w:t>04. Change one thing. Trace what follows.</w:t>
-      </w:r>
-    </w:p>
-    <w:p>
-      <w:r>
-        <w:drawing>
-          <wp:inline xmlns:a="http://schemas.openxmlformats.org/drawingml/2006/main" xmlns:pic="http://schemas.openxmlformats.org/drawingml/2006/picture">
-            <wp:extent cx="5486400" cy="3026664"/>
-            <wp:docPr id="6" name="Picture 6" descr="Original case: Correctness falls from 80% to 60%, two cases in this set. Changed condition: Remove the filter and also change the model version. Expected result: The comparison no longer isolates the filter. Reason: Two simultaneous changes provide alternative explanations."/>
-            <wp:cNvGraphicFramePr>
-              <a:graphicFrameLocks noChangeAspect="1"/>
-            </wp:cNvGraphicFramePr>
-            <a:graphic>
-              <a:graphicData uri="http://schemas.openxmlformats.org/drawingml/2006/picture">
-                <pic:pic>
-                  <pic:nvPicPr>
-                    <pic:cNvPr id="0" name="academy-story-ai-7-16-04.png"/>
-                    <pic:cNvPicPr/>
-                  </pic:nvPicPr>
-                  <pic:blipFill>
-                    <a:blip r:embed="rId14"/>
-                    <a:stretch>
-                      <a:fillRect/>
-                    </a:stretch>
-                  </pic:blipFill>
-                  <pic:spPr>
-                    <a:xfrm>
-                      <a:off x="0" y="0"/>
-                      <a:ext cx="5486400" cy="3026664"/>
-                    </a:xfrm>
-                    <a:prstGeom prst="rect"/>
-                  </pic:spPr>
-                </pic:pic>
-              </a:graphicData>
-            </a:graphic>
-          </wp:inline>
-        </w:drawing>
-      </w:r>
-    </w:p>
-    <w:p>
-      <w:pPr>
-        <w:spacing w:line="336" w:lineRule="auto" w:after="180"/>
-      </w:pPr>
-      <w:r>
-        <w:rPr>
-          <w:b w:val="0"/>
-        </w:rPr>
-        <w:t xml:space="preserve">Original case: Correctness falls from </w:t>
-      </w:r>
-      <w:r>
-        <w:rPr>
-          <w:b/>
-        </w:rPr>
-        <w:t>80%</w:t>
-      </w:r>
-      <w:r>
-        <w:rPr>
-          <w:b w:val="0"/>
-        </w:rPr>
-        <w:t xml:space="preserve"> to </w:t>
-      </w:r>
-      <w:r>
-        <w:rPr>
-          <w:b/>
-        </w:rPr>
-        <w:t>60%</w:t>
-      </w:r>
-      <w:r>
-        <w:rPr>
-          <w:b w:val="0"/>
-        </w:rPr>
-        <w:t>, two cases in this set. Changed condition: Remove the filter and also change the model version. Expected result: The comparison no longer isolates the filter.</w:t>
-      </w:r>
-    </w:p>
-    <w:p>
-      <w:pPr>
-        <w:spacing w:line="336" w:lineRule="auto" w:after="180"/>
-      </w:pPr>
-      <w:r>
-        <w:rPr>
-          <w:b w:val="0"/>
-        </w:rPr>
-        <w:t>Reason: Two simultaneous changes provide alternative explanations.</w:t>
-      </w:r>
-    </w:p>
-    <w:p>
-      <w:pPr>
-        <w:spacing w:line="336" w:lineRule="auto" w:after="180"/>
-        <w:shd w:fill="F5F1FB"/>
-      </w:pPr>
-      <w:r>
-        <w:rPr>
-          <w:b w:val="0"/>
-        </w:rPr>
-        <w:t>Predict before checking the worked changed-case result. Name what changed and what the supplied facts allow you to conclude.</w:t>
-      </w:r>
-    </w:p>
-    <w:p>
-      <w:pPr>
-        <w:pStyle w:val="Heading3"/>
-      </w:pPr>
-      <w:r>
-        <w:t>05. Connect the explanation to its limit</w:t>
-      </w:r>
-    </w:p>
-    <w:p>
-      <w:r>
-        <w:drawing>
-          <wp:inline xmlns:a="http://schemas.openxmlformats.org/drawingml/2006/main" xmlns:pic="http://schemas.openxmlformats.org/drawingml/2006/picture">
-            <wp:extent cx="5486400" cy="2834640"/>
-            <wp:docPr id="7" name="Picture 7" descr="An ablation probes a component by removing or changing it while holding the rest fixed. It supports a scoped comparison, not a claim that the component always helps. Limit: Interactions and small-sample variability remain; this illustrative difference is not a universal causal estimate."/>
-            <wp:cNvGraphicFramePr>
-              <a:graphicFrameLocks noChangeAspect="1"/>
-            </wp:cNvGraphicFramePr>
-            <a:graphic>
-              <a:graphicData uri="http://schemas.openxmlformats.org/drawingml/2006/picture">
-                <pic:pic>
-                  <pic:nvPicPr>
-                    <pic:cNvPr id="0" name="academy-story-ai-7-16-05.png"/>
                     <pic:cNvPicPr/>
                   </pic:nvPicPr>
                   <pic:blipFill>
@@ -4384,7 +5264,7 @@
         <w:rPr>
           <w:b w:val="0"/>
         </w:rPr>
-        <w:t xml:space="preserve">An </w:t>
+        <w:t xml:space="preserve">Relevance-filter </w:t>
       </w:r>
       <w:r>
         <w:rPr>
@@ -4396,6 +5276,185 @@
         <w:rPr>
           <w:b w:val="0"/>
         </w:rPr>
+        <w:t>. Units: correct answers out of 10 shared cases. Full pipeline: 8. Filter removed: 6.</w:t>
+      </w:r>
+    </w:p>
+    <w:p>
+      <w:pPr>
+        <w:spacing w:line="336" w:lineRule="auto" w:after="180"/>
+      </w:pPr>
+      <w:r>
+        <w:rPr>
+          <w:b w:val="0"/>
+        </w:rPr>
+        <w:t>Read the labels and values. Explain the relationship the model shows.</w:t>
+      </w:r>
+    </w:p>
+    <w:p>
+      <w:pPr>
+        <w:pStyle w:val="Heading2"/>
+      </w:pPr>
+      <w:r>
+        <w:t>04. Change one thing. Trace what follows.</w:t>
+      </w:r>
+    </w:p>
+    <w:p>
+      <w:r>
+        <w:drawing>
+          <wp:inline xmlns:a="http://schemas.openxmlformats.org/drawingml/2006/main" xmlns:pic="http://schemas.openxmlformats.org/drawingml/2006/picture">
+            <wp:extent cx="5486400" cy="3026664"/>
+            <wp:docPr id="9" name="Picture 9" descr="Original case: Correctness falls from 80% to 60%, two cases in this set. Changed condition: Remove the filter and also change the model version. Expected result: The comparison no longer isolates the filter. Reason: Two simultaneous changes provide alternative explanations."/>
+            <wp:cNvGraphicFramePr>
+              <a:graphicFrameLocks noChangeAspect="1"/>
+            </wp:cNvGraphicFramePr>
+            <a:graphic>
+              <a:graphicData uri="http://schemas.openxmlformats.org/drawingml/2006/picture">
+                <pic:pic>
+                  <pic:nvPicPr>
+                    <pic:cNvPr id="0" name="academy-story-ai-7-16-04.png"/>
+                    <pic:cNvPicPr/>
+                  </pic:nvPicPr>
+                  <pic:blipFill>
+                    <a:blip r:embed="rId11"/>
+                    <a:stretch>
+                      <a:fillRect/>
+                    </a:stretch>
+                  </pic:blipFill>
+                  <pic:spPr>
+                    <a:xfrm>
+                      <a:off x="0" y="0"/>
+                      <a:ext cx="5486400" cy="3026664"/>
+                    </a:xfrm>
+                    <a:prstGeom prst="rect"/>
+                  </pic:spPr>
+                </pic:pic>
+              </a:graphicData>
+            </a:graphic>
+          </wp:inline>
+        </w:drawing>
+      </w:r>
+    </w:p>
+    <w:p>
+      <w:pPr>
+        <w:spacing w:line="336" w:lineRule="auto" w:after="180"/>
+      </w:pPr>
+      <w:r>
+        <w:rPr>
+          <w:b w:val="0"/>
+        </w:rPr>
+        <w:t xml:space="preserve">Original case: Correctness falls from </w:t>
+      </w:r>
+      <w:r>
+        <w:rPr>
+          <w:b/>
+        </w:rPr>
+        <w:t>80%</w:t>
+      </w:r>
+      <w:r>
+        <w:rPr>
+          <w:b w:val="0"/>
+        </w:rPr>
+        <w:t xml:space="preserve"> to </w:t>
+      </w:r>
+      <w:r>
+        <w:rPr>
+          <w:b/>
+        </w:rPr>
+        <w:t>60%</w:t>
+      </w:r>
+      <w:r>
+        <w:rPr>
+          <w:b w:val="0"/>
+        </w:rPr>
+        <w:t>, two cases in this set. Changed condition: Remove the filter and also change the model version. Expected result: The comparison no longer isolates the filter.</w:t>
+      </w:r>
+    </w:p>
+    <w:p>
+      <w:pPr>
+        <w:spacing w:line="336" w:lineRule="auto" w:after="180"/>
+      </w:pPr>
+      <w:r>
+        <w:rPr>
+          <w:b w:val="0"/>
+        </w:rPr>
+        <w:t>Reason: Two simultaneous changes provide alternative explanations.</w:t>
+      </w:r>
+    </w:p>
+    <w:p>
+      <w:pPr>
+        <w:spacing w:line="336" w:lineRule="auto" w:after="180"/>
+      </w:pPr>
+      <w:r>
+        <w:rPr>
+          <w:b w:val="0"/>
+        </w:rPr>
+        <w:t>Predict before checking the worked changed-case result. Name what changed and what the supplied facts allow you to conclude.</w:t>
+      </w:r>
+    </w:p>
+    <w:p>
+      <w:pPr>
+        <w:pStyle w:val="Heading2"/>
+      </w:pPr>
+      <w:r>
+        <w:t>05. Connect the explanation to its limit</w:t>
+      </w:r>
+    </w:p>
+    <w:p>
+      <w:r>
+        <w:drawing>
+          <wp:inline xmlns:a="http://schemas.openxmlformats.org/drawingml/2006/main" xmlns:pic="http://schemas.openxmlformats.org/drawingml/2006/picture">
+            <wp:extent cx="5486400" cy="2834640"/>
+            <wp:docPr id="10" name="Picture 10" descr="An ablation probes a component by removing or changing it while holding the rest fixed. It supports a scoped comparison, not a claim that the component always helps. Limit: Interactions and small-sample variability remain; this illustrative difference is not a universal causal estimate."/>
+            <wp:cNvGraphicFramePr>
+              <a:graphicFrameLocks noChangeAspect="1"/>
+            </wp:cNvGraphicFramePr>
+            <a:graphic>
+              <a:graphicData uri="http://schemas.openxmlformats.org/drawingml/2006/picture">
+                <pic:pic>
+                  <pic:nvPicPr>
+                    <pic:cNvPr id="0" name="academy-story-ai-7-16-05.png"/>
+                    <pic:cNvPicPr/>
+                  </pic:nvPicPr>
+                  <pic:blipFill>
+                    <a:blip r:embed="rId16"/>
+                    <a:stretch>
+                      <a:fillRect/>
+                    </a:stretch>
+                  </pic:blipFill>
+                  <pic:spPr>
+                    <a:xfrm>
+                      <a:off x="0" y="0"/>
+                      <a:ext cx="5486400" cy="2834640"/>
+                    </a:xfrm>
+                    <a:prstGeom prst="rect"/>
+                  </pic:spPr>
+                </pic:pic>
+              </a:graphicData>
+            </a:graphic>
+          </wp:inline>
+        </w:drawing>
+      </w:r>
+    </w:p>
+    <w:p>
+      <w:pPr>
+        <w:spacing w:line="336" w:lineRule="auto" w:after="180"/>
+      </w:pPr>
+      <w:r>
+        <w:rPr>
+          <w:b w:val="0"/>
+        </w:rPr>
+        <w:t xml:space="preserve">An </w:t>
+      </w:r>
+      <w:r>
+        <w:rPr>
+          <w:b/>
+        </w:rPr>
+        <w:t>ablation</w:t>
+      </w:r>
+      <w:r>
+        <w:rPr>
+          <w:b w:val="0"/>
+        </w:rPr>
         <w:t xml:space="preserve"> probes a component by removing or changing it while holding the rest fixed. It supports a scoped comparison, not a claim that the component always helps.</w:t>
       </w:r>
     </w:p>
@@ -4425,7 +5484,6 @@
     <w:p>
       <w:pPr>
         <w:spacing w:line="336" w:lineRule="auto" w:after="180"/>
-        <w:shd w:fill="F5F1FB"/>
       </w:pPr>
       <w:r>
         <w:rPr>
@@ -4436,7 +5494,7 @@
     </w:p>
     <w:p>
       <w:pPr>
-        <w:pStyle w:val="Heading3"/>
+        <w:pStyle w:val="Heading2"/>
       </w:pPr>
       <w:r>
         <w:t>06. Make the idea visible in your project</w:t>
@@ -4447,7 +5505,7 @@
         <w:drawing>
           <wp:inline xmlns:a="http://schemas.openxmlformats.org/drawingml/2006/main" xmlns:pic="http://schemas.openxmlformats.org/drawingml/2006/picture">
             <wp:extent cx="5486400" cy="3681984"/>
-            <wp:docPr id="8" name="Picture 8" descr="For the Reproducible AI Research Study, retain an annotated worked trace and the changed-case reasoning. Connect the claim to its records, units and assumptions so another investigator can challenge or reproduce it. Draw your input, deciding step, result and limit. Supported question: Calculate the filter ablation’s two rates and count change. Which single component is altered, and why does also changing the model prevent isolating the filter?"/>
+            <wp:docPr id="11" name="Picture 11" descr="For the Reproducible AI Research Study, retain an annotated worked trace and the changed-case reasoning. Connect the claim to its records, units and assumptions so another investigator can challenge or reproduce it. Draw your input, deciding step, result and limit. Supported question: Calculate the filter ablation’s two rates and count change. Which single component is altered, and why does also changing the model prevent isolating the filter?"/>
             <wp:cNvGraphicFramePr>
               <a:graphicFrameLocks noChangeAspect="1"/>
             </wp:cNvGraphicFramePr>
@@ -4459,7 +5517,7 @@
                     <pic:cNvPicPr/>
                   </pic:nvPicPr>
                   <pic:blipFill>
-                    <a:blip r:embed="rId16"/>
+                    <a:blip r:embed="rId17"/>
                     <a:stretch>
                       <a:fillRect/>
                     </a:stretch>
@@ -4538,7 +5596,6 @@
     <w:p>
       <w:pPr>
         <w:spacing w:line="336" w:lineRule="auto" w:after="180"/>
-        <w:shd w:fill="F5F1FB"/>
       </w:pPr>
       <w:r>
         <w:rPr>
@@ -4557,6 +5614,62 @@
           <w:b w:val="0"/>
         </w:rPr>
         <w:t>.</w:t>
+      </w:r>
+    </w:p>
+    <w:p>
+      <w:pPr>
+        <w:pStyle w:val="Heading2"/>
+      </w:pPr>
+      <w:r>
+        <w:t>Earlier wording, alternatives and picture transcripts · reference / check after trying</w:t>
+      </w:r>
+    </w:p>
+    <w:p>
+      <w:pPr>
+        <w:pStyle w:val="Heading3"/>
+      </w:pPr>
+      <w:r>
+        <w:t>01. Ablation studies: the case</w:t>
+      </w:r>
+    </w:p>
+    <w:p>
+      <w:pPr>
+        <w:pStyle w:val="Heading3"/>
+      </w:pPr>
+      <w:r>
+        <w:t>02. Follow the deciding steps</w:t>
+      </w:r>
+    </w:p>
+    <w:p>
+      <w:pPr>
+        <w:pStyle w:val="Heading3"/>
+      </w:pPr>
+      <w:r>
+        <w:t>03. Relevance-filter ablation</w:t>
+      </w:r>
+    </w:p>
+    <w:p>
+      <w:pPr>
+        <w:pStyle w:val="Heading3"/>
+      </w:pPr>
+      <w:r>
+        <w:t>04. Change one thing. Trace what follows.</w:t>
+      </w:r>
+    </w:p>
+    <w:p>
+      <w:pPr>
+        <w:pStyle w:val="Heading3"/>
+      </w:pPr>
+      <w:r>
+        <w:t>05. Connect the explanation to its limit</w:t>
+      </w:r>
+    </w:p>
+    <w:p>
+      <w:pPr>
+        <w:pStyle w:val="Heading3"/>
+      </w:pPr>
+      <w:r>
+        <w:t>06. Make the idea visible in your project</w:t>
       </w:r>
     </w:p>
     <w:sectPr>
